--- a/lifesync-ai/docs/architecture-report-v7.docx
+++ b/lifesync-ai/docs/architecture-report-v7.docx
@@ -423,6 +423,48 @@
     </w:p>
     <w:p>
       <w:pPr>
+        <w:spacing w:after="50"/>
+        <w:ind w:left="360"/>
+      </w:pPr>
+      <w:r>
+        <w:rPr>
+          <w:rFonts w:ascii="Arial" w:cs="Arial" w:eastAsia="Arial" w:hAnsi="Arial"/>
+          <w:sz w:val="17"/>
+          <w:szCs w:val="17"/>
+        </w:rPr>
+        <w:t xml:space="preserve">- 21. 모니터링 에이전트 시스템 (NEW)</w:t>
+      </w:r>
+    </w:p>
+    <w:p>
+      <w:pPr>
+        <w:spacing w:after="50"/>
+        <w:ind w:left="360"/>
+      </w:pPr>
+      <w:r>
+        <w:rPr>
+          <w:rFonts w:ascii="Arial" w:cs="Arial" w:eastAsia="Arial" w:hAnsi="Arial"/>
+          <w:sz w:val="17"/>
+          <w:szCs w:val="17"/>
+        </w:rPr>
+        <w:t xml:space="preserve">- 22. 게이지 SVG 전환 + 텍스트 대비 개선 (NEW)</w:t>
+      </w:r>
+    </w:p>
+    <w:p>
+      <w:pPr>
+        <w:spacing w:after="50"/>
+        <w:ind w:left="360"/>
+      </w:pPr>
+      <w:r>
+        <w:rPr>
+          <w:rFonts w:ascii="Arial" w:cs="Arial" w:eastAsia="Arial" w:hAnsi="Arial"/>
+          <w:sz w:val="17"/>
+          <w:szCs w:val="17"/>
+        </w:rPr>
+        <w:t xml:space="preserve">- 23. Tailwind 테마 방식 전환 (NEW)</w:t>
+      </w:r>
+    </w:p>
+    <w:p>
+      <w:pPr>
         <w:spacing w:after="80"/>
       </w:pPr>
       <w:r>
@@ -447,7 +489,7 @@
           <w:sz w:val="17"/>
           <w:szCs w:val="17"/>
         </w:rPr>
-        <w:t xml:space="preserve">- 21. 웹 개발 기초 용어</w:t>
+        <w:t xml:space="preserve">- 24. 웹 개발 기초 용어</w:t>
       </w:r>
     </w:p>
     <w:p>
@@ -461,7 +503,7 @@
           <w:sz w:val="17"/>
           <w:szCs w:val="17"/>
         </w:rPr>
-        <w:t xml:space="preserve">- 22. AI/ML 핵심 개념</w:t>
+        <w:t xml:space="preserve">- 25. AI/ML 핵심 개념</w:t>
       </w:r>
     </w:p>
     <w:p>
@@ -475,7 +517,7 @@
           <w:sz w:val="17"/>
           <w:szCs w:val="17"/>
         </w:rPr>
-        <w:t xml:space="preserve">- 23. 프로젝트 아키텍처 개념</w:t>
+        <w:t xml:space="preserve">- 26. 프로젝트 아키텍처 개념</w:t>
       </w:r>
     </w:p>
     <w:p>
@@ -489,7 +531,7 @@
           <w:sz w:val="17"/>
           <w:szCs w:val="17"/>
         </w:rPr>
-        <w:t xml:space="preserve">- 24. 스토어 배포 체크리스트</w:t>
+        <w:t xml:space="preserve">- 27. 스토어 배포 체크리스트</w:t>
       </w:r>
     </w:p>
     <w:p>
@@ -15739,7 +15781,7 @@
           <w:sz w:val="17"/>
           <w:szCs w:val="17"/>
         </w:rPr>
-        <w:t xml:space="preserve">- 모니터링 허브: 중앙 링 차트 + 4개 핵심 지표 + AI 자동 진단</w:t>
+        <w:t xml:space="preserve">- 모니터링 허브: SVG 원형 게이지 (Recharts 제거) + 4개 핵심 지표 + AI 자동 진단</w:t>
       </w:r>
     </w:p>
     <w:p>
@@ -15795,9 +15837,2987 @@
           <w:sz w:val="17"/>
           <w:szCs w:val="17"/>
         </w:rPr>
-        <w:t xml:space="preserve">- 라이트 모드: Samsung Blue #1a73e8 + 200줄 CSS 오버라이드</w:t>
-      </w:r>
-    </w:p>
+        <w:t xml:space="preserve">- 라이트 모드: Samsung Blue #1a73e8 + Tailwind 테마 방식 적용</w:t>
+      </w:r>
+    </w:p>
+    <w:p>
+      <w:pPr>
+        <w:pStyle w:val="Heading1"/>
+        <w:spacing w:after="160" w:before="320"/>
+      </w:pPr>
+      <w:r>
+        <w:rPr>
+          <w:rFonts w:ascii="Arial" w:cs="Arial" w:eastAsia="Arial" w:hAnsi="Arial"/>
+          <w:b/>
+          <w:bCs/>
+          <w:color w:val="1a73e8"/>
+          <w:sz w:val="28"/>
+          <w:szCs w:val="28"/>
+        </w:rPr>
+        <w:t xml:space="preserve">21. 모니터링 에이전트 시스템</w:t>
+      </w:r>
+    </w:p>
+    <w:p>
+      <w:pPr>
+        <w:spacing w:after="80"/>
+      </w:pPr>
+      <w:r>
+        <w:rPr>
+          <w:rFonts w:ascii="Arial" w:cs="Arial" w:eastAsia="Arial" w:hAnsi="Arial"/>
+          <w:sz w:val="17"/>
+          <w:szCs w:val="17"/>
+        </w:rPr>
+        <w:t xml:space="preserve">코어 에이전트 + 4개 서포트 에이전트가 주기적으로 코드/API/플러그인/보안을 점검하고, 결과를 CLAUDE.md에 자동 반영합니다.</w:t>
+      </w:r>
+    </w:p>
+    <w:p>
+      <w:pPr>
+        <w:pStyle w:val="Heading2"/>
+        <w:spacing w:after="120" w:before="240"/>
+      </w:pPr>
+      <w:r>
+        <w:rPr>
+          <w:rFonts w:ascii="Arial" w:cs="Arial" w:eastAsia="Arial" w:hAnsi="Arial"/>
+          <w:b/>
+          <w:bCs/>
+          <w:color w:val="333333"/>
+          <w:sz w:val="22"/>
+          <w:szCs w:val="22"/>
+        </w:rPr>
+        <w:t xml:space="preserve">24.1 에이전트 구조</w:t>
+      </w:r>
+    </w:p>
+    <w:tbl>
+      <w:tblPr>
+        <w:tblW w:type="dxa" w:w="9360"/>
+        <w:tblBorders>
+          <w:top w:val="single" w:color="auto" w:sz="4"/>
+          <w:left w:val="single" w:color="auto" w:sz="4"/>
+          <w:bottom w:val="single" w:color="auto" w:sz="4"/>
+          <w:right w:val="single" w:color="auto" w:sz="4"/>
+          <w:insideH w:val="single" w:color="auto" w:sz="4"/>
+          <w:insideV w:val="single" w:color="auto" w:sz="4"/>
+        </w:tblBorders>
+      </w:tblPr>
+      <w:tblGrid>
+        <w:gridCol w:w="1800"/>
+        <w:gridCol w:w="2400"/>
+        <w:gridCol w:w="3200"/>
+        <w:gridCol w:w="1960"/>
+      </w:tblGrid>
+      <w:tr>
+        <w:tc>
+          <w:tcPr>
+            <w:tcW w:type="auto" w:w="0"/>
+            <w:tcBorders>
+              <w:top w:val="single" w:color="CCCCCC" w:sz="1"/>
+              <w:left w:val="single" w:color="CCCCCC" w:sz="1"/>
+              <w:bottom w:val="single" w:color="CCCCCC" w:sz="1"/>
+              <w:right w:val="single" w:color="CCCCCC" w:sz="1"/>
+            </w:tcBorders>
+            <w:shd w:fill="1a73e8" w:val="clear"/>
+            <w:tcMar>
+              <w:top w:type="dxa" w:w="45"/>
+              <w:left w:type="dxa" w:w="70"/>
+              <w:bottom w:type="dxa" w:w="45"/>
+              <w:right w:type="dxa" w:w="70"/>
+            </w:tcMar>
+          </w:tcPr>
+          <w:p>
+            <w:r>
+              <w:rPr>
+                <w:rFonts w:ascii="Arial" w:cs="Arial" w:eastAsia="Arial" w:hAnsi="Arial"/>
+                <w:b/>
+                <w:bCs/>
+                <w:color w:val="FFFFFF"/>
+                <w:sz w:val="17"/>
+                <w:szCs w:val="17"/>
+              </w:rPr>
+              <w:t xml:space="preserve">에이전트</w:t>
+            </w:r>
+          </w:p>
+        </w:tc>
+        <w:tc>
+          <w:tcPr>
+            <w:tcW w:type="auto" w:w="0"/>
+            <w:tcBorders>
+              <w:top w:val="single" w:color="CCCCCC" w:sz="1"/>
+              <w:left w:val="single" w:color="CCCCCC" w:sz="1"/>
+              <w:bottom w:val="single" w:color="CCCCCC" w:sz="1"/>
+              <w:right w:val="single" w:color="CCCCCC" w:sz="1"/>
+            </w:tcBorders>
+            <w:shd w:fill="1a73e8" w:val="clear"/>
+            <w:tcMar>
+              <w:top w:type="dxa" w:w="45"/>
+              <w:left w:type="dxa" w:w="70"/>
+              <w:bottom w:type="dxa" w:w="45"/>
+              <w:right w:type="dxa" w:w="70"/>
+            </w:tcMar>
+          </w:tcPr>
+          <w:p>
+            <w:r>
+              <w:rPr>
+                <w:rFonts w:ascii="Arial" w:cs="Arial" w:eastAsia="Arial" w:hAnsi="Arial"/>
+                <w:b/>
+                <w:bCs/>
+                <w:color w:val="FFFFFF"/>
+                <w:sz w:val="17"/>
+                <w:szCs w:val="17"/>
+              </w:rPr>
+              <w:t xml:space="preserve">파일</w:t>
+            </w:r>
+          </w:p>
+        </w:tc>
+        <w:tc>
+          <w:tcPr>
+            <w:tcW w:type="auto" w:w="0"/>
+            <w:tcBorders>
+              <w:top w:val="single" w:color="CCCCCC" w:sz="1"/>
+              <w:left w:val="single" w:color="CCCCCC" w:sz="1"/>
+              <w:bottom w:val="single" w:color="CCCCCC" w:sz="1"/>
+              <w:right w:val="single" w:color="CCCCCC" w:sz="1"/>
+            </w:tcBorders>
+            <w:shd w:fill="1a73e8" w:val="clear"/>
+            <w:tcMar>
+              <w:top w:type="dxa" w:w="45"/>
+              <w:left w:type="dxa" w:w="70"/>
+              <w:bottom w:type="dxa" w:w="45"/>
+              <w:right w:type="dxa" w:w="70"/>
+            </w:tcMar>
+          </w:tcPr>
+          <w:p>
+            <w:r>
+              <w:rPr>
+                <w:rFonts w:ascii="Arial" w:cs="Arial" w:eastAsia="Arial" w:hAnsi="Arial"/>
+                <w:b/>
+                <w:bCs/>
+                <w:color w:val="FFFFFF"/>
+                <w:sz w:val="17"/>
+                <w:szCs w:val="17"/>
+              </w:rPr>
+              <w:t xml:space="preserve">역할</w:t>
+            </w:r>
+          </w:p>
+        </w:tc>
+        <w:tc>
+          <w:tcPr>
+            <w:tcW w:type="auto" w:w="0"/>
+            <w:tcBorders>
+              <w:top w:val="single" w:color="CCCCCC" w:sz="1"/>
+              <w:left w:val="single" w:color="CCCCCC" w:sz="1"/>
+              <w:bottom w:val="single" w:color="CCCCCC" w:sz="1"/>
+              <w:right w:val="single" w:color="CCCCCC" w:sz="1"/>
+            </w:tcBorders>
+            <w:shd w:fill="1a73e8" w:val="clear"/>
+            <w:tcMar>
+              <w:top w:type="dxa" w:w="45"/>
+              <w:left w:type="dxa" w:w="70"/>
+              <w:bottom w:type="dxa" w:w="45"/>
+              <w:right w:type="dxa" w:w="70"/>
+            </w:tcMar>
+          </w:tcPr>
+          <w:p>
+            <w:r>
+              <w:rPr>
+                <w:rFonts w:ascii="Arial" w:cs="Arial" w:eastAsia="Arial" w:hAnsi="Arial"/>
+                <w:b/>
+                <w:bCs/>
+                <w:color w:val="FFFFFF"/>
+                <w:sz w:val="17"/>
+                <w:szCs w:val="17"/>
+              </w:rPr>
+              <w:t xml:space="preserve">점검 주기</w:t>
+            </w:r>
+          </w:p>
+        </w:tc>
+      </w:tr>
+      <w:tr>
+        <w:tc>
+          <w:tcPr>
+            <w:tcW w:type="auto" w:w="0"/>
+            <w:tcBorders>
+              <w:top w:val="single" w:color="CCCCCC" w:sz="1"/>
+              <w:left w:val="single" w:color="CCCCCC" w:sz="1"/>
+              <w:bottom w:val="single" w:color="CCCCCC" w:sz="1"/>
+              <w:right w:val="single" w:color="CCCCCC" w:sz="1"/>
+            </w:tcBorders>
+            <w:tcMar>
+              <w:top w:type="dxa" w:w="45"/>
+              <w:left w:type="dxa" w:w="70"/>
+              <w:bottom w:type="dxa" w:w="45"/>
+              <w:right w:type="dxa" w:w="70"/>
+            </w:tcMar>
+          </w:tcPr>
+          <w:p>
+            <w:r>
+              <w:rPr>
+                <w:rFonts w:ascii="Arial" w:cs="Arial" w:eastAsia="Arial" w:hAnsi="Arial"/>
+                <w:sz w:val="17"/>
+                <w:szCs w:val="17"/>
+              </w:rPr>
+              <w:t xml:space="preserve">코어</w:t>
+            </w:r>
+          </w:p>
+        </w:tc>
+        <w:tc>
+          <w:tcPr>
+            <w:tcW w:type="auto" w:w="0"/>
+            <w:tcBorders>
+              <w:top w:val="single" w:color="CCCCCC" w:sz="1"/>
+              <w:left w:val="single" w:color="CCCCCC" w:sz="1"/>
+              <w:bottom w:val="single" w:color="CCCCCC" w:sz="1"/>
+              <w:right w:val="single" w:color="CCCCCC" w:sz="1"/>
+            </w:tcBorders>
+            <w:tcMar>
+              <w:top w:type="dxa" w:w="45"/>
+              <w:left w:type="dxa" w:w="70"/>
+              <w:bottom w:type="dxa" w:w="45"/>
+              <w:right w:type="dxa" w:w="70"/>
+            </w:tcMar>
+          </w:tcPr>
+          <w:p>
+            <w:r>
+              <w:rPr>
+                <w:rFonts w:ascii="Arial" w:cs="Arial" w:eastAsia="Arial" w:hAnsi="Arial"/>
+                <w:sz w:val="17"/>
+                <w:szCs w:val="17"/>
+              </w:rPr>
+              <w:t xml:space="preserve">core_agent.py</w:t>
+            </w:r>
+          </w:p>
+        </w:tc>
+        <w:tc>
+          <w:tcPr>
+            <w:tcW w:type="auto" w:w="0"/>
+            <w:tcBorders>
+              <w:top w:val="single" w:color="CCCCCC" w:sz="1"/>
+              <w:left w:val="single" w:color="CCCCCC" w:sz="1"/>
+              <w:bottom w:val="single" w:color="CCCCCC" w:sz="1"/>
+              <w:right w:val="single" w:color="CCCCCC" w:sz="1"/>
+            </w:tcBorders>
+            <w:tcMar>
+              <w:top w:type="dxa" w:w="45"/>
+              <w:left w:type="dxa" w:w="70"/>
+              <w:bottom w:type="dxa" w:w="45"/>
+              <w:right w:type="dxa" w:w="70"/>
+            </w:tcMar>
+          </w:tcPr>
+          <w:p>
+            <w:r>
+              <w:rPr>
+                <w:rFonts w:ascii="Arial" w:cs="Arial" w:eastAsia="Arial" w:hAnsi="Arial"/>
+                <w:sz w:val="17"/>
+                <w:szCs w:val="17"/>
+              </w:rPr>
+              <w:t xml:space="preserve">서포트 결과 종합 + CLAUDE.md 업데이트</w:t>
+            </w:r>
+          </w:p>
+        </w:tc>
+        <w:tc>
+          <w:tcPr>
+            <w:tcW w:type="auto" w:w="0"/>
+            <w:tcBorders>
+              <w:top w:val="single" w:color="CCCCCC" w:sz="1"/>
+              <w:left w:val="single" w:color="CCCCCC" w:sz="1"/>
+              <w:bottom w:val="single" w:color="CCCCCC" w:sz="1"/>
+              <w:right w:val="single" w:color="CCCCCC" w:sz="1"/>
+            </w:tcBorders>
+            <w:tcMar>
+              <w:top w:type="dxa" w:w="45"/>
+              <w:left w:type="dxa" w:w="70"/>
+              <w:bottom w:type="dxa" w:w="45"/>
+              <w:right w:type="dxa" w:w="70"/>
+            </w:tcMar>
+          </w:tcPr>
+          <w:p>
+            <w:r>
+              <w:rPr>
+                <w:rFonts w:ascii="Arial" w:cs="Arial" w:eastAsia="Arial" w:hAnsi="Arial"/>
+                <w:sz w:val="17"/>
+                <w:szCs w:val="17"/>
+              </w:rPr>
+              <w:t xml:space="preserve">6시간 (자동)</w:t>
+            </w:r>
+          </w:p>
+        </w:tc>
+      </w:tr>
+      <w:tr>
+        <w:tc>
+          <w:tcPr>
+            <w:tcW w:type="auto" w:w="0"/>
+            <w:tcBorders>
+              <w:top w:val="single" w:color="CCCCCC" w:sz="1"/>
+              <w:left w:val="single" w:color="CCCCCC" w:sz="1"/>
+              <w:bottom w:val="single" w:color="CCCCCC" w:sz="1"/>
+              <w:right w:val="single" w:color="CCCCCC" w:sz="1"/>
+            </w:tcBorders>
+            <w:tcMar>
+              <w:top w:type="dxa" w:w="45"/>
+              <w:left w:type="dxa" w:w="70"/>
+              <w:bottom w:type="dxa" w:w="45"/>
+              <w:right w:type="dxa" w:w="70"/>
+            </w:tcMar>
+          </w:tcPr>
+          <w:p>
+            <w:r>
+              <w:rPr>
+                <w:rFonts w:ascii="Arial" w:cs="Arial" w:eastAsia="Arial" w:hAnsi="Arial"/>
+                <w:sz w:val="17"/>
+                <w:szCs w:val="17"/>
+              </w:rPr>
+              <w:t xml:space="preserve">코드 품질</w:t>
+            </w:r>
+          </w:p>
+        </w:tc>
+        <w:tc>
+          <w:tcPr>
+            <w:tcW w:type="auto" w:w="0"/>
+            <w:tcBorders>
+              <w:top w:val="single" w:color="CCCCCC" w:sz="1"/>
+              <w:left w:val="single" w:color="CCCCCC" w:sz="1"/>
+              <w:bottom w:val="single" w:color="CCCCCC" w:sz="1"/>
+              <w:right w:val="single" w:color="CCCCCC" w:sz="1"/>
+            </w:tcBorders>
+            <w:tcMar>
+              <w:top w:type="dxa" w:w="45"/>
+              <w:left w:type="dxa" w:w="70"/>
+              <w:bottom w:type="dxa" w:w="45"/>
+              <w:right w:type="dxa" w:w="70"/>
+            </w:tcMar>
+          </w:tcPr>
+          <w:p>
+            <w:r>
+              <w:rPr>
+                <w:rFonts w:ascii="Arial" w:cs="Arial" w:eastAsia="Arial" w:hAnsi="Arial"/>
+                <w:sz w:val="17"/>
+                <w:szCs w:val="17"/>
+              </w:rPr>
+              <w:t xml:space="preserve">code_quality_check.py</w:t>
+            </w:r>
+          </w:p>
+        </w:tc>
+        <w:tc>
+          <w:tcPr>
+            <w:tcW w:type="auto" w:w="0"/>
+            <w:tcBorders>
+              <w:top w:val="single" w:color="CCCCCC" w:sz="1"/>
+              <w:left w:val="single" w:color="CCCCCC" w:sz="1"/>
+              <w:bottom w:val="single" w:color="CCCCCC" w:sz="1"/>
+              <w:right w:val="single" w:color="CCCCCC" w:sz="1"/>
+            </w:tcBorders>
+            <w:tcMar>
+              <w:top w:type="dxa" w:w="45"/>
+              <w:left w:type="dxa" w:w="70"/>
+              <w:bottom w:type="dxa" w:w="45"/>
+              <w:right w:type="dxa" w:w="70"/>
+            </w:tcMar>
+          </w:tcPr>
+          <w:p>
+            <w:r>
+              <w:rPr>
+                <w:rFonts w:ascii="Arial" w:cs="Arial" w:eastAsia="Arial" w:hAnsi="Arial"/>
+                <w:sz w:val="17"/>
+                <w:szCs w:val="17"/>
+              </w:rPr>
+              <w:t xml:space="preserve">인터페이스 준수, 필수 메서드, 코드줄</w:t>
+            </w:r>
+          </w:p>
+        </w:tc>
+        <w:tc>
+          <w:tcPr>
+            <w:tcW w:type="auto" w:w="0"/>
+            <w:tcBorders>
+              <w:top w:val="single" w:color="CCCCCC" w:sz="1"/>
+              <w:left w:val="single" w:color="CCCCCC" w:sz="1"/>
+              <w:bottom w:val="single" w:color="CCCCCC" w:sz="1"/>
+              <w:right w:val="single" w:color="CCCCCC" w:sz="1"/>
+            </w:tcBorders>
+            <w:tcMar>
+              <w:top w:type="dxa" w:w="45"/>
+              <w:left w:type="dxa" w:w="70"/>
+              <w:bottom w:type="dxa" w:w="45"/>
+              <w:right w:type="dxa" w:w="70"/>
+            </w:tcMar>
+          </w:tcPr>
+          <w:p>
+            <w:r>
+              <w:rPr>
+                <w:rFonts w:ascii="Arial" w:cs="Arial" w:eastAsia="Arial" w:hAnsi="Arial"/>
+                <w:sz w:val="17"/>
+                <w:szCs w:val="17"/>
+              </w:rPr>
+              <w:t xml:space="preserve">코어와 동시</w:t>
+            </w:r>
+          </w:p>
+        </w:tc>
+      </w:tr>
+      <w:tr>
+        <w:tc>
+          <w:tcPr>
+            <w:tcW w:type="auto" w:w="0"/>
+            <w:tcBorders>
+              <w:top w:val="single" w:color="CCCCCC" w:sz="1"/>
+              <w:left w:val="single" w:color="CCCCCC" w:sz="1"/>
+              <w:bottom w:val="single" w:color="CCCCCC" w:sz="1"/>
+              <w:right w:val="single" w:color="CCCCCC" w:sz="1"/>
+            </w:tcBorders>
+            <w:tcMar>
+              <w:top w:type="dxa" w:w="45"/>
+              <w:left w:type="dxa" w:w="70"/>
+              <w:bottom w:type="dxa" w:w="45"/>
+              <w:right w:type="dxa" w:w="70"/>
+            </w:tcMar>
+          </w:tcPr>
+          <w:p>
+            <w:r>
+              <w:rPr>
+                <w:rFonts w:ascii="Arial" w:cs="Arial" w:eastAsia="Arial" w:hAnsi="Arial"/>
+                <w:sz w:val="17"/>
+                <w:szCs w:val="17"/>
+              </w:rPr>
+              <w:t xml:space="preserve">플러그인 헬스</w:t>
+            </w:r>
+          </w:p>
+        </w:tc>
+        <w:tc>
+          <w:tcPr>
+            <w:tcW w:type="auto" w:w="0"/>
+            <w:tcBorders>
+              <w:top w:val="single" w:color="CCCCCC" w:sz="1"/>
+              <w:left w:val="single" w:color="CCCCCC" w:sz="1"/>
+              <w:bottom w:val="single" w:color="CCCCCC" w:sz="1"/>
+              <w:right w:val="single" w:color="CCCCCC" w:sz="1"/>
+            </w:tcBorders>
+            <w:tcMar>
+              <w:top w:type="dxa" w:w="45"/>
+              <w:left w:type="dxa" w:w="70"/>
+              <w:bottom w:type="dxa" w:w="45"/>
+              <w:right w:type="dxa" w:w="70"/>
+            </w:tcMar>
+          </w:tcPr>
+          <w:p>
+            <w:r>
+              <w:rPr>
+                <w:rFonts w:ascii="Arial" w:cs="Arial" w:eastAsia="Arial" w:hAnsi="Arial"/>
+                <w:sz w:val="17"/>
+                <w:szCs w:val="17"/>
+              </w:rPr>
+              <w:t xml:space="preserve">plugin_health_check.py</w:t>
+            </w:r>
+          </w:p>
+        </w:tc>
+        <w:tc>
+          <w:tcPr>
+            <w:tcW w:type="auto" w:w="0"/>
+            <w:tcBorders>
+              <w:top w:val="single" w:color="CCCCCC" w:sz="1"/>
+              <w:left w:val="single" w:color="CCCCCC" w:sz="1"/>
+              <w:bottom w:val="single" w:color="CCCCCC" w:sz="1"/>
+              <w:right w:val="single" w:color="CCCCCC" w:sz="1"/>
+            </w:tcBorders>
+            <w:tcMar>
+              <w:top w:type="dxa" w:w="45"/>
+              <w:left w:type="dxa" w:w="70"/>
+              <w:bottom w:type="dxa" w:w="45"/>
+              <w:right w:type="dxa" w:w="70"/>
+            </w:tcMar>
+          </w:tcPr>
+          <w:p>
+            <w:r>
+              <w:rPr>
+                <w:rFonts w:ascii="Arial" w:cs="Arial" w:eastAsia="Arial" w:hAnsi="Arial"/>
+                <w:sz w:val="17"/>
+                <w:szCs w:val="17"/>
+              </w:rPr>
+              <w:t xml:space="preserve">active/fallback, CASCADE 활용도</w:t>
+            </w:r>
+          </w:p>
+        </w:tc>
+        <w:tc>
+          <w:tcPr>
+            <w:tcW w:type="auto" w:w="0"/>
+            <w:tcBorders>
+              <w:top w:val="single" w:color="CCCCCC" w:sz="1"/>
+              <w:left w:val="single" w:color="CCCCCC" w:sz="1"/>
+              <w:bottom w:val="single" w:color="CCCCCC" w:sz="1"/>
+              <w:right w:val="single" w:color="CCCCCC" w:sz="1"/>
+            </w:tcBorders>
+            <w:tcMar>
+              <w:top w:type="dxa" w:w="45"/>
+              <w:left w:type="dxa" w:w="70"/>
+              <w:bottom w:type="dxa" w:w="45"/>
+              <w:right w:type="dxa" w:w="70"/>
+            </w:tcMar>
+          </w:tcPr>
+          <w:p>
+            <w:r>
+              <w:rPr>
+                <w:rFonts w:ascii="Arial" w:cs="Arial" w:eastAsia="Arial" w:hAnsi="Arial"/>
+                <w:sz w:val="17"/>
+                <w:szCs w:val="17"/>
+              </w:rPr>
+              <w:t xml:space="preserve">코어와 동시</w:t>
+            </w:r>
+          </w:p>
+        </w:tc>
+      </w:tr>
+      <w:tr>
+        <w:tc>
+          <w:tcPr>
+            <w:tcW w:type="auto" w:w="0"/>
+            <w:tcBorders>
+              <w:top w:val="single" w:color="CCCCCC" w:sz="1"/>
+              <w:left w:val="single" w:color="CCCCCC" w:sz="1"/>
+              <w:bottom w:val="single" w:color="CCCCCC" w:sz="1"/>
+              <w:right w:val="single" w:color="CCCCCC" w:sz="1"/>
+            </w:tcBorders>
+            <w:tcMar>
+              <w:top w:type="dxa" w:w="45"/>
+              <w:left w:type="dxa" w:w="70"/>
+              <w:bottom w:type="dxa" w:w="45"/>
+              <w:right w:type="dxa" w:w="70"/>
+            </w:tcMar>
+          </w:tcPr>
+          <w:p>
+            <w:r>
+              <w:rPr>
+                <w:rFonts w:ascii="Arial" w:cs="Arial" w:eastAsia="Arial" w:hAnsi="Arial"/>
+                <w:sz w:val="17"/>
+                <w:szCs w:val="17"/>
+              </w:rPr>
+              <w:t xml:space="preserve">API 헬스</w:t>
+            </w:r>
+          </w:p>
+        </w:tc>
+        <w:tc>
+          <w:tcPr>
+            <w:tcW w:type="auto" w:w="0"/>
+            <w:tcBorders>
+              <w:top w:val="single" w:color="CCCCCC" w:sz="1"/>
+              <w:left w:val="single" w:color="CCCCCC" w:sz="1"/>
+              <w:bottom w:val="single" w:color="CCCCCC" w:sz="1"/>
+              <w:right w:val="single" w:color="CCCCCC" w:sz="1"/>
+            </w:tcBorders>
+            <w:tcMar>
+              <w:top w:type="dxa" w:w="45"/>
+              <w:left w:type="dxa" w:w="70"/>
+              <w:bottom w:type="dxa" w:w="45"/>
+              <w:right w:type="dxa" w:w="70"/>
+            </w:tcMar>
+          </w:tcPr>
+          <w:p>
+            <w:r>
+              <w:rPr>
+                <w:rFonts w:ascii="Arial" w:cs="Arial" w:eastAsia="Arial" w:hAnsi="Arial"/>
+                <w:sz w:val="17"/>
+                <w:szCs w:val="17"/>
+              </w:rPr>
+              <w:t xml:space="preserve">api_health_check.py</w:t>
+            </w:r>
+          </w:p>
+        </w:tc>
+        <w:tc>
+          <w:tcPr>
+            <w:tcW w:type="auto" w:w="0"/>
+            <w:tcBorders>
+              <w:top w:val="single" w:color="CCCCCC" w:sz="1"/>
+              <w:left w:val="single" w:color="CCCCCC" w:sz="1"/>
+              <w:bottom w:val="single" w:color="CCCCCC" w:sz="1"/>
+              <w:right w:val="single" w:color="CCCCCC" w:sz="1"/>
+            </w:tcBorders>
+            <w:tcMar>
+              <w:top w:type="dxa" w:w="45"/>
+              <w:left w:type="dxa" w:w="70"/>
+              <w:bottom w:type="dxa" w:w="45"/>
+              <w:right w:type="dxa" w:w="70"/>
+            </w:tcMar>
+          </w:tcPr>
+          <w:p>
+            <w:r>
+              <w:rPr>
+                <w:rFonts w:ascii="Arial" w:cs="Arial" w:eastAsia="Arial" w:hAnsi="Arial"/>
+                <w:sz w:val="17"/>
+                <w:szCs w:val="17"/>
+              </w:rPr>
+              <w:t xml:space="preserve">서비스 가용성, 환경변수, 라우터</w:t>
+            </w:r>
+          </w:p>
+        </w:tc>
+        <w:tc>
+          <w:tcPr>
+            <w:tcW w:type="auto" w:w="0"/>
+            <w:tcBorders>
+              <w:top w:val="single" w:color="CCCCCC" w:sz="1"/>
+              <w:left w:val="single" w:color="CCCCCC" w:sz="1"/>
+              <w:bottom w:val="single" w:color="CCCCCC" w:sz="1"/>
+              <w:right w:val="single" w:color="CCCCCC" w:sz="1"/>
+            </w:tcBorders>
+            <w:tcMar>
+              <w:top w:type="dxa" w:w="45"/>
+              <w:left w:type="dxa" w:w="70"/>
+              <w:bottom w:type="dxa" w:w="45"/>
+              <w:right w:type="dxa" w:w="70"/>
+            </w:tcMar>
+          </w:tcPr>
+          <w:p>
+            <w:r>
+              <w:rPr>
+                <w:rFonts w:ascii="Arial" w:cs="Arial" w:eastAsia="Arial" w:hAnsi="Arial"/>
+                <w:sz w:val="17"/>
+                <w:szCs w:val="17"/>
+              </w:rPr>
+              <w:t xml:space="preserve">코어와 동시</w:t>
+            </w:r>
+          </w:p>
+        </w:tc>
+      </w:tr>
+      <w:tr>
+        <w:tc>
+          <w:tcPr>
+            <w:tcW w:type="auto" w:w="0"/>
+            <w:tcBorders>
+              <w:top w:val="single" w:color="CCCCCC" w:sz="1"/>
+              <w:left w:val="single" w:color="CCCCCC" w:sz="1"/>
+              <w:bottom w:val="single" w:color="CCCCCC" w:sz="1"/>
+              <w:right w:val="single" w:color="CCCCCC" w:sz="1"/>
+            </w:tcBorders>
+            <w:tcMar>
+              <w:top w:type="dxa" w:w="45"/>
+              <w:left w:type="dxa" w:w="70"/>
+              <w:bottom w:type="dxa" w:w="45"/>
+              <w:right w:type="dxa" w:w="70"/>
+            </w:tcMar>
+          </w:tcPr>
+          <w:p>
+            <w:r>
+              <w:rPr>
+                <w:rFonts w:ascii="Arial" w:cs="Arial" w:eastAsia="Arial" w:hAnsi="Arial"/>
+                <w:sz w:val="17"/>
+                <w:szCs w:val="17"/>
+              </w:rPr>
+              <w:t xml:space="preserve">보안</w:t>
+            </w:r>
+          </w:p>
+        </w:tc>
+        <w:tc>
+          <w:tcPr>
+            <w:tcW w:type="auto" w:w="0"/>
+            <w:tcBorders>
+              <w:top w:val="single" w:color="CCCCCC" w:sz="1"/>
+              <w:left w:val="single" w:color="CCCCCC" w:sz="1"/>
+              <w:bottom w:val="single" w:color="CCCCCC" w:sz="1"/>
+              <w:right w:val="single" w:color="CCCCCC" w:sz="1"/>
+            </w:tcBorders>
+            <w:tcMar>
+              <w:top w:type="dxa" w:w="45"/>
+              <w:left w:type="dxa" w:w="70"/>
+              <w:bottom w:type="dxa" w:w="45"/>
+              <w:right w:type="dxa" w:w="70"/>
+            </w:tcMar>
+          </w:tcPr>
+          <w:p>
+            <w:r>
+              <w:rPr>
+                <w:rFonts w:ascii="Arial" w:cs="Arial" w:eastAsia="Arial" w:hAnsi="Arial"/>
+                <w:sz w:val="17"/>
+                <w:szCs w:val="17"/>
+              </w:rPr>
+              <w:t xml:space="preserve">security_check.py</w:t>
+            </w:r>
+          </w:p>
+        </w:tc>
+        <w:tc>
+          <w:tcPr>
+            <w:tcW w:type="auto" w:w="0"/>
+            <w:tcBorders>
+              <w:top w:val="single" w:color="CCCCCC" w:sz="1"/>
+              <w:left w:val="single" w:color="CCCCCC" w:sz="1"/>
+              <w:bottom w:val="single" w:color="CCCCCC" w:sz="1"/>
+              <w:right w:val="single" w:color="CCCCCC" w:sz="1"/>
+            </w:tcBorders>
+            <w:tcMar>
+              <w:top w:type="dxa" w:w="45"/>
+              <w:left w:type="dxa" w:w="70"/>
+              <w:bottom w:type="dxa" w:w="45"/>
+              <w:right w:type="dxa" w:w="70"/>
+            </w:tcMar>
+          </w:tcPr>
+          <w:p>
+            <w:r>
+              <w:rPr>
+                <w:rFonts w:ascii="Arial" w:cs="Arial" w:eastAsia="Arial" w:hAnsi="Arial"/>
+                <w:sz w:val="17"/>
+                <w:szCs w:val="17"/>
+              </w:rPr>
+              <w:t xml:space="preserve">JWT, PUBLIC_PATHS, 입력검증</w:t>
+            </w:r>
+          </w:p>
+        </w:tc>
+        <w:tc>
+          <w:tcPr>
+            <w:tcW w:type="auto" w:w="0"/>
+            <w:tcBorders>
+              <w:top w:val="single" w:color="CCCCCC" w:sz="1"/>
+              <w:left w:val="single" w:color="CCCCCC" w:sz="1"/>
+              <w:bottom w:val="single" w:color="CCCCCC" w:sz="1"/>
+              <w:right w:val="single" w:color="CCCCCC" w:sz="1"/>
+            </w:tcBorders>
+            <w:tcMar>
+              <w:top w:type="dxa" w:w="45"/>
+              <w:left w:type="dxa" w:w="70"/>
+              <w:bottom w:type="dxa" w:w="45"/>
+              <w:right w:type="dxa" w:w="70"/>
+            </w:tcMar>
+          </w:tcPr>
+          <w:p>
+            <w:r>
+              <w:rPr>
+                <w:rFonts w:ascii="Arial" w:cs="Arial" w:eastAsia="Arial" w:hAnsi="Arial"/>
+                <w:sz w:val="17"/>
+                <w:szCs w:val="17"/>
+              </w:rPr>
+              <w:t xml:space="preserve">코어와 동시</w:t>
+            </w:r>
+          </w:p>
+        </w:tc>
+      </w:tr>
+      <w:tr>
+        <w:tc>
+          <w:tcPr>
+            <w:tcW w:type="auto" w:w="0"/>
+            <w:tcBorders>
+              <w:top w:val="single" w:color="CCCCCC" w:sz="1"/>
+              <w:left w:val="single" w:color="CCCCCC" w:sz="1"/>
+              <w:bottom w:val="single" w:color="CCCCCC" w:sz="1"/>
+              <w:right w:val="single" w:color="CCCCCC" w:sz="1"/>
+            </w:tcBorders>
+            <w:tcMar>
+              <w:top w:type="dxa" w:w="45"/>
+              <w:left w:type="dxa" w:w="70"/>
+              <w:bottom w:type="dxa" w:w="45"/>
+              <w:right w:type="dxa" w:w="70"/>
+            </w:tcMar>
+          </w:tcPr>
+          <w:p>
+            <w:r>
+              <w:rPr>
+                <w:rFonts w:ascii="Arial" w:cs="Arial" w:eastAsia="Arial" w:hAnsi="Arial"/>
+                <w:sz w:val="17"/>
+                <w:szCs w:val="17"/>
+              </w:rPr>
+              <w:t xml:space="preserve">CLAUDE.md 업데이터</w:t>
+            </w:r>
+          </w:p>
+        </w:tc>
+        <w:tc>
+          <w:tcPr>
+            <w:tcW w:type="auto" w:w="0"/>
+            <w:tcBorders>
+              <w:top w:val="single" w:color="CCCCCC" w:sz="1"/>
+              <w:left w:val="single" w:color="CCCCCC" w:sz="1"/>
+              <w:bottom w:val="single" w:color="CCCCCC" w:sz="1"/>
+              <w:right w:val="single" w:color="CCCCCC" w:sz="1"/>
+            </w:tcBorders>
+            <w:tcMar>
+              <w:top w:type="dxa" w:w="45"/>
+              <w:left w:type="dxa" w:w="70"/>
+              <w:bottom w:type="dxa" w:w="45"/>
+              <w:right w:type="dxa" w:w="70"/>
+            </w:tcMar>
+          </w:tcPr>
+          <w:p>
+            <w:r>
+              <w:rPr>
+                <w:rFonts w:ascii="Arial" w:cs="Arial" w:eastAsia="Arial" w:hAnsi="Arial"/>
+                <w:sz w:val="17"/>
+                <w:szCs w:val="17"/>
+              </w:rPr>
+              <w:t xml:space="preserve">claude_md_updater.py</w:t>
+            </w:r>
+          </w:p>
+        </w:tc>
+        <w:tc>
+          <w:tcPr>
+            <w:tcW w:type="auto" w:w="0"/>
+            <w:tcBorders>
+              <w:top w:val="single" w:color="CCCCCC" w:sz="1"/>
+              <w:left w:val="single" w:color="CCCCCC" w:sz="1"/>
+              <w:bottom w:val="single" w:color="CCCCCC" w:sz="1"/>
+              <w:right w:val="single" w:color="CCCCCC" w:sz="1"/>
+            </w:tcBorders>
+            <w:tcMar>
+              <w:top w:type="dxa" w:w="45"/>
+              <w:left w:type="dxa" w:w="70"/>
+              <w:bottom w:type="dxa" w:w="45"/>
+              <w:right w:type="dxa" w:w="70"/>
+            </w:tcMar>
+          </w:tcPr>
+          <w:p>
+            <w:r>
+              <w:rPr>
+                <w:rFonts w:ascii="Arial" w:cs="Arial" w:eastAsia="Arial" w:hAnsi="Arial"/>
+                <w:sz w:val="17"/>
+                <w:szCs w:val="17"/>
+              </w:rPr>
+              <w:t xml:space="preserve">루트+팀원별 CLAUDE.md 섹션 교체</w:t>
+            </w:r>
+          </w:p>
+        </w:tc>
+        <w:tc>
+          <w:tcPr>
+            <w:tcW w:type="auto" w:w="0"/>
+            <w:tcBorders>
+              <w:top w:val="single" w:color="CCCCCC" w:sz="1"/>
+              <w:left w:val="single" w:color="CCCCCC" w:sz="1"/>
+              <w:bottom w:val="single" w:color="CCCCCC" w:sz="1"/>
+              <w:right w:val="single" w:color="CCCCCC" w:sz="1"/>
+            </w:tcBorders>
+            <w:tcMar>
+              <w:top w:type="dxa" w:w="45"/>
+              <w:left w:type="dxa" w:w="70"/>
+              <w:bottom w:type="dxa" w:w="45"/>
+              <w:right w:type="dxa" w:w="70"/>
+            </w:tcMar>
+          </w:tcPr>
+          <w:p>
+            <w:r>
+              <w:rPr>
+                <w:rFonts w:ascii="Arial" w:cs="Arial" w:eastAsia="Arial" w:hAnsi="Arial"/>
+                <w:sz w:val="17"/>
+                <w:szCs w:val="17"/>
+              </w:rPr>
+              <w:t xml:space="preserve">코어와 동시</w:t>
+            </w:r>
+          </w:p>
+        </w:tc>
+      </w:tr>
+    </w:tbl>
+    <w:p>
+      <w:pPr>
+        <w:pStyle w:val="Heading2"/>
+        <w:spacing w:after="120" w:before="240"/>
+      </w:pPr>
+      <w:r>
+        <w:rPr>
+          <w:rFonts w:ascii="Arial" w:cs="Arial" w:eastAsia="Arial" w:hAnsi="Arial"/>
+          <w:b/>
+          <w:bCs/>
+          <w:color w:val="333333"/>
+          <w:sz w:val="22"/>
+          <w:szCs w:val="22"/>
+        </w:rPr>
+        <w:t xml:space="preserve">24.2 CLAUDE.md 연계</w:t>
+      </w:r>
+    </w:p>
+    <w:p>
+      <w:pPr>
+        <w:spacing w:after="80"/>
+      </w:pPr>
+      <w:r>
+        <w:rPr>
+          <w:rFonts w:ascii="Arial" w:cs="Arial" w:eastAsia="Arial" w:hAnsi="Arial"/>
+          <w:sz w:val="17"/>
+          <w:szCs w:val="17"/>
+        </w:rPr>
+        <w:t xml:space="preserve">에이전트 점검 결과가 CLAUDE.md에 자동 반영되어, 팀원이 Claude Code를 실행할 때 최신 점검 결과를 맞춤 가이드로 받습니다.</w:t>
+      </w:r>
+    </w:p>
+    <w:p>
+      <w:pPr>
+        <w:spacing w:after="80"/>
+      </w:pPr>
+      <w:r>
+        <w:rPr>
+          <w:rFonts w:ascii="Arial" w:cs="Arial" w:eastAsia="Arial" w:hAnsi="Arial"/>
+          <w:b/>
+          <w:bCs/>
+          <w:sz w:val="17"/>
+          <w:szCs w:val="17"/>
+        </w:rPr>
+        <w:t xml:space="preserve">루트 CLAUDE.md에 자동 추가되는 내용:</w:t>
+      </w:r>
+    </w:p>
+    <w:p>
+      <w:pPr>
+        <w:spacing w:after="60"/>
+        <w:ind w:left="360"/>
+      </w:pPr>
+      <w:r>
+        <w:rPr>
+          <w:rFonts w:ascii="Consolas" w:cs="Consolas" w:eastAsia="Consolas" w:hAnsi="Consolas"/>
+          <w:color w:val="0891b2"/>
+          <w:sz w:val="16"/>
+          <w:szCs w:val="16"/>
+        </w:rPr>
+        <w:t xml:space="preserve">## 에이전트 점검 현황 (자동 업데이트)</w:t>
+      </w:r>
+    </w:p>
+    <w:p>
+      <w:pPr>
+        <w:spacing w:after="60"/>
+        <w:ind w:left="360"/>
+      </w:pPr>
+      <w:r>
+        <w:rPr>
+          <w:rFonts w:ascii="Consolas" w:cs="Consolas" w:eastAsia="Consolas" w:hAnsi="Consolas"/>
+          <w:color w:val="0891b2"/>
+          <w:sz w:val="16"/>
+          <w:szCs w:val="16"/>
+        </w:rPr>
+        <w:t xml:space="preserve">- 전체 건강도: 82/100</w:t>
+      </w:r>
+    </w:p>
+    <w:p>
+      <w:pPr>
+        <w:spacing w:after="60"/>
+        <w:ind w:left="360"/>
+      </w:pPr>
+      <w:r>
+        <w:rPr>
+          <w:rFonts w:ascii="Consolas" w:cs="Consolas" w:eastAsia="Consolas" w:hAnsi="Consolas"/>
+          <w:color w:val="0891b2"/>
+          <w:sz w:val="16"/>
+          <w:szCs w:val="16"/>
+        </w:rPr>
+        <w:t xml:space="preserve">- 코드 품질: 80/100 | 플러그인: active 6개</w:t>
+      </w:r>
+    </w:p>
+    <w:p>
+      <w:pPr>
+        <w:spacing w:after="60"/>
+        <w:ind w:left="360"/>
+      </w:pPr>
+      <w:r>
+        <w:rPr>
+          <w:rFonts w:ascii="Consolas" w:cs="Consolas" w:eastAsia="Consolas" w:hAnsi="Consolas"/>
+          <w:color w:val="0891b2"/>
+          <w:sz w:val="16"/>
+          <w:szCs w:val="16"/>
+        </w:rPr>
+        <w:t xml:space="preserve">- 보안 점수: 100/100</w:t>
+      </w:r>
+    </w:p>
+    <w:p>
+      <w:pPr>
+        <w:spacing w:after="80"/>
+      </w:pPr>
+      <w:r>
+        <w:rPr>
+          <w:rFonts w:ascii="Arial" w:cs="Arial" w:eastAsia="Arial" w:hAnsi="Arial"/>
+          <w:b/>
+          <w:bCs/>
+          <w:sz w:val="17"/>
+          <w:szCs w:val="17"/>
+        </w:rPr>
+        <w:t xml:space="preserve">팀원 CLAUDE.md에 자동 추가되는 내용:</w:t>
+      </w:r>
+    </w:p>
+    <w:p>
+      <w:pPr>
+        <w:spacing w:after="60"/>
+        <w:ind w:left="360"/>
+      </w:pPr>
+      <w:r>
+        <w:rPr>
+          <w:rFonts w:ascii="Consolas" w:cs="Consolas" w:eastAsia="Consolas" w:hAnsi="Consolas"/>
+          <w:color w:val="0891b2"/>
+          <w:sz w:val="16"/>
+          <w:szCs w:val="16"/>
+        </w:rPr>
+        <w:t xml:space="preserve">## 에이전트 피드백 (자동)</w:t>
+      </w:r>
+    </w:p>
+    <w:p>
+      <w:pPr>
+        <w:spacing w:after="60"/>
+        <w:ind w:left="360"/>
+      </w:pPr>
+      <w:r>
+        <w:rPr>
+          <w:rFonts w:ascii="Consolas" w:cs="Consolas" w:eastAsia="Consolas" w:hAnsi="Consolas"/>
+          <w:color w:val="0891b2"/>
+          <w:sz w:val="16"/>
+          <w:szCs w:val="16"/>
+        </w:rPr>
+        <w:t xml:space="preserve">- 인터페이스 점검: PASS</w:t>
+      </w:r>
+    </w:p>
+    <w:p>
+      <w:pPr>
+        <w:spacing w:after="60"/>
+        <w:ind w:left="360"/>
+      </w:pPr>
+      <w:r>
+        <w:rPr>
+          <w:rFonts w:ascii="Consolas" w:cs="Consolas" w:eastAsia="Consolas" w:hAnsi="Consolas"/>
+          <w:color w:val="0891b2"/>
+          <w:sz w:val="16"/>
+          <w:szCs w:val="16"/>
+        </w:rPr>
+        <w:t xml:space="preserve">- CASCADE 연결: food -&gt; health, exercise (2개)</w:t>
+      </w:r>
+    </w:p>
+    <w:p>
+      <w:pPr>
+        <w:pStyle w:val="Heading2"/>
+        <w:spacing w:after="120" w:before="240"/>
+      </w:pPr>
+      <w:r>
+        <w:rPr>
+          <w:rFonts w:ascii="Arial" w:cs="Arial" w:eastAsia="Arial" w:hAnsi="Arial"/>
+          <w:b/>
+          <w:bCs/>
+          <w:color w:val="333333"/>
+          <w:sz w:val="22"/>
+          <w:szCs w:val="22"/>
+        </w:rPr>
+        <w:t xml:space="preserve">27.3 API 엔드포인트</w:t>
+      </w:r>
+    </w:p>
+    <w:tbl>
+      <w:tblPr>
+        <w:tblW w:type="dxa" w:w="9360"/>
+        <w:tblBorders>
+          <w:top w:val="single" w:color="auto" w:sz="4"/>
+          <w:left w:val="single" w:color="auto" w:sz="4"/>
+          <w:bottom w:val="single" w:color="auto" w:sz="4"/>
+          <w:right w:val="single" w:color="auto" w:sz="4"/>
+          <w:insideH w:val="single" w:color="auto" w:sz="4"/>
+          <w:insideV w:val="single" w:color="auto" w:sz="4"/>
+        </w:tblBorders>
+      </w:tblPr>
+      <w:tblGrid>
+        <w:gridCol w:w="3500"/>
+        <w:gridCol w:w="800"/>
+        <w:gridCol w:w="5060"/>
+      </w:tblGrid>
+      <w:tr>
+        <w:tc>
+          <w:tcPr>
+            <w:tcW w:type="auto" w:w="0"/>
+            <w:tcBorders>
+              <w:top w:val="single" w:color="CCCCCC" w:sz="1"/>
+              <w:left w:val="single" w:color="CCCCCC" w:sz="1"/>
+              <w:bottom w:val="single" w:color="CCCCCC" w:sz="1"/>
+              <w:right w:val="single" w:color="CCCCCC" w:sz="1"/>
+            </w:tcBorders>
+            <w:shd w:fill="1a73e8" w:val="clear"/>
+            <w:tcMar>
+              <w:top w:type="dxa" w:w="45"/>
+              <w:left w:type="dxa" w:w="70"/>
+              <w:bottom w:type="dxa" w:w="45"/>
+              <w:right w:type="dxa" w:w="70"/>
+            </w:tcMar>
+          </w:tcPr>
+          <w:p>
+            <w:r>
+              <w:rPr>
+                <w:rFonts w:ascii="Arial" w:cs="Arial" w:eastAsia="Arial" w:hAnsi="Arial"/>
+                <w:b/>
+                <w:bCs/>
+                <w:color w:val="FFFFFF"/>
+                <w:sz w:val="17"/>
+                <w:szCs w:val="17"/>
+              </w:rPr>
+              <w:t xml:space="preserve">엔드포인트</w:t>
+            </w:r>
+          </w:p>
+        </w:tc>
+        <w:tc>
+          <w:tcPr>
+            <w:tcW w:type="auto" w:w="0"/>
+            <w:tcBorders>
+              <w:top w:val="single" w:color="CCCCCC" w:sz="1"/>
+              <w:left w:val="single" w:color="CCCCCC" w:sz="1"/>
+              <w:bottom w:val="single" w:color="CCCCCC" w:sz="1"/>
+              <w:right w:val="single" w:color="CCCCCC" w:sz="1"/>
+            </w:tcBorders>
+            <w:shd w:fill="1a73e8" w:val="clear"/>
+            <w:tcMar>
+              <w:top w:type="dxa" w:w="45"/>
+              <w:left w:type="dxa" w:w="70"/>
+              <w:bottom w:type="dxa" w:w="45"/>
+              <w:right w:type="dxa" w:w="70"/>
+            </w:tcMar>
+          </w:tcPr>
+          <w:p>
+            <w:r>
+              <w:rPr>
+                <w:rFonts w:ascii="Arial" w:cs="Arial" w:eastAsia="Arial" w:hAnsi="Arial"/>
+                <w:b/>
+                <w:bCs/>
+                <w:color w:val="FFFFFF"/>
+                <w:sz w:val="17"/>
+                <w:szCs w:val="17"/>
+              </w:rPr>
+              <w:t xml:space="preserve">메서드</w:t>
+            </w:r>
+          </w:p>
+        </w:tc>
+        <w:tc>
+          <w:tcPr>
+            <w:tcW w:type="auto" w:w="0"/>
+            <w:tcBorders>
+              <w:top w:val="single" w:color="CCCCCC" w:sz="1"/>
+              <w:left w:val="single" w:color="CCCCCC" w:sz="1"/>
+              <w:bottom w:val="single" w:color="CCCCCC" w:sz="1"/>
+              <w:right w:val="single" w:color="CCCCCC" w:sz="1"/>
+            </w:tcBorders>
+            <w:shd w:fill="1a73e8" w:val="clear"/>
+            <w:tcMar>
+              <w:top w:type="dxa" w:w="45"/>
+              <w:left w:type="dxa" w:w="70"/>
+              <w:bottom w:type="dxa" w:w="45"/>
+              <w:right w:type="dxa" w:w="70"/>
+            </w:tcMar>
+          </w:tcPr>
+          <w:p>
+            <w:r>
+              <w:rPr>
+                <w:rFonts w:ascii="Arial" w:cs="Arial" w:eastAsia="Arial" w:hAnsi="Arial"/>
+                <w:b/>
+                <w:bCs/>
+                <w:color w:val="FFFFFF"/>
+                <w:sz w:val="17"/>
+                <w:szCs w:val="17"/>
+              </w:rPr>
+              <w:t xml:space="preserve">설명</w:t>
+            </w:r>
+          </w:p>
+        </w:tc>
+      </w:tr>
+      <w:tr>
+        <w:tc>
+          <w:tcPr>
+            <w:tcW w:type="auto" w:w="0"/>
+            <w:tcBorders>
+              <w:top w:val="single" w:color="CCCCCC" w:sz="1"/>
+              <w:left w:val="single" w:color="CCCCCC" w:sz="1"/>
+              <w:bottom w:val="single" w:color="CCCCCC" w:sz="1"/>
+              <w:right w:val="single" w:color="CCCCCC" w:sz="1"/>
+            </w:tcBorders>
+            <w:tcMar>
+              <w:top w:type="dxa" w:w="45"/>
+              <w:left w:type="dxa" w:w="70"/>
+              <w:bottom w:type="dxa" w:w="45"/>
+              <w:right w:type="dxa" w:w="70"/>
+            </w:tcMar>
+          </w:tcPr>
+          <w:p>
+            <w:r>
+              <w:rPr>
+                <w:rFonts w:ascii="Arial" w:cs="Arial" w:eastAsia="Arial" w:hAnsi="Arial"/>
+                <w:sz w:val="17"/>
+                <w:szCs w:val="17"/>
+              </w:rPr>
+              <w:t xml:space="preserve">/api/admin/monitoring/status</w:t>
+            </w:r>
+          </w:p>
+        </w:tc>
+        <w:tc>
+          <w:tcPr>
+            <w:tcW w:type="auto" w:w="0"/>
+            <w:tcBorders>
+              <w:top w:val="single" w:color="CCCCCC" w:sz="1"/>
+              <w:left w:val="single" w:color="CCCCCC" w:sz="1"/>
+              <w:bottom w:val="single" w:color="CCCCCC" w:sz="1"/>
+              <w:right w:val="single" w:color="CCCCCC" w:sz="1"/>
+            </w:tcBorders>
+            <w:tcMar>
+              <w:top w:type="dxa" w:w="45"/>
+              <w:left w:type="dxa" w:w="70"/>
+              <w:bottom w:type="dxa" w:w="45"/>
+              <w:right w:type="dxa" w:w="70"/>
+            </w:tcMar>
+          </w:tcPr>
+          <w:p>
+            <w:r>
+              <w:rPr>
+                <w:rFonts w:ascii="Arial" w:cs="Arial" w:eastAsia="Arial" w:hAnsi="Arial"/>
+                <w:sz w:val="17"/>
+                <w:szCs w:val="17"/>
+              </w:rPr>
+              <w:t xml:space="preserve">GET</w:t>
+            </w:r>
+          </w:p>
+        </w:tc>
+        <w:tc>
+          <w:tcPr>
+            <w:tcW w:type="auto" w:w="0"/>
+            <w:tcBorders>
+              <w:top w:val="single" w:color="CCCCCC" w:sz="1"/>
+              <w:left w:val="single" w:color="CCCCCC" w:sz="1"/>
+              <w:bottom w:val="single" w:color="CCCCCC" w:sz="1"/>
+              <w:right w:val="single" w:color="CCCCCC" w:sz="1"/>
+            </w:tcBorders>
+            <w:tcMar>
+              <w:top w:type="dxa" w:w="45"/>
+              <w:left w:type="dxa" w:w="70"/>
+              <w:bottom w:type="dxa" w:w="45"/>
+              <w:right w:type="dxa" w:w="70"/>
+            </w:tcMar>
+          </w:tcPr>
+          <w:p>
+            <w:r>
+              <w:rPr>
+                <w:rFonts w:ascii="Arial" w:cs="Arial" w:eastAsia="Arial" w:hAnsi="Arial"/>
+                <w:sz w:val="17"/>
+                <w:szCs w:val="17"/>
+              </w:rPr>
+              <w:t xml:space="preserve">최근 점검 결과 조회</w:t>
+            </w:r>
+          </w:p>
+        </w:tc>
+      </w:tr>
+      <w:tr>
+        <w:tc>
+          <w:tcPr>
+            <w:tcW w:type="auto" w:w="0"/>
+            <w:tcBorders>
+              <w:top w:val="single" w:color="CCCCCC" w:sz="1"/>
+              <w:left w:val="single" w:color="CCCCCC" w:sz="1"/>
+              <w:bottom w:val="single" w:color="CCCCCC" w:sz="1"/>
+              <w:right w:val="single" w:color="CCCCCC" w:sz="1"/>
+            </w:tcBorders>
+            <w:tcMar>
+              <w:top w:type="dxa" w:w="45"/>
+              <w:left w:type="dxa" w:w="70"/>
+              <w:bottom w:type="dxa" w:w="45"/>
+              <w:right w:type="dxa" w:w="70"/>
+            </w:tcMar>
+          </w:tcPr>
+          <w:p>
+            <w:r>
+              <w:rPr>
+                <w:rFonts w:ascii="Arial" w:cs="Arial" w:eastAsia="Arial" w:hAnsi="Arial"/>
+                <w:sz w:val="17"/>
+                <w:szCs w:val="17"/>
+              </w:rPr>
+              <w:t xml:space="preserve">/api/admin/monitoring/run</w:t>
+            </w:r>
+          </w:p>
+        </w:tc>
+        <w:tc>
+          <w:tcPr>
+            <w:tcW w:type="auto" w:w="0"/>
+            <w:tcBorders>
+              <w:top w:val="single" w:color="CCCCCC" w:sz="1"/>
+              <w:left w:val="single" w:color="CCCCCC" w:sz="1"/>
+              <w:bottom w:val="single" w:color="CCCCCC" w:sz="1"/>
+              <w:right w:val="single" w:color="CCCCCC" w:sz="1"/>
+            </w:tcBorders>
+            <w:tcMar>
+              <w:top w:type="dxa" w:w="45"/>
+              <w:left w:type="dxa" w:w="70"/>
+              <w:bottom w:type="dxa" w:w="45"/>
+              <w:right w:type="dxa" w:w="70"/>
+            </w:tcMar>
+          </w:tcPr>
+          <w:p>
+            <w:r>
+              <w:rPr>
+                <w:rFonts w:ascii="Arial" w:cs="Arial" w:eastAsia="Arial" w:hAnsi="Arial"/>
+                <w:sz w:val="17"/>
+                <w:szCs w:val="17"/>
+              </w:rPr>
+              <w:t xml:space="preserve">POST</w:t>
+            </w:r>
+          </w:p>
+        </w:tc>
+        <w:tc>
+          <w:tcPr>
+            <w:tcW w:type="auto" w:w="0"/>
+            <w:tcBorders>
+              <w:top w:val="single" w:color="CCCCCC" w:sz="1"/>
+              <w:left w:val="single" w:color="CCCCCC" w:sz="1"/>
+              <w:bottom w:val="single" w:color="CCCCCC" w:sz="1"/>
+              <w:right w:val="single" w:color="CCCCCC" w:sz="1"/>
+            </w:tcBorders>
+            <w:tcMar>
+              <w:top w:type="dxa" w:w="45"/>
+              <w:left w:type="dxa" w:w="70"/>
+              <w:bottom w:type="dxa" w:w="45"/>
+              <w:right w:type="dxa" w:w="70"/>
+            </w:tcMar>
+          </w:tcPr>
+          <w:p>
+            <w:r>
+              <w:rPr>
+                <w:rFonts w:ascii="Arial" w:cs="Arial" w:eastAsia="Arial" w:hAnsi="Arial"/>
+                <w:sz w:val="17"/>
+                <w:szCs w:val="17"/>
+              </w:rPr>
+              <w:t xml:space="preserve">수동 점검 실행</w:t>
+            </w:r>
+          </w:p>
+        </w:tc>
+      </w:tr>
+    </w:tbl>
+    <w:p>
+      <w:pPr>
+        <w:pStyle w:val="Heading1"/>
+        <w:spacing w:after="160" w:before="320"/>
+      </w:pPr>
+      <w:r>
+        <w:rPr>
+          <w:rFonts w:ascii="Arial" w:cs="Arial" w:eastAsia="Arial" w:hAnsi="Arial"/>
+          <w:b/>
+          <w:bCs/>
+          <w:color w:val="1a73e8"/>
+          <w:sz w:val="28"/>
+          <w:szCs w:val="28"/>
+        </w:rPr>
+        <w:t xml:space="preserve">22. 게이지 SVG 전환 + 텍스트 대비 개선</w:t>
+      </w:r>
+    </w:p>
+    <w:p>
+      <w:pPr>
+        <w:pStyle w:val="Heading2"/>
+        <w:spacing w:after="120" w:before="240"/>
+      </w:pPr>
+      <w:r>
+        <w:rPr>
+          <w:rFonts w:ascii="Arial" w:cs="Arial" w:eastAsia="Arial" w:hAnsi="Arial"/>
+          <w:b/>
+          <w:bCs/>
+          <w:color w:val="333333"/>
+          <w:sz w:val="22"/>
+          <w:szCs w:val="22"/>
+        </w:rPr>
+        <w:t xml:space="preserve">25.1 게이지 SVG 전환</w:t>
+      </w:r>
+    </w:p>
+    <w:p>
+      <w:pPr>
+        <w:spacing w:after="80"/>
+      </w:pPr>
+      <w:r>
+        <w:rPr>
+          <w:rFonts w:ascii="Arial" w:cs="Arial" w:eastAsia="Arial" w:hAnsi="Arial"/>
+          <w:sz w:val="17"/>
+          <w:szCs w:val="17"/>
+        </w:rPr>
+        <w:t xml:space="preserve">Recharts RadialBarChart에서 순수 SVG circle로 전환했습니다. 더미 데이터로 인한 안쪽 불필요한 링 문제를 해결하고, 값 비율이 정확하게 표시됩니다.</w:t>
+      </w:r>
+    </w:p>
+    <w:tbl>
+      <w:tblPr>
+        <w:tblW w:type="dxa" w:w="9360"/>
+        <w:tblBorders>
+          <w:top w:val="single" w:color="auto" w:sz="4"/>
+          <w:left w:val="single" w:color="auto" w:sz="4"/>
+          <w:bottom w:val="single" w:color="auto" w:sz="4"/>
+          <w:right w:val="single" w:color="auto" w:sz="4"/>
+          <w:insideH w:val="single" w:color="auto" w:sz="4"/>
+          <w:insideV w:val="single" w:color="auto" w:sz="4"/>
+        </w:tblBorders>
+      </w:tblPr>
+      <w:tblGrid>
+        <w:gridCol w:w="1800"/>
+        <w:gridCol w:w="3600"/>
+        <w:gridCol w:w="3960"/>
+      </w:tblGrid>
+      <w:tr>
+        <w:tc>
+          <w:tcPr>
+            <w:tcW w:type="auto" w:w="0"/>
+            <w:tcBorders>
+              <w:top w:val="single" w:color="CCCCCC" w:sz="1"/>
+              <w:left w:val="single" w:color="CCCCCC" w:sz="1"/>
+              <w:bottom w:val="single" w:color="CCCCCC" w:sz="1"/>
+              <w:right w:val="single" w:color="CCCCCC" w:sz="1"/>
+            </w:tcBorders>
+            <w:shd w:fill="1a73e8" w:val="clear"/>
+            <w:tcMar>
+              <w:top w:type="dxa" w:w="45"/>
+              <w:left w:type="dxa" w:w="70"/>
+              <w:bottom w:type="dxa" w:w="45"/>
+              <w:right w:type="dxa" w:w="70"/>
+            </w:tcMar>
+          </w:tcPr>
+          <w:p>
+            <w:r>
+              <w:rPr>
+                <w:rFonts w:ascii="Arial" w:cs="Arial" w:eastAsia="Arial" w:hAnsi="Arial"/>
+                <w:b/>
+                <w:bCs/>
+                <w:color w:val="FFFFFF"/>
+                <w:sz w:val="17"/>
+                <w:szCs w:val="17"/>
+              </w:rPr>
+              <w:t xml:space="preserve">항목</w:t>
+            </w:r>
+          </w:p>
+        </w:tc>
+        <w:tc>
+          <w:tcPr>
+            <w:tcW w:type="auto" w:w="0"/>
+            <w:tcBorders>
+              <w:top w:val="single" w:color="CCCCCC" w:sz="1"/>
+              <w:left w:val="single" w:color="CCCCCC" w:sz="1"/>
+              <w:bottom w:val="single" w:color="CCCCCC" w:sz="1"/>
+              <w:right w:val="single" w:color="CCCCCC" w:sz="1"/>
+            </w:tcBorders>
+            <w:shd w:fill="1a73e8" w:val="clear"/>
+            <w:tcMar>
+              <w:top w:type="dxa" w:w="45"/>
+              <w:left w:type="dxa" w:w="70"/>
+              <w:bottom w:type="dxa" w:w="45"/>
+              <w:right w:type="dxa" w:w="70"/>
+            </w:tcMar>
+          </w:tcPr>
+          <w:p>
+            <w:r>
+              <w:rPr>
+                <w:rFonts w:ascii="Arial" w:cs="Arial" w:eastAsia="Arial" w:hAnsi="Arial"/>
+                <w:b/>
+                <w:bCs/>
+                <w:color w:val="FFFFFF"/>
+                <w:sz w:val="17"/>
+                <w:szCs w:val="17"/>
+              </w:rPr>
+              <w:t xml:space="preserve">이전</w:t>
+            </w:r>
+          </w:p>
+        </w:tc>
+        <w:tc>
+          <w:tcPr>
+            <w:tcW w:type="auto" w:w="0"/>
+            <w:tcBorders>
+              <w:top w:val="single" w:color="CCCCCC" w:sz="1"/>
+              <w:left w:val="single" w:color="CCCCCC" w:sz="1"/>
+              <w:bottom w:val="single" w:color="CCCCCC" w:sz="1"/>
+              <w:right w:val="single" w:color="CCCCCC" w:sz="1"/>
+            </w:tcBorders>
+            <w:shd w:fill="1a73e8" w:val="clear"/>
+            <w:tcMar>
+              <w:top w:type="dxa" w:w="45"/>
+              <w:left w:type="dxa" w:w="70"/>
+              <w:bottom w:type="dxa" w:w="45"/>
+              <w:right w:type="dxa" w:w="70"/>
+            </w:tcMar>
+          </w:tcPr>
+          <w:p>
+            <w:r>
+              <w:rPr>
+                <w:rFonts w:ascii="Arial" w:cs="Arial" w:eastAsia="Arial" w:hAnsi="Arial"/>
+                <w:b/>
+                <w:bCs/>
+                <w:color w:val="FFFFFF"/>
+                <w:sz w:val="17"/>
+                <w:szCs w:val="17"/>
+              </w:rPr>
+              <w:t xml:space="preserve">이후</w:t>
+            </w:r>
+          </w:p>
+        </w:tc>
+      </w:tr>
+      <w:tr>
+        <w:tc>
+          <w:tcPr>
+            <w:tcW w:type="auto" w:w="0"/>
+            <w:tcBorders>
+              <w:top w:val="single" w:color="CCCCCC" w:sz="1"/>
+              <w:left w:val="single" w:color="CCCCCC" w:sz="1"/>
+              <w:bottom w:val="single" w:color="CCCCCC" w:sz="1"/>
+              <w:right w:val="single" w:color="CCCCCC" w:sz="1"/>
+            </w:tcBorders>
+            <w:tcMar>
+              <w:top w:type="dxa" w:w="45"/>
+              <w:left w:type="dxa" w:w="70"/>
+              <w:bottom w:type="dxa" w:w="45"/>
+              <w:right w:type="dxa" w:w="70"/>
+            </w:tcMar>
+          </w:tcPr>
+          <w:p>
+            <w:r>
+              <w:rPr>
+                <w:rFonts w:ascii="Arial" w:cs="Arial" w:eastAsia="Arial" w:hAnsi="Arial"/>
+                <w:sz w:val="17"/>
+                <w:szCs w:val="17"/>
+              </w:rPr>
+              <w:t xml:space="preserve">렌더링</w:t>
+            </w:r>
+          </w:p>
+        </w:tc>
+        <w:tc>
+          <w:tcPr>
+            <w:tcW w:type="auto" w:w="0"/>
+            <w:tcBorders>
+              <w:top w:val="single" w:color="CCCCCC" w:sz="1"/>
+              <w:left w:val="single" w:color="CCCCCC" w:sz="1"/>
+              <w:bottom w:val="single" w:color="CCCCCC" w:sz="1"/>
+              <w:right w:val="single" w:color="CCCCCC" w:sz="1"/>
+            </w:tcBorders>
+            <w:tcMar>
+              <w:top w:type="dxa" w:w="45"/>
+              <w:left w:type="dxa" w:w="70"/>
+              <w:bottom w:type="dxa" w:w="45"/>
+              <w:right w:type="dxa" w:w="70"/>
+            </w:tcMar>
+          </w:tcPr>
+          <w:p>
+            <w:r>
+              <w:rPr>
+                <w:rFonts w:ascii="Arial" w:cs="Arial" w:eastAsia="Arial" w:hAnsi="Arial"/>
+                <w:sz w:val="17"/>
+                <w:szCs w:val="17"/>
+              </w:rPr>
+              <w:t xml:space="preserve">Recharts RadialBarChart</w:t>
+            </w:r>
+          </w:p>
+        </w:tc>
+        <w:tc>
+          <w:tcPr>
+            <w:tcW w:type="auto" w:w="0"/>
+            <w:tcBorders>
+              <w:top w:val="single" w:color="CCCCCC" w:sz="1"/>
+              <w:left w:val="single" w:color="CCCCCC" w:sz="1"/>
+              <w:bottom w:val="single" w:color="CCCCCC" w:sz="1"/>
+              <w:right w:val="single" w:color="CCCCCC" w:sz="1"/>
+            </w:tcBorders>
+            <w:tcMar>
+              <w:top w:type="dxa" w:w="45"/>
+              <w:left w:type="dxa" w:w="70"/>
+              <w:bottom w:type="dxa" w:w="45"/>
+              <w:right w:type="dxa" w:w="70"/>
+            </w:tcMar>
+          </w:tcPr>
+          <w:p>
+            <w:r>
+              <w:rPr>
+                <w:rFonts w:ascii="Arial" w:cs="Arial" w:eastAsia="Arial" w:hAnsi="Arial"/>
+                <w:sz w:val="17"/>
+                <w:szCs w:val="17"/>
+              </w:rPr>
+              <w:t xml:space="preserve">SVG circle strokeDasharray</w:t>
+            </w:r>
+          </w:p>
+        </w:tc>
+      </w:tr>
+      <w:tr>
+        <w:tc>
+          <w:tcPr>
+            <w:tcW w:type="auto" w:w="0"/>
+            <w:tcBorders>
+              <w:top w:val="single" w:color="CCCCCC" w:sz="1"/>
+              <w:left w:val="single" w:color="CCCCCC" w:sz="1"/>
+              <w:bottom w:val="single" w:color="CCCCCC" w:sz="1"/>
+              <w:right w:val="single" w:color="CCCCCC" w:sz="1"/>
+            </w:tcBorders>
+            <w:tcMar>
+              <w:top w:type="dxa" w:w="45"/>
+              <w:left w:type="dxa" w:w="70"/>
+              <w:bottom w:type="dxa" w:w="45"/>
+              <w:right w:type="dxa" w:w="70"/>
+            </w:tcMar>
+          </w:tcPr>
+          <w:p>
+            <w:r>
+              <w:rPr>
+                <w:rFonts w:ascii="Arial" w:cs="Arial" w:eastAsia="Arial" w:hAnsi="Arial"/>
+                <w:sz w:val="17"/>
+                <w:szCs w:val="17"/>
+              </w:rPr>
+              <w:t xml:space="preserve">불필요 링</w:t>
+            </w:r>
+          </w:p>
+        </w:tc>
+        <w:tc>
+          <w:tcPr>
+            <w:tcW w:type="auto" w:w="0"/>
+            <w:tcBorders>
+              <w:top w:val="single" w:color="CCCCCC" w:sz="1"/>
+              <w:left w:val="single" w:color="CCCCCC" w:sz="1"/>
+              <w:bottom w:val="single" w:color="CCCCCC" w:sz="1"/>
+              <w:right w:val="single" w:color="CCCCCC" w:sz="1"/>
+            </w:tcBorders>
+            <w:tcMar>
+              <w:top w:type="dxa" w:w="45"/>
+              <w:left w:type="dxa" w:w="70"/>
+              <w:bottom w:type="dxa" w:w="45"/>
+              <w:right w:type="dxa" w:w="70"/>
+            </w:tcMar>
+          </w:tcPr>
+          <w:p>
+            <w:r>
+              <w:rPr>
+                <w:rFonts w:ascii="Arial" w:cs="Arial" w:eastAsia="Arial" w:hAnsi="Arial"/>
+                <w:sz w:val="17"/>
+                <w:szCs w:val="17"/>
+              </w:rPr>
+              <w:t xml:space="preserve">더미 데이터 배경 링 표시</w:t>
+            </w:r>
+          </w:p>
+        </w:tc>
+        <w:tc>
+          <w:tcPr>
+            <w:tcW w:type="auto" w:w="0"/>
+            <w:tcBorders>
+              <w:top w:val="single" w:color="CCCCCC" w:sz="1"/>
+              <w:left w:val="single" w:color="CCCCCC" w:sz="1"/>
+              <w:bottom w:val="single" w:color="CCCCCC" w:sz="1"/>
+              <w:right w:val="single" w:color="CCCCCC" w:sz="1"/>
+            </w:tcBorders>
+            <w:tcMar>
+              <w:top w:type="dxa" w:w="45"/>
+              <w:left w:type="dxa" w:w="70"/>
+              <w:bottom w:type="dxa" w:w="45"/>
+              <w:right w:type="dxa" w:w="70"/>
+            </w:tcMar>
+          </w:tcPr>
+          <w:p>
+            <w:r>
+              <w:rPr>
+                <w:rFonts w:ascii="Arial" w:cs="Arial" w:eastAsia="Arial" w:hAnsi="Arial"/>
+                <w:sz w:val="17"/>
+                <w:szCs w:val="17"/>
+              </w:rPr>
+              <w:t xml:space="preserve">단일 링만 표시</w:t>
+            </w:r>
+          </w:p>
+        </w:tc>
+      </w:tr>
+      <w:tr>
+        <w:tc>
+          <w:tcPr>
+            <w:tcW w:type="auto" w:w="0"/>
+            <w:tcBorders>
+              <w:top w:val="single" w:color="CCCCCC" w:sz="1"/>
+              <w:left w:val="single" w:color="CCCCCC" w:sz="1"/>
+              <w:bottom w:val="single" w:color="CCCCCC" w:sz="1"/>
+              <w:right w:val="single" w:color="CCCCCC" w:sz="1"/>
+            </w:tcBorders>
+            <w:tcMar>
+              <w:top w:type="dxa" w:w="45"/>
+              <w:left w:type="dxa" w:w="70"/>
+              <w:bottom w:type="dxa" w:w="45"/>
+              <w:right w:type="dxa" w:w="70"/>
+            </w:tcMar>
+          </w:tcPr>
+          <w:p>
+            <w:r>
+              <w:rPr>
+                <w:rFonts w:ascii="Arial" w:cs="Arial" w:eastAsia="Arial" w:hAnsi="Arial"/>
+                <w:sz w:val="17"/>
+                <w:szCs w:val="17"/>
+              </w:rPr>
+              <w:t xml:space="preserve">값 표시</w:t>
+            </w:r>
+          </w:p>
+        </w:tc>
+        <w:tc>
+          <w:tcPr>
+            <w:tcW w:type="auto" w:w="0"/>
+            <w:tcBorders>
+              <w:top w:val="single" w:color="CCCCCC" w:sz="1"/>
+              <w:left w:val="single" w:color="CCCCCC" w:sz="1"/>
+              <w:bottom w:val="single" w:color="CCCCCC" w:sz="1"/>
+              <w:right w:val="single" w:color="CCCCCC" w:sz="1"/>
+            </w:tcBorders>
+            <w:tcMar>
+              <w:top w:type="dxa" w:w="45"/>
+              <w:left w:type="dxa" w:w="70"/>
+              <w:bottom w:type="dxa" w:w="45"/>
+              <w:right w:type="dxa" w:w="70"/>
+            </w:tcMar>
+          </w:tcPr>
+          <w:p>
+            <w:r>
+              <w:rPr>
+                <w:rFonts w:ascii="Arial" w:cs="Arial" w:eastAsia="Arial" w:hAnsi="Arial"/>
+                <w:sz w:val="17"/>
+                <w:szCs w:val="17"/>
+              </w:rPr>
+              <w:t xml:space="preserve">fullbar 문제 (항상 가득 참)</w:t>
+            </w:r>
+          </w:p>
+        </w:tc>
+        <w:tc>
+          <w:tcPr>
+            <w:tcW w:type="auto" w:w="0"/>
+            <w:tcBorders>
+              <w:top w:val="single" w:color="CCCCCC" w:sz="1"/>
+              <w:left w:val="single" w:color="CCCCCC" w:sz="1"/>
+              <w:bottom w:val="single" w:color="CCCCCC" w:sz="1"/>
+              <w:right w:val="single" w:color="CCCCCC" w:sz="1"/>
+            </w:tcBorders>
+            <w:tcMar>
+              <w:top w:type="dxa" w:w="45"/>
+              <w:left w:type="dxa" w:w="70"/>
+              <w:bottom w:type="dxa" w:w="45"/>
+              <w:right w:type="dxa" w:w="70"/>
+            </w:tcMar>
+          </w:tcPr>
+          <w:p>
+            <w:r>
+              <w:rPr>
+                <w:rFonts w:ascii="Arial" w:cs="Arial" w:eastAsia="Arial" w:hAnsi="Arial"/>
+                <w:sz w:val="17"/>
+                <w:szCs w:val="17"/>
+              </w:rPr>
+              <w:t xml:space="preserve">정확한 비율 표시</w:t>
+            </w:r>
+          </w:p>
+        </w:tc>
+      </w:tr>
+      <w:tr>
+        <w:tc>
+          <w:tcPr>
+            <w:tcW w:type="auto" w:w="0"/>
+            <w:tcBorders>
+              <w:top w:val="single" w:color="CCCCCC" w:sz="1"/>
+              <w:left w:val="single" w:color="CCCCCC" w:sz="1"/>
+              <w:bottom w:val="single" w:color="CCCCCC" w:sz="1"/>
+              <w:right w:val="single" w:color="CCCCCC" w:sz="1"/>
+            </w:tcBorders>
+            <w:tcMar>
+              <w:top w:type="dxa" w:w="45"/>
+              <w:left w:type="dxa" w:w="70"/>
+              <w:bottom w:type="dxa" w:w="45"/>
+              <w:right w:type="dxa" w:w="70"/>
+            </w:tcMar>
+          </w:tcPr>
+          <w:p>
+            <w:r>
+              <w:rPr>
+                <w:rFonts w:ascii="Arial" w:cs="Arial" w:eastAsia="Arial" w:hAnsi="Arial"/>
+                <w:sz w:val="17"/>
+                <w:szCs w:val="17"/>
+              </w:rPr>
+              <w:t xml:space="preserve">라이브러리</w:t>
+            </w:r>
+          </w:p>
+        </w:tc>
+        <w:tc>
+          <w:tcPr>
+            <w:tcW w:type="auto" w:w="0"/>
+            <w:tcBorders>
+              <w:top w:val="single" w:color="CCCCCC" w:sz="1"/>
+              <w:left w:val="single" w:color="CCCCCC" w:sz="1"/>
+              <w:bottom w:val="single" w:color="CCCCCC" w:sz="1"/>
+              <w:right w:val="single" w:color="CCCCCC" w:sz="1"/>
+            </w:tcBorders>
+            <w:tcMar>
+              <w:top w:type="dxa" w:w="45"/>
+              <w:left w:type="dxa" w:w="70"/>
+              <w:bottom w:type="dxa" w:w="45"/>
+              <w:right w:type="dxa" w:w="70"/>
+            </w:tcMar>
+          </w:tcPr>
+          <w:p>
+            <w:r>
+              <w:rPr>
+                <w:rFonts w:ascii="Arial" w:cs="Arial" w:eastAsia="Arial" w:hAnsi="Arial"/>
+                <w:sz w:val="17"/>
+                <w:szCs w:val="17"/>
+              </w:rPr>
+              <w:t xml:space="preserve">recharts 의존</w:t>
+            </w:r>
+          </w:p>
+        </w:tc>
+        <w:tc>
+          <w:tcPr>
+            <w:tcW w:type="auto" w:w="0"/>
+            <w:tcBorders>
+              <w:top w:val="single" w:color="CCCCCC" w:sz="1"/>
+              <w:left w:val="single" w:color="CCCCCC" w:sz="1"/>
+              <w:bottom w:val="single" w:color="CCCCCC" w:sz="1"/>
+              <w:right w:val="single" w:color="CCCCCC" w:sz="1"/>
+            </w:tcBorders>
+            <w:tcMar>
+              <w:top w:type="dxa" w:w="45"/>
+              <w:left w:type="dxa" w:w="70"/>
+              <w:bottom w:type="dxa" w:w="45"/>
+              <w:right w:type="dxa" w:w="70"/>
+            </w:tcMar>
+          </w:tcPr>
+          <w:p>
+            <w:r>
+              <w:rPr>
+                <w:rFonts w:ascii="Arial" w:cs="Arial" w:eastAsia="Arial" w:hAnsi="Arial"/>
+                <w:sz w:val="17"/>
+                <w:szCs w:val="17"/>
+              </w:rPr>
+              <w:t xml:space="preserve">순수 SVG (의존성 제거)</w:t>
+            </w:r>
+          </w:p>
+        </w:tc>
+      </w:tr>
+    </w:tbl>
+    <w:p>
+      <w:pPr>
+        <w:pStyle w:val="Heading2"/>
+        <w:spacing w:after="120" w:before="240"/>
+      </w:pPr>
+      <w:r>
+        <w:rPr>
+          <w:rFonts w:ascii="Arial" w:cs="Arial" w:eastAsia="Arial" w:hAnsi="Arial"/>
+          <w:b/>
+          <w:bCs/>
+          <w:color w:val="333333"/>
+          <w:sz w:val="22"/>
+          <w:szCs w:val="22"/>
+        </w:rPr>
+        <w:t xml:space="preserve">25.2 텍스트 대비 개선 (WCAG AA)</w:t>
+      </w:r>
+    </w:p>
+    <w:p>
+      <w:pPr>
+        <w:spacing w:after="80"/>
+      </w:pPr>
+      <w:r>
+        <w:rPr>
+          <w:rFonts w:ascii="Arial" w:cs="Arial" w:eastAsia="Arial" w:hAnsi="Arial"/>
+          <w:sz w:val="17"/>
+          <w:szCs w:val="17"/>
+        </w:rPr>
+        <w:t xml:space="preserve">라이트/다크 모드에서 텍스트가 배경과 구분되도록 색상 대비를 강화했습니다.</w:t>
+      </w:r>
+    </w:p>
+    <w:tbl>
+      <w:tblPr>
+        <w:tblW w:type="dxa" w:w="9360"/>
+        <w:tblBorders>
+          <w:top w:val="single" w:color="auto" w:sz="4"/>
+          <w:left w:val="single" w:color="auto" w:sz="4"/>
+          <w:bottom w:val="single" w:color="auto" w:sz="4"/>
+          <w:right w:val="single" w:color="auto" w:sz="4"/>
+          <w:insideH w:val="single" w:color="auto" w:sz="4"/>
+          <w:insideV w:val="single" w:color="auto" w:sz="4"/>
+        </w:tblBorders>
+      </w:tblPr>
+      <w:tblGrid>
+        <w:gridCol w:w="2200"/>
+        <w:gridCol w:w="1800"/>
+        <w:gridCol w:w="1800"/>
+        <w:gridCol w:w="3560"/>
+      </w:tblGrid>
+      <w:tr>
+        <w:tc>
+          <w:tcPr>
+            <w:tcW w:type="auto" w:w="0"/>
+            <w:tcBorders>
+              <w:top w:val="single" w:color="CCCCCC" w:sz="1"/>
+              <w:left w:val="single" w:color="CCCCCC" w:sz="1"/>
+              <w:bottom w:val="single" w:color="CCCCCC" w:sz="1"/>
+              <w:right w:val="single" w:color="CCCCCC" w:sz="1"/>
+            </w:tcBorders>
+            <w:shd w:fill="1a73e8" w:val="clear"/>
+            <w:tcMar>
+              <w:top w:type="dxa" w:w="45"/>
+              <w:left w:type="dxa" w:w="70"/>
+              <w:bottom w:type="dxa" w:w="45"/>
+              <w:right w:type="dxa" w:w="70"/>
+            </w:tcMar>
+          </w:tcPr>
+          <w:p>
+            <w:r>
+              <w:rPr>
+                <w:rFonts w:ascii="Arial" w:cs="Arial" w:eastAsia="Arial" w:hAnsi="Arial"/>
+                <w:b/>
+                <w:bCs/>
+                <w:color w:val="FFFFFF"/>
+                <w:sz w:val="17"/>
+                <w:szCs w:val="17"/>
+              </w:rPr>
+              <w:t xml:space="preserve">텍스트 클래스</w:t>
+            </w:r>
+          </w:p>
+        </w:tc>
+        <w:tc>
+          <w:tcPr>
+            <w:tcW w:type="auto" w:w="0"/>
+            <w:tcBorders>
+              <w:top w:val="single" w:color="CCCCCC" w:sz="1"/>
+              <w:left w:val="single" w:color="CCCCCC" w:sz="1"/>
+              <w:bottom w:val="single" w:color="CCCCCC" w:sz="1"/>
+              <w:right w:val="single" w:color="CCCCCC" w:sz="1"/>
+            </w:tcBorders>
+            <w:shd w:fill="1a73e8" w:val="clear"/>
+            <w:tcMar>
+              <w:top w:type="dxa" w:w="45"/>
+              <w:left w:type="dxa" w:w="70"/>
+              <w:bottom w:type="dxa" w:w="45"/>
+              <w:right w:type="dxa" w:w="70"/>
+            </w:tcMar>
+          </w:tcPr>
+          <w:p>
+            <w:r>
+              <w:rPr>
+                <w:rFonts w:ascii="Arial" w:cs="Arial" w:eastAsia="Arial" w:hAnsi="Arial"/>
+                <w:b/>
+                <w:bCs/>
+                <w:color w:val="FFFFFF"/>
+                <w:sz w:val="17"/>
+                <w:szCs w:val="17"/>
+              </w:rPr>
+              <w:t xml:space="preserve">라이트 이전</w:t>
+            </w:r>
+          </w:p>
+        </w:tc>
+        <w:tc>
+          <w:tcPr>
+            <w:tcW w:type="auto" w:w="0"/>
+            <w:tcBorders>
+              <w:top w:val="single" w:color="CCCCCC" w:sz="1"/>
+              <w:left w:val="single" w:color="CCCCCC" w:sz="1"/>
+              <w:bottom w:val="single" w:color="CCCCCC" w:sz="1"/>
+              <w:right w:val="single" w:color="CCCCCC" w:sz="1"/>
+            </w:tcBorders>
+            <w:shd w:fill="1a73e8" w:val="clear"/>
+            <w:tcMar>
+              <w:top w:type="dxa" w:w="45"/>
+              <w:left w:type="dxa" w:w="70"/>
+              <w:bottom w:type="dxa" w:w="45"/>
+              <w:right w:type="dxa" w:w="70"/>
+            </w:tcMar>
+          </w:tcPr>
+          <w:p>
+            <w:r>
+              <w:rPr>
+                <w:rFonts w:ascii="Arial" w:cs="Arial" w:eastAsia="Arial" w:hAnsi="Arial"/>
+                <w:b/>
+                <w:bCs/>
+                <w:color w:val="FFFFFF"/>
+                <w:sz w:val="17"/>
+                <w:szCs w:val="17"/>
+              </w:rPr>
+              <w:t xml:space="preserve">라이트 이후</w:t>
+            </w:r>
+          </w:p>
+        </w:tc>
+        <w:tc>
+          <w:tcPr>
+            <w:tcW w:type="auto" w:w="0"/>
+            <w:tcBorders>
+              <w:top w:val="single" w:color="CCCCCC" w:sz="1"/>
+              <w:left w:val="single" w:color="CCCCCC" w:sz="1"/>
+              <w:bottom w:val="single" w:color="CCCCCC" w:sz="1"/>
+              <w:right w:val="single" w:color="CCCCCC" w:sz="1"/>
+            </w:tcBorders>
+            <w:shd w:fill="1a73e8" w:val="clear"/>
+            <w:tcMar>
+              <w:top w:type="dxa" w:w="45"/>
+              <w:left w:type="dxa" w:w="70"/>
+              <w:bottom w:type="dxa" w:w="45"/>
+              <w:right w:type="dxa" w:w="70"/>
+            </w:tcMar>
+          </w:tcPr>
+          <w:p>
+            <w:r>
+              <w:rPr>
+                <w:rFonts w:ascii="Arial" w:cs="Arial" w:eastAsia="Arial" w:hAnsi="Arial"/>
+                <w:b/>
+                <w:bCs/>
+                <w:color w:val="FFFFFF"/>
+                <w:sz w:val="17"/>
+                <w:szCs w:val="17"/>
+              </w:rPr>
+              <w:t xml:space="preserve">대비비</w:t>
+            </w:r>
+          </w:p>
+        </w:tc>
+      </w:tr>
+      <w:tr>
+        <w:tc>
+          <w:tcPr>
+            <w:tcW w:type="auto" w:w="0"/>
+            <w:tcBorders>
+              <w:top w:val="single" w:color="CCCCCC" w:sz="1"/>
+              <w:left w:val="single" w:color="CCCCCC" w:sz="1"/>
+              <w:bottom w:val="single" w:color="CCCCCC" w:sz="1"/>
+              <w:right w:val="single" w:color="CCCCCC" w:sz="1"/>
+            </w:tcBorders>
+            <w:tcMar>
+              <w:top w:type="dxa" w:w="45"/>
+              <w:left w:type="dxa" w:w="70"/>
+              <w:bottom w:type="dxa" w:w="45"/>
+              <w:right w:type="dxa" w:w="70"/>
+            </w:tcMar>
+          </w:tcPr>
+          <w:p>
+            <w:r>
+              <w:rPr>
+                <w:rFonts w:ascii="Arial" w:cs="Arial" w:eastAsia="Arial" w:hAnsi="Arial"/>
+                <w:sz w:val="17"/>
+                <w:szCs w:val="17"/>
+              </w:rPr>
+              <w:t xml:space="preserve">text-gray-500/600</w:t>
+            </w:r>
+          </w:p>
+        </w:tc>
+        <w:tc>
+          <w:tcPr>
+            <w:tcW w:type="auto" w:w="0"/>
+            <w:tcBorders>
+              <w:top w:val="single" w:color="CCCCCC" w:sz="1"/>
+              <w:left w:val="single" w:color="CCCCCC" w:sz="1"/>
+              <w:bottom w:val="single" w:color="CCCCCC" w:sz="1"/>
+              <w:right w:val="single" w:color="CCCCCC" w:sz="1"/>
+            </w:tcBorders>
+            <w:tcMar>
+              <w:top w:type="dxa" w:w="45"/>
+              <w:left w:type="dxa" w:w="70"/>
+              <w:bottom w:type="dxa" w:w="45"/>
+              <w:right w:type="dxa" w:w="70"/>
+            </w:tcMar>
+          </w:tcPr>
+          <w:p>
+            <w:r>
+              <w:rPr>
+                <w:rFonts w:ascii="Arial" w:cs="Arial" w:eastAsia="Arial" w:hAnsi="Arial"/>
+                <w:sz w:val="17"/>
+                <w:szCs w:val="17"/>
+              </w:rPr>
+              <w:t xml:space="preserve">#94a3b8</w:t>
+            </w:r>
+          </w:p>
+        </w:tc>
+        <w:tc>
+          <w:tcPr>
+            <w:tcW w:type="auto" w:w="0"/>
+            <w:tcBorders>
+              <w:top w:val="single" w:color="CCCCCC" w:sz="1"/>
+              <w:left w:val="single" w:color="CCCCCC" w:sz="1"/>
+              <w:bottom w:val="single" w:color="CCCCCC" w:sz="1"/>
+              <w:right w:val="single" w:color="CCCCCC" w:sz="1"/>
+            </w:tcBorders>
+            <w:tcMar>
+              <w:top w:type="dxa" w:w="45"/>
+              <w:left w:type="dxa" w:w="70"/>
+              <w:bottom w:type="dxa" w:w="45"/>
+              <w:right w:type="dxa" w:w="70"/>
+            </w:tcMar>
+          </w:tcPr>
+          <w:p>
+            <w:r>
+              <w:rPr>
+                <w:rFonts w:ascii="Arial" w:cs="Arial" w:eastAsia="Arial" w:hAnsi="Arial"/>
+                <w:sz w:val="17"/>
+                <w:szCs w:val="17"/>
+              </w:rPr>
+              <w:t xml:space="preserve">#4b5563</w:t>
+            </w:r>
+          </w:p>
+        </w:tc>
+        <w:tc>
+          <w:tcPr>
+            <w:tcW w:type="auto" w:w="0"/>
+            <w:tcBorders>
+              <w:top w:val="single" w:color="CCCCCC" w:sz="1"/>
+              <w:left w:val="single" w:color="CCCCCC" w:sz="1"/>
+              <w:bottom w:val="single" w:color="CCCCCC" w:sz="1"/>
+              <w:right w:val="single" w:color="CCCCCC" w:sz="1"/>
+            </w:tcBorders>
+            <w:tcMar>
+              <w:top w:type="dxa" w:w="45"/>
+              <w:left w:type="dxa" w:w="70"/>
+              <w:bottom w:type="dxa" w:w="45"/>
+              <w:right w:type="dxa" w:w="70"/>
+            </w:tcMar>
+          </w:tcPr>
+          <w:p>
+            <w:r>
+              <w:rPr>
+                <w:rFonts w:ascii="Arial" w:cs="Arial" w:eastAsia="Arial" w:hAnsi="Arial"/>
+                <w:sz w:val="17"/>
+                <w:szCs w:val="17"/>
+              </w:rPr>
+              <w:t xml:space="preserve">2.8:1 -&gt; 6.0:1</w:t>
+            </w:r>
+          </w:p>
+        </w:tc>
+      </w:tr>
+      <w:tr>
+        <w:tc>
+          <w:tcPr>
+            <w:tcW w:type="auto" w:w="0"/>
+            <w:tcBorders>
+              <w:top w:val="single" w:color="CCCCCC" w:sz="1"/>
+              <w:left w:val="single" w:color="CCCCCC" w:sz="1"/>
+              <w:bottom w:val="single" w:color="CCCCCC" w:sz="1"/>
+              <w:right w:val="single" w:color="CCCCCC" w:sz="1"/>
+            </w:tcBorders>
+            <w:tcMar>
+              <w:top w:type="dxa" w:w="45"/>
+              <w:left w:type="dxa" w:w="70"/>
+              <w:bottom w:type="dxa" w:w="45"/>
+              <w:right w:type="dxa" w:w="70"/>
+            </w:tcMar>
+          </w:tcPr>
+          <w:p>
+            <w:r>
+              <w:rPr>
+                <w:rFonts w:ascii="Arial" w:cs="Arial" w:eastAsia="Arial" w:hAnsi="Arial"/>
+                <w:sz w:val="17"/>
+                <w:szCs w:val="17"/>
+              </w:rPr>
+              <w:t xml:space="preserve">text-gray-300/400</w:t>
+            </w:r>
+          </w:p>
+        </w:tc>
+        <w:tc>
+          <w:tcPr>
+            <w:tcW w:type="auto" w:w="0"/>
+            <w:tcBorders>
+              <w:top w:val="single" w:color="CCCCCC" w:sz="1"/>
+              <w:left w:val="single" w:color="CCCCCC" w:sz="1"/>
+              <w:bottom w:val="single" w:color="CCCCCC" w:sz="1"/>
+              <w:right w:val="single" w:color="CCCCCC" w:sz="1"/>
+            </w:tcBorders>
+            <w:tcMar>
+              <w:top w:type="dxa" w:w="45"/>
+              <w:left w:type="dxa" w:w="70"/>
+              <w:bottom w:type="dxa" w:w="45"/>
+              <w:right w:type="dxa" w:w="70"/>
+            </w:tcMar>
+          </w:tcPr>
+          <w:p>
+            <w:r>
+              <w:rPr>
+                <w:rFonts w:ascii="Arial" w:cs="Arial" w:eastAsia="Arial" w:hAnsi="Arial"/>
+                <w:sz w:val="17"/>
+                <w:szCs w:val="17"/>
+              </w:rPr>
+              <w:t xml:space="preserve">#475569</w:t>
+            </w:r>
+          </w:p>
+        </w:tc>
+        <w:tc>
+          <w:tcPr>
+            <w:tcW w:type="auto" w:w="0"/>
+            <w:tcBorders>
+              <w:top w:val="single" w:color="CCCCCC" w:sz="1"/>
+              <w:left w:val="single" w:color="CCCCCC" w:sz="1"/>
+              <w:bottom w:val="single" w:color="CCCCCC" w:sz="1"/>
+              <w:right w:val="single" w:color="CCCCCC" w:sz="1"/>
+            </w:tcBorders>
+            <w:tcMar>
+              <w:top w:type="dxa" w:w="45"/>
+              <w:left w:type="dxa" w:w="70"/>
+              <w:bottom w:type="dxa" w:w="45"/>
+              <w:right w:type="dxa" w:w="70"/>
+            </w:tcMar>
+          </w:tcPr>
+          <w:p>
+            <w:r>
+              <w:rPr>
+                <w:rFonts w:ascii="Arial" w:cs="Arial" w:eastAsia="Arial" w:hAnsi="Arial"/>
+                <w:sz w:val="17"/>
+                <w:szCs w:val="17"/>
+              </w:rPr>
+              <w:t xml:space="preserve">#374151</w:t>
+            </w:r>
+          </w:p>
+        </w:tc>
+        <w:tc>
+          <w:tcPr>
+            <w:tcW w:type="auto" w:w="0"/>
+            <w:tcBorders>
+              <w:top w:val="single" w:color="CCCCCC" w:sz="1"/>
+              <w:left w:val="single" w:color="CCCCCC" w:sz="1"/>
+              <w:bottom w:val="single" w:color="CCCCCC" w:sz="1"/>
+              <w:right w:val="single" w:color="CCCCCC" w:sz="1"/>
+            </w:tcBorders>
+            <w:tcMar>
+              <w:top w:type="dxa" w:w="45"/>
+              <w:left w:type="dxa" w:w="70"/>
+              <w:bottom w:type="dxa" w:w="45"/>
+              <w:right w:type="dxa" w:w="70"/>
+            </w:tcMar>
+          </w:tcPr>
+          <w:p>
+            <w:r>
+              <w:rPr>
+                <w:rFonts w:ascii="Arial" w:cs="Arial" w:eastAsia="Arial" w:hAnsi="Arial"/>
+                <w:sz w:val="17"/>
+                <w:szCs w:val="17"/>
+              </w:rPr>
+              <w:t xml:space="preserve">4.5:1 -&gt; 6.5:1</w:t>
+            </w:r>
+          </w:p>
+        </w:tc>
+      </w:tr>
+      <w:tr>
+        <w:tc>
+          <w:tcPr>
+            <w:tcW w:type="auto" w:w="0"/>
+            <w:tcBorders>
+              <w:top w:val="single" w:color="CCCCCC" w:sz="1"/>
+              <w:left w:val="single" w:color="CCCCCC" w:sz="1"/>
+              <w:bottom w:val="single" w:color="CCCCCC" w:sz="1"/>
+              <w:right w:val="single" w:color="CCCCCC" w:sz="1"/>
+            </w:tcBorders>
+            <w:tcMar>
+              <w:top w:type="dxa" w:w="45"/>
+              <w:left w:type="dxa" w:w="70"/>
+              <w:bottom w:type="dxa" w:w="45"/>
+              <w:right w:type="dxa" w:w="70"/>
+            </w:tcMar>
+          </w:tcPr>
+          <w:p>
+            <w:r>
+              <w:rPr>
+                <w:rFonts w:ascii="Arial" w:cs="Arial" w:eastAsia="Arial" w:hAnsi="Arial"/>
+                <w:sz w:val="17"/>
+                <w:szCs w:val="17"/>
+              </w:rPr>
+              <w:t xml:space="preserve">--text-secondary (다크)</w:t>
+            </w:r>
+          </w:p>
+        </w:tc>
+        <w:tc>
+          <w:tcPr>
+            <w:tcW w:type="auto" w:w="0"/>
+            <w:tcBorders>
+              <w:top w:val="single" w:color="CCCCCC" w:sz="1"/>
+              <w:left w:val="single" w:color="CCCCCC" w:sz="1"/>
+              <w:bottom w:val="single" w:color="CCCCCC" w:sz="1"/>
+              <w:right w:val="single" w:color="CCCCCC" w:sz="1"/>
+            </w:tcBorders>
+            <w:tcMar>
+              <w:top w:type="dxa" w:w="45"/>
+              <w:left w:type="dxa" w:w="70"/>
+              <w:bottom w:type="dxa" w:w="45"/>
+              <w:right w:type="dxa" w:w="70"/>
+            </w:tcMar>
+          </w:tcPr>
+          <w:p>
+            <w:r>
+              <w:rPr>
+                <w:rFonts w:ascii="Arial" w:cs="Arial" w:eastAsia="Arial" w:hAnsi="Arial"/>
+                <w:sz w:val="17"/>
+                <w:szCs w:val="17"/>
+              </w:rPr>
+              <w:t xml:space="preserve">#94a3b8</w:t>
+            </w:r>
+          </w:p>
+        </w:tc>
+        <w:tc>
+          <w:tcPr>
+            <w:tcW w:type="auto" w:w="0"/>
+            <w:tcBorders>
+              <w:top w:val="single" w:color="CCCCCC" w:sz="1"/>
+              <w:left w:val="single" w:color="CCCCCC" w:sz="1"/>
+              <w:bottom w:val="single" w:color="CCCCCC" w:sz="1"/>
+              <w:right w:val="single" w:color="CCCCCC" w:sz="1"/>
+            </w:tcBorders>
+            <w:tcMar>
+              <w:top w:type="dxa" w:w="45"/>
+              <w:left w:type="dxa" w:w="70"/>
+              <w:bottom w:type="dxa" w:w="45"/>
+              <w:right w:type="dxa" w:w="70"/>
+            </w:tcMar>
+          </w:tcPr>
+          <w:p>
+            <w:r>
+              <w:rPr>
+                <w:rFonts w:ascii="Arial" w:cs="Arial" w:eastAsia="Arial" w:hAnsi="Arial"/>
+                <w:sz w:val="17"/>
+                <w:szCs w:val="17"/>
+              </w:rPr>
+              <w:t xml:space="preserve">#cbd5e1</w:t>
+            </w:r>
+          </w:p>
+        </w:tc>
+        <w:tc>
+          <w:tcPr>
+            <w:tcW w:type="auto" w:w="0"/>
+            <w:tcBorders>
+              <w:top w:val="single" w:color="CCCCCC" w:sz="1"/>
+              <w:left w:val="single" w:color="CCCCCC" w:sz="1"/>
+              <w:bottom w:val="single" w:color="CCCCCC" w:sz="1"/>
+              <w:right w:val="single" w:color="CCCCCC" w:sz="1"/>
+            </w:tcBorders>
+            <w:tcMar>
+              <w:top w:type="dxa" w:w="45"/>
+              <w:left w:type="dxa" w:w="70"/>
+              <w:bottom w:type="dxa" w:w="45"/>
+              <w:right w:type="dxa" w:w="70"/>
+            </w:tcMar>
+          </w:tcPr>
+          <w:p>
+            <w:r>
+              <w:rPr>
+                <w:rFonts w:ascii="Arial" w:cs="Arial" w:eastAsia="Arial" w:hAnsi="Arial"/>
+                <w:sz w:val="17"/>
+                <w:szCs w:val="17"/>
+              </w:rPr>
+              <w:t xml:space="preserve">4.2:1 -&gt; 8.5:1</w:t>
+            </w:r>
+          </w:p>
+        </w:tc>
+      </w:tr>
+      <w:tr>
+        <w:tc>
+          <w:tcPr>
+            <w:tcW w:type="auto" w:w="0"/>
+            <w:tcBorders>
+              <w:top w:val="single" w:color="CCCCCC" w:sz="1"/>
+              <w:left w:val="single" w:color="CCCCCC" w:sz="1"/>
+              <w:bottom w:val="single" w:color="CCCCCC" w:sz="1"/>
+              <w:right w:val="single" w:color="CCCCCC" w:sz="1"/>
+            </w:tcBorders>
+            <w:tcMar>
+              <w:top w:type="dxa" w:w="45"/>
+              <w:left w:type="dxa" w:w="70"/>
+              <w:bottom w:type="dxa" w:w="45"/>
+              <w:right w:type="dxa" w:w="70"/>
+            </w:tcMar>
+          </w:tcPr>
+          <w:p>
+            <w:r>
+              <w:rPr>
+                <w:rFonts w:ascii="Arial" w:cs="Arial" w:eastAsia="Arial" w:hAnsi="Arial"/>
+                <w:sz w:val="17"/>
+                <w:szCs w:val="17"/>
+              </w:rPr>
+              <w:t xml:space="preserve">--text-muted (다크)</w:t>
+            </w:r>
+          </w:p>
+        </w:tc>
+        <w:tc>
+          <w:tcPr>
+            <w:tcW w:type="auto" w:w="0"/>
+            <w:tcBorders>
+              <w:top w:val="single" w:color="CCCCCC" w:sz="1"/>
+              <w:left w:val="single" w:color="CCCCCC" w:sz="1"/>
+              <w:bottom w:val="single" w:color="CCCCCC" w:sz="1"/>
+              <w:right w:val="single" w:color="CCCCCC" w:sz="1"/>
+            </w:tcBorders>
+            <w:tcMar>
+              <w:top w:type="dxa" w:w="45"/>
+              <w:left w:type="dxa" w:w="70"/>
+              <w:bottom w:type="dxa" w:w="45"/>
+              <w:right w:type="dxa" w:w="70"/>
+            </w:tcMar>
+          </w:tcPr>
+          <w:p>
+            <w:r>
+              <w:rPr>
+                <w:rFonts w:ascii="Arial" w:cs="Arial" w:eastAsia="Arial" w:hAnsi="Arial"/>
+                <w:sz w:val="17"/>
+                <w:szCs w:val="17"/>
+              </w:rPr>
+              <w:t xml:space="preserve">#64748b</w:t>
+            </w:r>
+          </w:p>
+        </w:tc>
+        <w:tc>
+          <w:tcPr>
+            <w:tcW w:type="auto" w:w="0"/>
+            <w:tcBorders>
+              <w:top w:val="single" w:color="CCCCCC" w:sz="1"/>
+              <w:left w:val="single" w:color="CCCCCC" w:sz="1"/>
+              <w:bottom w:val="single" w:color="CCCCCC" w:sz="1"/>
+              <w:right w:val="single" w:color="CCCCCC" w:sz="1"/>
+            </w:tcBorders>
+            <w:tcMar>
+              <w:top w:type="dxa" w:w="45"/>
+              <w:left w:type="dxa" w:w="70"/>
+              <w:bottom w:type="dxa" w:w="45"/>
+              <w:right w:type="dxa" w:w="70"/>
+            </w:tcMar>
+          </w:tcPr>
+          <w:p>
+            <w:r>
+              <w:rPr>
+                <w:rFonts w:ascii="Arial" w:cs="Arial" w:eastAsia="Arial" w:hAnsi="Arial"/>
+                <w:sz w:val="17"/>
+                <w:szCs w:val="17"/>
+              </w:rPr>
+              <w:t xml:space="preserve">#94a3b8</w:t>
+            </w:r>
+          </w:p>
+        </w:tc>
+        <w:tc>
+          <w:tcPr>
+            <w:tcW w:type="auto" w:w="0"/>
+            <w:tcBorders>
+              <w:top w:val="single" w:color="CCCCCC" w:sz="1"/>
+              <w:left w:val="single" w:color="CCCCCC" w:sz="1"/>
+              <w:bottom w:val="single" w:color="CCCCCC" w:sz="1"/>
+              <w:right w:val="single" w:color="CCCCCC" w:sz="1"/>
+            </w:tcBorders>
+            <w:tcMar>
+              <w:top w:type="dxa" w:w="45"/>
+              <w:left w:type="dxa" w:w="70"/>
+              <w:bottom w:type="dxa" w:w="45"/>
+              <w:right w:type="dxa" w:w="70"/>
+            </w:tcMar>
+          </w:tcPr>
+          <w:p>
+            <w:r>
+              <w:rPr>
+                <w:rFonts w:ascii="Arial" w:cs="Arial" w:eastAsia="Arial" w:hAnsi="Arial"/>
+                <w:sz w:val="17"/>
+                <w:szCs w:val="17"/>
+              </w:rPr>
+              <w:t xml:space="preserve">2.5:1 -&gt; 4.2:1</w:t>
+            </w:r>
+          </w:p>
+        </w:tc>
+      </w:tr>
+    </w:tbl>
+    <w:p>
+      <w:pPr>
+        <w:pStyle w:val="Heading1"/>
+        <w:spacing w:after="160" w:before="320"/>
+      </w:pPr>
+      <w:r>
+        <w:rPr>
+          <w:rFonts w:ascii="Arial" w:cs="Arial" w:eastAsia="Arial" w:hAnsi="Arial"/>
+          <w:b/>
+          <w:bCs/>
+          <w:color w:val="1a73e8"/>
+          <w:sz w:val="28"/>
+          <w:szCs w:val="28"/>
+        </w:rPr>
+        <w:t xml:space="preserve">23. Tailwind 테마 방식 전환</w:t>
+      </w:r>
+    </w:p>
+    <w:p>
+      <w:pPr>
+        <w:spacing w:after="80"/>
+      </w:pPr>
+      <w:r>
+        <w:rPr>
+          <w:rFonts w:ascii="Arial" w:cs="Arial" w:eastAsia="Arial" w:hAnsi="Arial"/>
+          <w:sz w:val="17"/>
+          <w:szCs w:val="17"/>
+        </w:rPr>
+        <w:t xml:space="preserve">index.css의 !important 오버라이드 148개를 Tailwind 테마 설정으로 대체하여 유지보수성을 대폭 개선했습니다.</w:t>
+      </w:r>
+    </w:p>
+    <w:tbl>
+      <w:tblPr>
+        <w:tblW w:type="dxa" w:w="9360"/>
+        <w:tblBorders>
+          <w:top w:val="single" w:color="auto" w:sz="4"/>
+          <w:left w:val="single" w:color="auto" w:sz="4"/>
+          <w:bottom w:val="single" w:color="auto" w:sz="4"/>
+          <w:right w:val="single" w:color="auto" w:sz="4"/>
+          <w:insideH w:val="single" w:color="auto" w:sz="4"/>
+          <w:insideV w:val="single" w:color="auto" w:sz="4"/>
+        </w:tblBorders>
+      </w:tblPr>
+      <w:tblGrid>
+        <w:gridCol w:w="2200"/>
+        <w:gridCol w:w="3400"/>
+        <w:gridCol w:w="3760"/>
+      </w:tblGrid>
+      <w:tr>
+        <w:tc>
+          <w:tcPr>
+            <w:tcW w:type="auto" w:w="0"/>
+            <w:tcBorders>
+              <w:top w:val="single" w:color="CCCCCC" w:sz="1"/>
+              <w:left w:val="single" w:color="CCCCCC" w:sz="1"/>
+              <w:bottom w:val="single" w:color="CCCCCC" w:sz="1"/>
+              <w:right w:val="single" w:color="CCCCCC" w:sz="1"/>
+            </w:tcBorders>
+            <w:shd w:fill="1a73e8" w:val="clear"/>
+            <w:tcMar>
+              <w:top w:type="dxa" w:w="45"/>
+              <w:left w:type="dxa" w:w="70"/>
+              <w:bottom w:type="dxa" w:w="45"/>
+              <w:right w:type="dxa" w:w="70"/>
+            </w:tcMar>
+          </w:tcPr>
+          <w:p>
+            <w:r>
+              <w:rPr>
+                <w:rFonts w:ascii="Arial" w:cs="Arial" w:eastAsia="Arial" w:hAnsi="Arial"/>
+                <w:b/>
+                <w:bCs/>
+                <w:color w:val="FFFFFF"/>
+                <w:sz w:val="17"/>
+                <w:szCs w:val="17"/>
+              </w:rPr>
+              <w:t xml:space="preserve">항목</w:t>
+            </w:r>
+          </w:p>
+        </w:tc>
+        <w:tc>
+          <w:tcPr>
+            <w:tcW w:type="auto" w:w="0"/>
+            <w:tcBorders>
+              <w:top w:val="single" w:color="CCCCCC" w:sz="1"/>
+              <w:left w:val="single" w:color="CCCCCC" w:sz="1"/>
+              <w:bottom w:val="single" w:color="CCCCCC" w:sz="1"/>
+              <w:right w:val="single" w:color="CCCCCC" w:sz="1"/>
+            </w:tcBorders>
+            <w:shd w:fill="1a73e8" w:val="clear"/>
+            <w:tcMar>
+              <w:top w:type="dxa" w:w="45"/>
+              <w:left w:type="dxa" w:w="70"/>
+              <w:bottom w:type="dxa" w:w="45"/>
+              <w:right w:type="dxa" w:w="70"/>
+            </w:tcMar>
+          </w:tcPr>
+          <w:p>
+            <w:r>
+              <w:rPr>
+                <w:rFonts w:ascii="Arial" w:cs="Arial" w:eastAsia="Arial" w:hAnsi="Arial"/>
+                <w:b/>
+                <w:bCs/>
+                <w:color w:val="FFFFFF"/>
+                <w:sz w:val="17"/>
+                <w:szCs w:val="17"/>
+              </w:rPr>
+              <w:t xml:space="preserve">이전</w:t>
+            </w:r>
+          </w:p>
+        </w:tc>
+        <w:tc>
+          <w:tcPr>
+            <w:tcW w:type="auto" w:w="0"/>
+            <w:tcBorders>
+              <w:top w:val="single" w:color="CCCCCC" w:sz="1"/>
+              <w:left w:val="single" w:color="CCCCCC" w:sz="1"/>
+              <w:bottom w:val="single" w:color="CCCCCC" w:sz="1"/>
+              <w:right w:val="single" w:color="CCCCCC" w:sz="1"/>
+            </w:tcBorders>
+            <w:shd w:fill="1a73e8" w:val="clear"/>
+            <w:tcMar>
+              <w:top w:type="dxa" w:w="45"/>
+              <w:left w:type="dxa" w:w="70"/>
+              <w:bottom w:type="dxa" w:w="45"/>
+              <w:right w:type="dxa" w:w="70"/>
+            </w:tcMar>
+          </w:tcPr>
+          <w:p>
+            <w:r>
+              <w:rPr>
+                <w:rFonts w:ascii="Arial" w:cs="Arial" w:eastAsia="Arial" w:hAnsi="Arial"/>
+                <w:b/>
+                <w:bCs/>
+                <w:color w:val="FFFFFF"/>
+                <w:sz w:val="17"/>
+                <w:szCs w:val="17"/>
+              </w:rPr>
+              <w:t xml:space="preserve">이후</w:t>
+            </w:r>
+          </w:p>
+        </w:tc>
+      </w:tr>
+      <w:tr>
+        <w:tc>
+          <w:tcPr>
+            <w:tcW w:type="auto" w:w="0"/>
+            <w:tcBorders>
+              <w:top w:val="single" w:color="CCCCCC" w:sz="1"/>
+              <w:left w:val="single" w:color="CCCCCC" w:sz="1"/>
+              <w:bottom w:val="single" w:color="CCCCCC" w:sz="1"/>
+              <w:right w:val="single" w:color="CCCCCC" w:sz="1"/>
+            </w:tcBorders>
+            <w:tcMar>
+              <w:top w:type="dxa" w:w="45"/>
+              <w:left w:type="dxa" w:w="70"/>
+              <w:bottom w:type="dxa" w:w="45"/>
+              <w:right w:type="dxa" w:w="70"/>
+            </w:tcMar>
+          </w:tcPr>
+          <w:p>
+            <w:r>
+              <w:rPr>
+                <w:rFonts w:ascii="Arial" w:cs="Arial" w:eastAsia="Arial" w:hAnsi="Arial"/>
+                <w:sz w:val="17"/>
+                <w:szCs w:val="17"/>
+              </w:rPr>
+              <w:t xml:space="preserve">tailwind.config primary</w:t>
+            </w:r>
+          </w:p>
+        </w:tc>
+        <w:tc>
+          <w:tcPr>
+            <w:tcW w:type="auto" w:w="0"/>
+            <w:tcBorders>
+              <w:top w:val="single" w:color="CCCCCC" w:sz="1"/>
+              <w:left w:val="single" w:color="CCCCCC" w:sz="1"/>
+              <w:bottom w:val="single" w:color="CCCCCC" w:sz="1"/>
+              <w:right w:val="single" w:color="CCCCCC" w:sz="1"/>
+            </w:tcBorders>
+            <w:tcMar>
+              <w:top w:type="dxa" w:w="45"/>
+              <w:left w:type="dxa" w:w="70"/>
+              <w:bottom w:type="dxa" w:w="45"/>
+              <w:right w:type="dxa" w:w="70"/>
+            </w:tcMar>
+          </w:tcPr>
+          <w:p>
+            <w:r>
+              <w:rPr>
+                <w:rFonts w:ascii="Arial" w:cs="Arial" w:eastAsia="Arial" w:hAnsi="Arial"/>
+                <w:sz w:val="17"/>
+                <w:szCs w:val="17"/>
+              </w:rPr>
+              <w:t xml:space="preserve">Teal-Cyan (#06b6d4)</w:t>
+            </w:r>
+          </w:p>
+        </w:tc>
+        <w:tc>
+          <w:tcPr>
+            <w:tcW w:type="auto" w:w="0"/>
+            <w:tcBorders>
+              <w:top w:val="single" w:color="CCCCCC" w:sz="1"/>
+              <w:left w:val="single" w:color="CCCCCC" w:sz="1"/>
+              <w:bottom w:val="single" w:color="CCCCCC" w:sz="1"/>
+              <w:right w:val="single" w:color="CCCCCC" w:sz="1"/>
+            </w:tcBorders>
+            <w:tcMar>
+              <w:top w:type="dxa" w:w="45"/>
+              <w:left w:type="dxa" w:w="70"/>
+              <w:bottom w:type="dxa" w:w="45"/>
+              <w:right w:type="dxa" w:w="70"/>
+            </w:tcMar>
+          </w:tcPr>
+          <w:p>
+            <w:r>
+              <w:rPr>
+                <w:rFonts w:ascii="Arial" w:cs="Arial" w:eastAsia="Arial" w:hAnsi="Arial"/>
+                <w:sz w:val="17"/>
+                <w:szCs w:val="17"/>
+              </w:rPr>
+              <w:t xml:space="preserve">Samsung Blue (#1a73e8)</w:t>
+            </w:r>
+          </w:p>
+        </w:tc>
+      </w:tr>
+      <w:tr>
+        <w:tc>
+          <w:tcPr>
+            <w:tcW w:type="auto" w:w="0"/>
+            <w:tcBorders>
+              <w:top w:val="single" w:color="CCCCCC" w:sz="1"/>
+              <w:left w:val="single" w:color="CCCCCC" w:sz="1"/>
+              <w:bottom w:val="single" w:color="CCCCCC" w:sz="1"/>
+              <w:right w:val="single" w:color="CCCCCC" w:sz="1"/>
+            </w:tcBorders>
+            <w:tcMar>
+              <w:top w:type="dxa" w:w="45"/>
+              <w:left w:type="dxa" w:w="70"/>
+              <w:bottom w:type="dxa" w:w="45"/>
+              <w:right w:type="dxa" w:w="70"/>
+            </w:tcMar>
+          </w:tcPr>
+          <w:p>
+            <w:r>
+              <w:rPr>
+                <w:rFonts w:ascii="Arial" w:cs="Arial" w:eastAsia="Arial" w:hAnsi="Arial"/>
+                <w:sz w:val="17"/>
+                <w:szCs w:val="17"/>
+              </w:rPr>
+              <w:t xml:space="preserve">tailwind.config secondary</w:t>
+            </w:r>
+          </w:p>
+        </w:tc>
+        <w:tc>
+          <w:tcPr>
+            <w:tcW w:type="auto" w:w="0"/>
+            <w:tcBorders>
+              <w:top w:val="single" w:color="CCCCCC" w:sz="1"/>
+              <w:left w:val="single" w:color="CCCCCC" w:sz="1"/>
+              <w:bottom w:val="single" w:color="CCCCCC" w:sz="1"/>
+              <w:right w:val="single" w:color="CCCCCC" w:sz="1"/>
+            </w:tcBorders>
+            <w:tcMar>
+              <w:top w:type="dxa" w:w="45"/>
+              <w:left w:type="dxa" w:w="70"/>
+              <w:bottom w:type="dxa" w:w="45"/>
+              <w:right w:type="dxa" w:w="70"/>
+            </w:tcMar>
+          </w:tcPr>
+          <w:p>
+            <w:r>
+              <w:rPr>
+                <w:rFonts w:ascii="Arial" w:cs="Arial" w:eastAsia="Arial" w:hAnsi="Arial"/>
+                <w:sz w:val="17"/>
+                <w:szCs w:val="17"/>
+              </w:rPr>
+              <w:t xml:space="preserve">Violet (#8b5cf6)</w:t>
+            </w:r>
+          </w:p>
+        </w:tc>
+        <w:tc>
+          <w:tcPr>
+            <w:tcW w:type="auto" w:w="0"/>
+            <w:tcBorders>
+              <w:top w:val="single" w:color="CCCCCC" w:sz="1"/>
+              <w:left w:val="single" w:color="CCCCCC" w:sz="1"/>
+              <w:bottom w:val="single" w:color="CCCCCC" w:sz="1"/>
+              <w:right w:val="single" w:color="CCCCCC" w:sz="1"/>
+            </w:tcBorders>
+            <w:tcMar>
+              <w:top w:type="dxa" w:w="45"/>
+              <w:left w:type="dxa" w:w="70"/>
+              <w:bottom w:type="dxa" w:w="45"/>
+              <w:right w:type="dxa" w:w="70"/>
+            </w:tcMar>
+          </w:tcPr>
+          <w:p>
+            <w:r>
+              <w:rPr>
+                <w:rFonts w:ascii="Arial" w:cs="Arial" w:eastAsia="Arial" w:hAnsi="Arial"/>
+                <w:sz w:val="17"/>
+                <w:szCs w:val="17"/>
+              </w:rPr>
+              <w:t xml:space="preserve">Dark Blue (#3f51b5)</w:t>
+            </w:r>
+          </w:p>
+        </w:tc>
+      </w:tr>
+      <w:tr>
+        <w:tc>
+          <w:tcPr>
+            <w:tcW w:type="auto" w:w="0"/>
+            <w:tcBorders>
+              <w:top w:val="single" w:color="CCCCCC" w:sz="1"/>
+              <w:left w:val="single" w:color="CCCCCC" w:sz="1"/>
+              <w:bottom w:val="single" w:color="CCCCCC" w:sz="1"/>
+              <w:right w:val="single" w:color="CCCCCC" w:sz="1"/>
+            </w:tcBorders>
+            <w:tcMar>
+              <w:top w:type="dxa" w:w="45"/>
+              <w:left w:type="dxa" w:w="70"/>
+              <w:bottom w:type="dxa" w:w="45"/>
+              <w:right w:type="dxa" w:w="70"/>
+            </w:tcMar>
+          </w:tcPr>
+          <w:p>
+            <w:r>
+              <w:rPr>
+                <w:rFonts w:ascii="Arial" w:cs="Arial" w:eastAsia="Arial" w:hAnsi="Arial"/>
+                <w:sz w:val="17"/>
+                <w:szCs w:val="17"/>
+              </w:rPr>
+              <w:t xml:space="preserve">index.css 줄 수</w:t>
+            </w:r>
+          </w:p>
+        </w:tc>
+        <w:tc>
+          <w:tcPr>
+            <w:tcW w:type="auto" w:w="0"/>
+            <w:tcBorders>
+              <w:top w:val="single" w:color="CCCCCC" w:sz="1"/>
+              <w:left w:val="single" w:color="CCCCCC" w:sz="1"/>
+              <w:bottom w:val="single" w:color="CCCCCC" w:sz="1"/>
+              <w:right w:val="single" w:color="CCCCCC" w:sz="1"/>
+            </w:tcBorders>
+            <w:tcMar>
+              <w:top w:type="dxa" w:w="45"/>
+              <w:left w:type="dxa" w:w="70"/>
+              <w:bottom w:type="dxa" w:w="45"/>
+              <w:right w:type="dxa" w:w="70"/>
+            </w:tcMar>
+          </w:tcPr>
+          <w:p>
+            <w:r>
+              <w:rPr>
+                <w:rFonts w:ascii="Arial" w:cs="Arial" w:eastAsia="Arial" w:hAnsi="Arial"/>
+                <w:sz w:val="17"/>
+                <w:szCs w:val="17"/>
+              </w:rPr>
+              <w:t xml:space="preserve">294줄</w:t>
+            </w:r>
+          </w:p>
+        </w:tc>
+        <w:tc>
+          <w:tcPr>
+            <w:tcW w:type="auto" w:w="0"/>
+            <w:tcBorders>
+              <w:top w:val="single" w:color="CCCCCC" w:sz="1"/>
+              <w:left w:val="single" w:color="CCCCCC" w:sz="1"/>
+              <w:bottom w:val="single" w:color="CCCCCC" w:sz="1"/>
+              <w:right w:val="single" w:color="CCCCCC" w:sz="1"/>
+            </w:tcBorders>
+            <w:tcMar>
+              <w:top w:type="dxa" w:w="45"/>
+              <w:left w:type="dxa" w:w="70"/>
+              <w:bottom w:type="dxa" w:w="45"/>
+              <w:right w:type="dxa" w:w="70"/>
+            </w:tcMar>
+          </w:tcPr>
+          <w:p>
+            <w:r>
+              <w:rPr>
+                <w:rFonts w:ascii="Arial" w:cs="Arial" w:eastAsia="Arial" w:hAnsi="Arial"/>
+                <w:sz w:val="17"/>
+                <w:szCs w:val="17"/>
+              </w:rPr>
+              <w:t xml:space="preserve">132줄 (55% 감소)</w:t>
+            </w:r>
+          </w:p>
+        </w:tc>
+      </w:tr>
+      <w:tr>
+        <w:tc>
+          <w:tcPr>
+            <w:tcW w:type="auto" w:w="0"/>
+            <w:tcBorders>
+              <w:top w:val="single" w:color="CCCCCC" w:sz="1"/>
+              <w:left w:val="single" w:color="CCCCCC" w:sz="1"/>
+              <w:bottom w:val="single" w:color="CCCCCC" w:sz="1"/>
+              <w:right w:val="single" w:color="CCCCCC" w:sz="1"/>
+            </w:tcBorders>
+            <w:tcMar>
+              <w:top w:type="dxa" w:w="45"/>
+              <w:left w:type="dxa" w:w="70"/>
+              <w:bottom w:type="dxa" w:w="45"/>
+              <w:right w:type="dxa" w:w="70"/>
+            </w:tcMar>
+          </w:tcPr>
+          <w:p>
+            <w:r>
+              <w:rPr>
+                <w:rFonts w:ascii="Arial" w:cs="Arial" w:eastAsia="Arial" w:hAnsi="Arial"/>
+                <w:sz w:val="17"/>
+                <w:szCs w:val="17"/>
+              </w:rPr>
+              <w:t xml:space="preserve">!important 수</w:t>
+            </w:r>
+          </w:p>
+        </w:tc>
+        <w:tc>
+          <w:tcPr>
+            <w:tcW w:type="auto" w:w="0"/>
+            <w:tcBorders>
+              <w:top w:val="single" w:color="CCCCCC" w:sz="1"/>
+              <w:left w:val="single" w:color="CCCCCC" w:sz="1"/>
+              <w:bottom w:val="single" w:color="CCCCCC" w:sz="1"/>
+              <w:right w:val="single" w:color="CCCCCC" w:sz="1"/>
+            </w:tcBorders>
+            <w:tcMar>
+              <w:top w:type="dxa" w:w="45"/>
+              <w:left w:type="dxa" w:w="70"/>
+              <w:bottom w:type="dxa" w:w="45"/>
+              <w:right w:type="dxa" w:w="70"/>
+            </w:tcMar>
+          </w:tcPr>
+          <w:p>
+            <w:r>
+              <w:rPr>
+                <w:rFonts w:ascii="Arial" w:cs="Arial" w:eastAsia="Arial" w:hAnsi="Arial"/>
+                <w:sz w:val="17"/>
+                <w:szCs w:val="17"/>
+              </w:rPr>
+              <w:t xml:space="preserve">148개</w:t>
+            </w:r>
+          </w:p>
+        </w:tc>
+        <w:tc>
+          <w:tcPr>
+            <w:tcW w:type="auto" w:w="0"/>
+            <w:tcBorders>
+              <w:top w:val="single" w:color="CCCCCC" w:sz="1"/>
+              <w:left w:val="single" w:color="CCCCCC" w:sz="1"/>
+              <w:bottom w:val="single" w:color="CCCCCC" w:sz="1"/>
+              <w:right w:val="single" w:color="CCCCCC" w:sz="1"/>
+            </w:tcBorders>
+            <w:tcMar>
+              <w:top w:type="dxa" w:w="45"/>
+              <w:left w:type="dxa" w:w="70"/>
+              <w:bottom w:type="dxa" w:w="45"/>
+              <w:right w:type="dxa" w:w="70"/>
+            </w:tcMar>
+          </w:tcPr>
+          <w:p>
+            <w:r>
+              <w:rPr>
+                <w:rFonts w:ascii="Arial" w:cs="Arial" w:eastAsia="Arial" w:hAnsi="Arial"/>
+                <w:sz w:val="17"/>
+                <w:szCs w:val="17"/>
+              </w:rPr>
+              <w:t xml:space="preserve">49개 (67% 감소)</w:t>
+            </w:r>
+          </w:p>
+        </w:tc>
+      </w:tr>
+      <w:tr>
+        <w:tc>
+          <w:tcPr>
+            <w:tcW w:type="auto" w:w="0"/>
+            <w:tcBorders>
+              <w:top w:val="single" w:color="CCCCCC" w:sz="1"/>
+              <w:left w:val="single" w:color="CCCCCC" w:sz="1"/>
+              <w:bottom w:val="single" w:color="CCCCCC" w:sz="1"/>
+              <w:right w:val="single" w:color="CCCCCC" w:sz="1"/>
+            </w:tcBorders>
+            <w:tcMar>
+              <w:top w:type="dxa" w:w="45"/>
+              <w:left w:type="dxa" w:w="70"/>
+              <w:bottom w:type="dxa" w:w="45"/>
+              <w:right w:type="dxa" w:w="70"/>
+            </w:tcMar>
+          </w:tcPr>
+          <w:p>
+            <w:r>
+              <w:rPr>
+                <w:rFonts w:ascii="Arial" w:cs="Arial" w:eastAsia="Arial" w:hAnsi="Arial"/>
+                <w:sz w:val="17"/>
+                <w:szCs w:val="17"/>
+              </w:rPr>
+              <w:t xml:space="preserve">glow/mesh 색상</w:t>
+            </w:r>
+          </w:p>
+        </w:tc>
+        <w:tc>
+          <w:tcPr>
+            <w:tcW w:type="auto" w:w="0"/>
+            <w:tcBorders>
+              <w:top w:val="single" w:color="CCCCCC" w:sz="1"/>
+              <w:left w:val="single" w:color="CCCCCC" w:sz="1"/>
+              <w:bottom w:val="single" w:color="CCCCCC" w:sz="1"/>
+              <w:right w:val="single" w:color="CCCCCC" w:sz="1"/>
+            </w:tcBorders>
+            <w:tcMar>
+              <w:top w:type="dxa" w:w="45"/>
+              <w:left w:type="dxa" w:w="70"/>
+              <w:bottom w:type="dxa" w:w="45"/>
+              <w:right w:type="dxa" w:w="70"/>
+            </w:tcMar>
+          </w:tcPr>
+          <w:p>
+            <w:r>
+              <w:rPr>
+                <w:rFonts w:ascii="Arial" w:cs="Arial" w:eastAsia="Arial" w:hAnsi="Arial"/>
+                <w:sz w:val="17"/>
+                <w:szCs w:val="17"/>
+              </w:rPr>
+              <w:t xml:space="preserve">cyan/violet</w:t>
+            </w:r>
+          </w:p>
+        </w:tc>
+        <w:tc>
+          <w:tcPr>
+            <w:tcW w:type="auto" w:w="0"/>
+            <w:tcBorders>
+              <w:top w:val="single" w:color="CCCCCC" w:sz="1"/>
+              <w:left w:val="single" w:color="CCCCCC" w:sz="1"/>
+              <w:bottom w:val="single" w:color="CCCCCC" w:sz="1"/>
+              <w:right w:val="single" w:color="CCCCCC" w:sz="1"/>
+            </w:tcBorders>
+            <w:tcMar>
+              <w:top w:type="dxa" w:w="45"/>
+              <w:left w:type="dxa" w:w="70"/>
+              <w:bottom w:type="dxa" w:w="45"/>
+              <w:right w:type="dxa" w:w="70"/>
+            </w:tcMar>
+          </w:tcPr>
+          <w:p>
+            <w:r>
+              <w:rPr>
+                <w:rFonts w:ascii="Arial" w:cs="Arial" w:eastAsia="Arial" w:hAnsi="Arial"/>
+                <w:sz w:val="17"/>
+                <w:szCs w:val="17"/>
+              </w:rPr>
+              <w:t xml:space="preserve">blue 계열</w:t>
+            </w:r>
+          </w:p>
+        </w:tc>
+      </w:tr>
+    </w:tbl>
     <w:p>
       <w:r>
         <w:br w:type="page"/>
@@ -15847,7 +18867,7 @@
           <w:sz w:val="28"/>
           <w:szCs w:val="28"/>
         </w:rPr>
-        <w:t xml:space="preserve">21. 웹 개발 기초 용어</w:t>
+        <w:t xml:space="preserve">24. 웹 개발 기초 용어</w:t>
       </w:r>
     </w:p>
     <w:p>
@@ -15864,7 +18884,7 @@
           <w:sz w:val="22"/>
           <w:szCs w:val="22"/>
         </w:rPr>
-        <w:t xml:space="preserve">21.1 프론트엔드 vs 백엔드</w:t>
+        <w:t xml:space="preserve">24.1 프론트엔드 vs 백엔드</w:t>
       </w:r>
     </w:p>
     <w:p>
@@ -15894,7 +18914,7 @@
           <w:sz w:val="22"/>
           <w:szCs w:val="22"/>
         </w:rPr>
-        <w:t xml:space="preserve">21.2 API (Application Programming Interface)</w:t>
+        <w:t xml:space="preserve">24.2 API (Application Programming Interface)</w:t>
       </w:r>
     </w:p>
     <w:p>
@@ -15924,7 +18944,7 @@
           <w:sz w:val="22"/>
           <w:szCs w:val="22"/>
         </w:rPr>
-        <w:t xml:space="preserve">21.3 REST API</w:t>
+        <w:t xml:space="preserve">27.3 REST API</w:t>
       </w:r>
     </w:p>
     <w:p>
@@ -15954,7 +18974,7 @@
           <w:sz w:val="22"/>
           <w:szCs w:val="22"/>
         </w:rPr>
-        <w:t xml:space="preserve">21.4 WebSocket</w:t>
+        <w:t xml:space="preserve">24.4 WebSocket</w:t>
       </w:r>
     </w:p>
     <w:p>
@@ -15984,7 +19004,7 @@
           <w:sz w:val="22"/>
           <w:szCs w:val="22"/>
         </w:rPr>
-        <w:t xml:space="preserve">21.5 JSON (JavaScript Object Notation)</w:t>
+        <w:t xml:space="preserve">24.5 JSON (JavaScript Object Notation)</w:t>
       </w:r>
     </w:p>
     <w:p>
@@ -16014,7 +19034,7 @@
           <w:sz w:val="22"/>
           <w:szCs w:val="22"/>
         </w:rPr>
-        <w:t xml:space="preserve">21.6 React</w:t>
+        <w:t xml:space="preserve">24.6 React</w:t>
       </w:r>
     </w:p>
     <w:p>
@@ -16044,7 +19064,7 @@
           <w:sz w:val="22"/>
           <w:szCs w:val="22"/>
         </w:rPr>
-        <w:t xml:space="preserve">21.7 Tailwind CSS</w:t>
+        <w:t xml:space="preserve">24.7 Tailwind CSS</w:t>
       </w:r>
     </w:p>
     <w:p>
@@ -16074,7 +19094,7 @@
           <w:sz w:val="22"/>
           <w:szCs w:val="22"/>
         </w:rPr>
-        <w:t xml:space="preserve">21.8 FastAPI</w:t>
+        <w:t xml:space="preserve">24.8 FastAPI</w:t>
       </w:r>
     </w:p>
     <w:p>
@@ -16104,7 +19124,7 @@
           <w:sz w:val="22"/>
           <w:szCs w:val="22"/>
         </w:rPr>
-        <w:t xml:space="preserve">21.9 미들웨어 (Middleware)</w:t>
+        <w:t xml:space="preserve">24.9 미들웨어 (Middleware)</w:t>
       </w:r>
     </w:p>
     <w:p>
@@ -16139,7 +19159,7 @@
           <w:sz w:val="28"/>
           <w:szCs w:val="28"/>
         </w:rPr>
-        <w:t xml:space="preserve">22. AI/ML 핵심 개념</w:t>
+        <w:t xml:space="preserve">25. AI/ML 핵심 개념</w:t>
       </w:r>
     </w:p>
     <w:p>
@@ -16156,7 +19176,7 @@
           <w:sz w:val="22"/>
           <w:szCs w:val="22"/>
         </w:rPr>
-        <w:t xml:space="preserve">22.1 LLM (Large Language Model)</w:t>
+        <w:t xml:space="preserve">25.1 LLM (Large Language Model)</w:t>
       </w:r>
     </w:p>
     <w:p>
@@ -16186,7 +19206,7 @@
           <w:sz w:val="22"/>
           <w:szCs w:val="22"/>
         </w:rPr>
-        <w:t xml:space="preserve">22.2 RAG (Retrieval-Augmented Generation)</w:t>
+        <w:t xml:space="preserve">25.2 RAG (Retrieval-Augmented Generation)</w:t>
       </w:r>
     </w:p>
     <w:p>
@@ -16216,7 +19236,7 @@
           <w:sz w:val="22"/>
           <w:szCs w:val="22"/>
         </w:rPr>
-        <w:t xml:space="preserve">22.3 벡터 임베딩 (Vector Embedding)</w:t>
+        <w:t xml:space="preserve">25.3 벡터 임베딩 (Vector Embedding)</w:t>
       </w:r>
     </w:p>
     <w:p>
@@ -16246,7 +19266,7 @@
           <w:sz w:val="22"/>
           <w:szCs w:val="22"/>
         </w:rPr>
-        <w:t xml:space="preserve">22.4 강화학습 (Reinforcement Learning)</w:t>
+        <w:t xml:space="preserve">25.4 강화학습 (Reinforcement Learning)</w:t>
       </w:r>
     </w:p>
     <w:p>
@@ -16276,7 +19296,7 @@
           <w:sz w:val="22"/>
           <w:szCs w:val="22"/>
         </w:rPr>
-        <w:t xml:space="preserve">22.5 보상 함수 (Reward Function)</w:t>
+        <w:t xml:space="preserve">25.5 보상 함수 (Reward Function)</w:t>
       </w:r>
     </w:p>
     <w:p>
@@ -16306,7 +19326,7 @@
           <w:sz w:val="22"/>
           <w:szCs w:val="22"/>
         </w:rPr>
-        <w:t xml:space="preserve">22.6 YOLO (You Only Look Once)</w:t>
+        <w:t xml:space="preserve">25.6 YOLO (You Only Look Once)</w:t>
       </w:r>
     </w:p>
     <w:p>
@@ -16336,7 +19356,7 @@
           <w:sz w:val="22"/>
           <w:szCs w:val="22"/>
         </w:rPr>
-        <w:t xml:space="preserve">22.7 OpenCLIP</w:t>
+        <w:t xml:space="preserve">25.7 OpenCLIP</w:t>
       </w:r>
     </w:p>
     <w:p>
@@ -16366,7 +19386,7 @@
           <w:sz w:val="22"/>
           <w:szCs w:val="22"/>
         </w:rPr>
-        <w:t xml:space="preserve">22.8 MediaPipe</w:t>
+        <w:t xml:space="preserve">25.8 MediaPipe</w:t>
       </w:r>
     </w:p>
     <w:p>
@@ -16401,7 +19421,7 @@
           <w:sz w:val="28"/>
           <w:szCs w:val="28"/>
         </w:rPr>
-        <w:t xml:space="preserve">23. 프로젝트 아키텍처 개념</w:t>
+        <w:t xml:space="preserve">26. 프로젝트 아키텍처 개념</w:t>
       </w:r>
     </w:p>
     <w:p>
@@ -16418,7 +19438,7 @@
           <w:sz w:val="22"/>
           <w:szCs w:val="22"/>
         </w:rPr>
-        <w:t xml:space="preserve">23.1 플러그인 아키텍처</w:t>
+        <w:t xml:space="preserve">26.1 플러그인 아키텍처</w:t>
       </w:r>
     </w:p>
     <w:p>
@@ -16448,7 +19468,7 @@
           <w:sz w:val="22"/>
           <w:szCs w:val="22"/>
         </w:rPr>
-        <w:t xml:space="preserve">23.2 Protocol (인터페이스 계약)</w:t>
+        <w:t xml:space="preserve">26.2 Protocol (인터페이스 계약)</w:t>
       </w:r>
     </w:p>
     <w:p>
@@ -16478,7 +19498,7 @@
           <w:sz w:val="22"/>
           <w:szCs w:val="22"/>
         </w:rPr>
-        <w:t xml:space="preserve">23.3 폴백 (Fallback)</w:t>
+        <w:t xml:space="preserve">26.3 폴백 (Fallback)</w:t>
       </w:r>
     </w:p>
     <w:p>
@@ -16508,7 +19528,7 @@
           <w:sz w:val="22"/>
           <w:szCs w:val="22"/>
         </w:rPr>
-        <w:t xml:space="preserve">23.4 싱글톤 패턴 (Singleton)</w:t>
+        <w:t xml:space="preserve">26.4 싱글톤 패턴 (Singleton)</w:t>
       </w:r>
     </w:p>
     <w:p>
@@ -16538,7 +19558,7 @@
           <w:sz w:val="22"/>
           <w:szCs w:val="22"/>
         </w:rPr>
-        <w:t xml:space="preserve">23.5 DAG (Directed Acyclic Graph)</w:t>
+        <w:t xml:space="preserve">26.5 DAG (Directed Acyclic Graph)</w:t>
       </w:r>
     </w:p>
     <w:p>
@@ -16568,7 +19588,7 @@
           <w:sz w:val="22"/>
           <w:szCs w:val="22"/>
         </w:rPr>
-        <w:t xml:space="preserve">23.6 CASCADE (크로스 도메인 연쇄)</w:t>
+        <w:t xml:space="preserve">26.6 CASCADE (크로스 도메인 연쇄)</w:t>
       </w:r>
     </w:p>
     <w:p>
@@ -16598,7 +19618,7 @@
           <w:sz w:val="22"/>
           <w:szCs w:val="22"/>
         </w:rPr>
-        <w:t xml:space="preserve">23.7 상태 관리 (State Management)</w:t>
+        <w:t xml:space="preserve">26.7 상태 관리 (State Management)</w:t>
       </w:r>
     </w:p>
     <w:p>
@@ -16628,7 +19648,7 @@
           <w:sz w:val="22"/>
           <w:szCs w:val="22"/>
         </w:rPr>
-        <w:t xml:space="preserve">23.8 WebSocket과 HTTP의 차이</w:t>
+        <w:t xml:space="preserve">26.8 WebSocket과 HTTP의 차이</w:t>
       </w:r>
     </w:p>
     <w:p>
@@ -16658,7 +19678,7 @@
           <w:sz w:val="22"/>
           <w:szCs w:val="22"/>
         </w:rPr>
-        <w:t xml:space="preserve">23.9 Docker와 컨테이너</w:t>
+        <w:t xml:space="preserve">26.9 Docker와 컨테이너</w:t>
       </w:r>
     </w:p>
     <w:p>
@@ -16688,7 +19708,7 @@
           <w:sz w:val="22"/>
           <w:szCs w:val="22"/>
         </w:rPr>
-        <w:t xml:space="preserve">23.10 JWT (JSON Web Token)</w:t>
+        <w:t xml:space="preserve">26.10 JWT (JSON Web Token)</w:t>
       </w:r>
     </w:p>
     <w:p>
@@ -16718,7 +19738,7 @@
           <w:sz w:val="22"/>
           <w:szCs w:val="22"/>
         </w:rPr>
-        <w:t xml:space="preserve">23.11 Rate Limiting</w:t>
+        <w:t xml:space="preserve">26.11 Rate Limiting</w:t>
       </w:r>
     </w:p>
     <w:p>
@@ -16748,7 +19768,7 @@
           <w:sz w:val="22"/>
           <w:szCs w:val="22"/>
         </w:rPr>
-        <w:t xml:space="preserve">23.12 Git과 버전 관리</w:t>
+        <w:t xml:space="preserve">26.12 Git과 버전 관리</w:t>
       </w:r>
     </w:p>
     <w:p>
@@ -16778,7 +19798,7 @@
           <w:sz w:val="28"/>
           <w:szCs w:val="28"/>
         </w:rPr>
-        <w:t xml:space="preserve">24. 스토어 배포 체크리스트</w:t>
+        <w:t xml:space="preserve">27. 스토어 배포 체크리스트</w:t>
       </w:r>
     </w:p>
     <w:p>
@@ -16795,7 +19815,7 @@
           <w:sz w:val="22"/>
           <w:szCs w:val="22"/>
         </w:rPr>
-        <w:t xml:space="preserve">24.1 Google Play</w:t>
+        <w:t xml:space="preserve">27.1 Google Play</w:t>
       </w:r>
     </w:p>
     <w:p>
@@ -16868,7 +19888,7 @@
           <w:sz w:val="22"/>
           <w:szCs w:val="22"/>
         </w:rPr>
-        <w:t xml:space="preserve">24.2 Apple App Store</w:t>
+        <w:t xml:space="preserve">27.2 Apple App Store</w:t>
       </w:r>
     </w:p>
     <w:p>
@@ -16927,7 +19947,7 @@
           <w:sz w:val="22"/>
           <w:szCs w:val="22"/>
         </w:rPr>
-        <w:t xml:space="preserve">24.3 공통</w:t>
+        <w:t xml:space="preserve">27.3 공통</w:t>
       </w:r>
     </w:p>
     <w:p>

--- a/lifesync-ai/docs/architecture-report-v7.docx
+++ b/lifesync-ai/docs/architecture-report-v7.docx
@@ -46,7 +46,7 @@
           <w:sz w:val="16"/>
           <w:szCs w:val="16"/>
         </w:rPr>
-        <w:t xml:space="preserve">4 Domains | 14 Pages | 35+ API | 6 Team Members | 19 Bug Fixes</w:t>
+        <w:t xml:space="preserve">4 Domains | 13 Pages | 35+ API | 6 Team Members | 19 Bug Fixes | Top Nav</w:t>
       </w:r>
     </w:p>
     <w:p>
@@ -2218,7 +2218,20 @@
           <w:sz w:val="28"/>
           <w:szCs w:val="28"/>
         </w:rPr>
-        <w:t xml:space="preserve">4. 프론트엔드 14개 페이지</w:t>
+        <w:t xml:space="preserve">4. 프론트엔드 13개 페이지</w:t>
+      </w:r>
+    </w:p>
+    <w:p>
+      <w:pPr>
+        <w:spacing w:after="80"/>
+      </w:pPr>
+      <w:r>
+        <w:rPr>
+          <w:rFonts w:ascii="Arial" w:cs="Arial" w:eastAsia="Arial" w:hAnsi="Arial"/>
+          <w:sz w:val="17"/>
+          <w:szCs w:val="17"/>
+        </w:rPr>
+        <w:t xml:space="preserve">Samsung Health 스타일 상단 네비게이션(TopNav) + 다크/라이트 자동 전환. 로드맵은 시뮬레이터 내 탭으로 통합.</w:t>
       </w:r>
     </w:p>
     <w:tbl>
@@ -2234,9 +2247,9 @@
         </w:tblBorders>
       </w:tblPr>
       <w:tblGrid>
-        <w:gridCol w:w="1400"/>
         <w:gridCol w:w="1600"/>
-        <w:gridCol w:w="6360"/>
+        <w:gridCol w:w="1800"/>
+        <w:gridCol w:w="5960"/>
       </w:tblGrid>
       <w:tr>
         <w:tc>
@@ -2411,7 +2424,7 @@
                 <w:sz w:val="17"/>
                 <w:szCs w:val="17"/>
               </w:rPr>
-              <w:t xml:space="preserve">랜딩 페이지</w:t>
+              <w:t xml:space="preserve">풀스크린 히어로 + 4도메인 이미지 카드</w:t>
             </w:r>
           </w:p>
         </w:tc>
@@ -2494,7 +2507,7 @@
                 <w:sz w:val="17"/>
                 <w:szCs w:val="17"/>
               </w:rPr>
-              <w:t xml:space="preserve">카카오 OAuth + 게스트</w:t>
+              <w:t xml:space="preserve">카카오 OAuth + 게스트(읽기전용)</w:t>
             </w:r>
           </w:p>
         </w:tc>
@@ -2660,7 +2673,7 @@
                 <w:sz w:val="17"/>
                 <w:szCs w:val="17"/>
               </w:rPr>
-              <w:t xml:space="preserve">Samsung Health 링차트 + 3탭</w:t>
+              <w:t xml:space="preserve">Samsung Health 링차트 + 솔루션/인사이트/코칭 3탭</w:t>
             </w:r>
           </w:p>
         </w:tc>
@@ -2743,7 +2756,7 @@
                 <w:sz w:val="17"/>
                 <w:szCs w:val="17"/>
               </w:rPr>
-              <w:t xml:space="preserve">CLIP+YOLO -&gt; Top-5</w:t>
+              <w:t xml:space="preserve">CLIP+YOLO -&gt; Top-5 추천</w:t>
             </w:r>
           </w:p>
         </w:tc>
@@ -2772,61 +2785,61 @@
                 <w:sz w:val="17"/>
                 <w:szCs w:val="17"/>
               </w:rPr>
-              <w:t xml:space="preserve">로드맵</w:t>
-            </w:r>
-          </w:p>
-        </w:tc>
-        <w:tc>
-          <w:tcPr>
-            <w:tcW w:type="auto" w:w="0"/>
-            <w:tcBorders>
-              <w:top w:val="single" w:color="CCCCCC" w:sz="1"/>
-              <w:left w:val="single" w:color="CCCCCC" w:sz="1"/>
-              <w:bottom w:val="single" w:color="CCCCCC" w:sz="1"/>
-              <w:right w:val="single" w:color="CCCCCC" w:sz="1"/>
-            </w:tcBorders>
-            <w:tcMar>
-              <w:top w:type="dxa" w:w="45"/>
-              <w:left w:type="dxa" w:w="70"/>
-              <w:bottom w:type="dxa" w:w="45"/>
-              <w:right w:type="dxa" w:w="70"/>
-            </w:tcMar>
-          </w:tcPr>
-          <w:p>
-            <w:r>
-              <w:rPr>
-                <w:rFonts w:ascii="Arial" w:cs="Arial" w:eastAsia="Arial" w:hAnsi="Arial"/>
-                <w:sz w:val="17"/>
-                <w:szCs w:val="17"/>
-              </w:rPr>
-              <w:t xml:space="preserve">/roadmap</w:t>
-            </w:r>
-          </w:p>
-        </w:tc>
-        <w:tc>
-          <w:tcPr>
-            <w:tcW w:type="auto" w:w="0"/>
-            <w:tcBorders>
-              <w:top w:val="single" w:color="CCCCCC" w:sz="1"/>
-              <w:left w:val="single" w:color="CCCCCC" w:sz="1"/>
-              <w:bottom w:val="single" w:color="CCCCCC" w:sz="1"/>
-              <w:right w:val="single" w:color="CCCCCC" w:sz="1"/>
-            </w:tcBorders>
-            <w:tcMar>
-              <w:top w:type="dxa" w:w="45"/>
-              <w:left w:type="dxa" w:w="70"/>
-              <w:bottom w:type="dxa" w:w="45"/>
-              <w:right w:type="dxa" w:w="70"/>
-            </w:tcMar>
-          </w:tcPr>
-          <w:p>
-            <w:r>
-              <w:rPr>
-                <w:rFonts w:ascii="Arial" w:cs="Arial" w:eastAsia="Arial" w:hAnsi="Arial"/>
-                <w:sz w:val="17"/>
-                <w:szCs w:val="17"/>
-              </w:rPr>
-              <w:t xml:space="preserve">12주 타임라인</w:t>
+              <w:t xml:space="preserve">시뮬레이터</w:t>
+            </w:r>
+          </w:p>
+        </w:tc>
+        <w:tc>
+          <w:tcPr>
+            <w:tcW w:type="auto" w:w="0"/>
+            <w:tcBorders>
+              <w:top w:val="single" w:color="CCCCCC" w:sz="1"/>
+              <w:left w:val="single" w:color="CCCCCC" w:sz="1"/>
+              <w:bottom w:val="single" w:color="CCCCCC" w:sz="1"/>
+              <w:right w:val="single" w:color="CCCCCC" w:sz="1"/>
+            </w:tcBorders>
+            <w:tcMar>
+              <w:top w:type="dxa" w:w="45"/>
+              <w:left w:type="dxa" w:w="70"/>
+              <w:bottom w:type="dxa" w:w="45"/>
+              <w:right w:type="dxa" w:w="70"/>
+            </w:tcMar>
+          </w:tcPr>
+          <w:p>
+            <w:r>
+              <w:rPr>
+                <w:rFonts w:ascii="Arial" w:cs="Arial" w:eastAsia="Arial" w:hAnsi="Arial"/>
+                <w:sz w:val="17"/>
+                <w:szCs w:val="17"/>
+              </w:rPr>
+              <w:t xml:space="preserve">/simulator</w:t>
+            </w:r>
+          </w:p>
+        </w:tc>
+        <w:tc>
+          <w:tcPr>
+            <w:tcW w:type="auto" w:w="0"/>
+            <w:tcBorders>
+              <w:top w:val="single" w:color="CCCCCC" w:sz="1"/>
+              <w:left w:val="single" w:color="CCCCCC" w:sz="1"/>
+              <w:bottom w:val="single" w:color="CCCCCC" w:sz="1"/>
+              <w:right w:val="single" w:color="CCCCCC" w:sz="1"/>
+            </w:tcBorders>
+            <w:tcMar>
+              <w:top w:type="dxa" w:w="45"/>
+              <w:left w:type="dxa" w:w="70"/>
+              <w:bottom w:type="dxa" w:w="45"/>
+              <w:right w:type="dxa" w:w="70"/>
+            </w:tcMar>
+          </w:tcPr>
+          <w:p>
+            <w:r>
+              <w:rPr>
+                <w:rFonts w:ascii="Arial" w:cs="Arial" w:eastAsia="Arial" w:hAnsi="Arial"/>
+                <w:sz w:val="17"/>
+                <w:szCs w:val="17"/>
+              </w:rPr>
+              <w:t xml:space="preserve">PPO RL 12주 + 12주 로드맵 탭</w:t>
             </w:r>
           </w:p>
         </w:tc>
@@ -2855,61 +2868,61 @@
                 <w:sz w:val="17"/>
                 <w:szCs w:val="17"/>
               </w:rPr>
-              <w:t xml:space="preserve">시뮬레이터</w:t>
-            </w:r>
-          </w:p>
-        </w:tc>
-        <w:tc>
-          <w:tcPr>
-            <w:tcW w:type="auto" w:w="0"/>
-            <w:tcBorders>
-              <w:top w:val="single" w:color="CCCCCC" w:sz="1"/>
-              <w:left w:val="single" w:color="CCCCCC" w:sz="1"/>
-              <w:bottom w:val="single" w:color="CCCCCC" w:sz="1"/>
-              <w:right w:val="single" w:color="CCCCCC" w:sz="1"/>
-            </w:tcBorders>
-            <w:tcMar>
-              <w:top w:type="dxa" w:w="45"/>
-              <w:left w:type="dxa" w:w="70"/>
-              <w:bottom w:type="dxa" w:w="45"/>
-              <w:right w:type="dxa" w:w="70"/>
-            </w:tcMar>
-          </w:tcPr>
-          <w:p>
-            <w:r>
-              <w:rPr>
-                <w:rFonts w:ascii="Arial" w:cs="Arial" w:eastAsia="Arial" w:hAnsi="Arial"/>
-                <w:sz w:val="17"/>
-                <w:szCs w:val="17"/>
-              </w:rPr>
-              <w:t xml:space="preserve">/simulator</w:t>
-            </w:r>
-          </w:p>
-        </w:tc>
-        <w:tc>
-          <w:tcPr>
-            <w:tcW w:type="auto" w:w="0"/>
-            <w:tcBorders>
-              <w:top w:val="single" w:color="CCCCCC" w:sz="1"/>
-              <w:left w:val="single" w:color="CCCCCC" w:sz="1"/>
-              <w:bottom w:val="single" w:color="CCCCCC" w:sz="1"/>
-              <w:right w:val="single" w:color="CCCCCC" w:sz="1"/>
-            </w:tcBorders>
-            <w:tcMar>
-              <w:top w:type="dxa" w:w="45"/>
-              <w:left w:type="dxa" w:w="70"/>
-              <w:bottom w:type="dxa" w:w="45"/>
-              <w:right w:type="dxa" w:w="70"/>
-            </w:tcMar>
-          </w:tcPr>
-          <w:p>
-            <w:r>
-              <w:rPr>
-                <w:rFonts w:ascii="Arial" w:cs="Arial" w:eastAsia="Arial" w:hAnsi="Arial"/>
-                <w:sz w:val="17"/>
-                <w:szCs w:val="17"/>
-              </w:rPr>
-              <w:t xml:space="preserve">PPO RL 12주</w:t>
+              <w:t xml:space="preserve">생활패턴</w:t>
+            </w:r>
+          </w:p>
+        </w:tc>
+        <w:tc>
+          <w:tcPr>
+            <w:tcW w:type="auto" w:w="0"/>
+            <w:tcBorders>
+              <w:top w:val="single" w:color="CCCCCC" w:sz="1"/>
+              <w:left w:val="single" w:color="CCCCCC" w:sz="1"/>
+              <w:bottom w:val="single" w:color="CCCCCC" w:sz="1"/>
+              <w:right w:val="single" w:color="CCCCCC" w:sz="1"/>
+            </w:tcBorders>
+            <w:tcMar>
+              <w:top w:type="dxa" w:w="45"/>
+              <w:left w:type="dxa" w:w="70"/>
+              <w:bottom w:type="dxa" w:w="45"/>
+              <w:right w:type="dxa" w:w="70"/>
+            </w:tcMar>
+          </w:tcPr>
+          <w:p>
+            <w:r>
+              <w:rPr>
+                <w:rFonts w:ascii="Arial" w:cs="Arial" w:eastAsia="Arial" w:hAnsi="Arial"/>
+                <w:sz w:val="17"/>
+                <w:szCs w:val="17"/>
+              </w:rPr>
+              <w:t xml:space="preserve">/schedule</w:t>
+            </w:r>
+          </w:p>
+        </w:tc>
+        <w:tc>
+          <w:tcPr>
+            <w:tcW w:type="auto" w:w="0"/>
+            <w:tcBorders>
+              <w:top w:val="single" w:color="CCCCCC" w:sz="1"/>
+              <w:left w:val="single" w:color="CCCCCC" w:sz="1"/>
+              <w:bottom w:val="single" w:color="CCCCCC" w:sz="1"/>
+              <w:right w:val="single" w:color="CCCCCC" w:sz="1"/>
+            </w:tcBorders>
+            <w:tcMar>
+              <w:top w:type="dxa" w:w="45"/>
+              <w:left w:type="dxa" w:w="70"/>
+              <w:bottom w:type="dxa" w:w="45"/>
+              <w:right w:type="dxa" w:w="70"/>
+            </w:tcMar>
+          </w:tcPr>
+          <w:p>
+            <w:r>
+              <w:rPr>
+                <w:rFonts w:ascii="Arial" w:cs="Arial" w:eastAsia="Arial" w:hAnsi="Arial"/>
+                <w:sz w:val="17"/>
+                <w:szCs w:val="17"/>
+              </w:rPr>
+              <w:t xml:space="preserve">24시간 원형 시계 + N일 시뮬</w:t>
             </w:r>
           </w:p>
         </w:tc>
@@ -2938,61 +2951,61 @@
                 <w:sz w:val="17"/>
                 <w:szCs w:val="17"/>
               </w:rPr>
-              <w:t xml:space="preserve">생활패턴</w:t>
-            </w:r>
-          </w:p>
-        </w:tc>
-        <w:tc>
-          <w:tcPr>
-            <w:tcW w:type="auto" w:w="0"/>
-            <w:tcBorders>
-              <w:top w:val="single" w:color="CCCCCC" w:sz="1"/>
-              <w:left w:val="single" w:color="CCCCCC" w:sz="1"/>
-              <w:bottom w:val="single" w:color="CCCCCC" w:sz="1"/>
-              <w:right w:val="single" w:color="CCCCCC" w:sz="1"/>
-            </w:tcBorders>
-            <w:tcMar>
-              <w:top w:type="dxa" w:w="45"/>
-              <w:left w:type="dxa" w:w="70"/>
-              <w:bottom w:type="dxa" w:w="45"/>
-              <w:right w:type="dxa" w:w="70"/>
-            </w:tcMar>
-          </w:tcPr>
-          <w:p>
-            <w:r>
-              <w:rPr>
-                <w:rFonts w:ascii="Arial" w:cs="Arial" w:eastAsia="Arial" w:hAnsi="Arial"/>
-                <w:sz w:val="17"/>
-                <w:szCs w:val="17"/>
-              </w:rPr>
-              <w:t xml:space="preserve">/schedule</w:t>
-            </w:r>
-          </w:p>
-        </w:tc>
-        <w:tc>
-          <w:tcPr>
-            <w:tcW w:type="auto" w:w="0"/>
-            <w:tcBorders>
-              <w:top w:val="single" w:color="CCCCCC" w:sz="1"/>
-              <w:left w:val="single" w:color="CCCCCC" w:sz="1"/>
-              <w:bottom w:val="single" w:color="CCCCCC" w:sz="1"/>
-              <w:right w:val="single" w:color="CCCCCC" w:sz="1"/>
-            </w:tcBorders>
-            <w:tcMar>
-              <w:top w:type="dxa" w:w="45"/>
-              <w:left w:type="dxa" w:w="70"/>
-              <w:bottom w:type="dxa" w:w="45"/>
-              <w:right w:type="dxa" w:w="70"/>
-            </w:tcMar>
-          </w:tcPr>
-          <w:p>
-            <w:r>
-              <w:rPr>
-                <w:rFonts w:ascii="Arial" w:cs="Arial" w:eastAsia="Arial" w:hAnsi="Arial"/>
-                <w:sz w:val="17"/>
-                <w:szCs w:val="17"/>
-              </w:rPr>
-              <w:t xml:space="preserve">24시간 원형 시계</w:t>
+              <w:t xml:space="preserve">가상인물</w:t>
+            </w:r>
+          </w:p>
+        </w:tc>
+        <w:tc>
+          <w:tcPr>
+            <w:tcW w:type="auto" w:w="0"/>
+            <w:tcBorders>
+              <w:top w:val="single" w:color="CCCCCC" w:sz="1"/>
+              <w:left w:val="single" w:color="CCCCCC" w:sz="1"/>
+              <w:bottom w:val="single" w:color="CCCCCC" w:sz="1"/>
+              <w:right w:val="single" w:color="CCCCCC" w:sz="1"/>
+            </w:tcBorders>
+            <w:tcMar>
+              <w:top w:type="dxa" w:w="45"/>
+              <w:left w:type="dxa" w:w="70"/>
+              <w:bottom w:type="dxa" w:w="45"/>
+              <w:right w:type="dxa" w:w="70"/>
+            </w:tcMar>
+          </w:tcPr>
+          <w:p>
+            <w:r>
+              <w:rPr>
+                <w:rFonts w:ascii="Arial" w:cs="Arial" w:eastAsia="Arial" w:hAnsi="Arial"/>
+                <w:sz w:val="17"/>
+                <w:szCs w:val="17"/>
+              </w:rPr>
+              <w:t xml:space="preserve">/avatar</w:t>
+            </w:r>
+          </w:p>
+        </w:tc>
+        <w:tc>
+          <w:tcPr>
+            <w:tcW w:type="auto" w:w="0"/>
+            <w:tcBorders>
+              <w:top w:val="single" w:color="CCCCCC" w:sz="1"/>
+              <w:left w:val="single" w:color="CCCCCC" w:sz="1"/>
+              <w:bottom w:val="single" w:color="CCCCCC" w:sz="1"/>
+              <w:right w:val="single" w:color="CCCCCC" w:sz="1"/>
+            </w:tcBorders>
+            <w:tcMar>
+              <w:top w:type="dxa" w:w="45"/>
+              <w:left w:type="dxa" w:w="70"/>
+              <w:bottom w:type="dxa" w:w="45"/>
+              <w:right w:type="dxa" w:w="70"/>
+            </w:tcMar>
+          </w:tcPr>
+          <w:p>
+            <w:r>
+              <w:rPr>
+                <w:rFonts w:ascii="Arial" w:cs="Arial" w:eastAsia="Arial" w:hAnsi="Arial"/>
+                <w:sz w:val="17"/>
+                <w:szCs w:val="17"/>
+              </w:rPr>
+              <w:t xml:space="preserve">걷기 아바타 + BMI 체형 변화</w:t>
             </w:r>
           </w:p>
         </w:tc>
@@ -3021,61 +3034,61 @@
                 <w:sz w:val="17"/>
                 <w:szCs w:val="17"/>
               </w:rPr>
-              <w:t xml:space="preserve">가상인물</w:t>
-            </w:r>
-          </w:p>
-        </w:tc>
-        <w:tc>
-          <w:tcPr>
-            <w:tcW w:type="auto" w:w="0"/>
-            <w:tcBorders>
-              <w:top w:val="single" w:color="CCCCCC" w:sz="1"/>
-              <w:left w:val="single" w:color="CCCCCC" w:sz="1"/>
-              <w:bottom w:val="single" w:color="CCCCCC" w:sz="1"/>
-              <w:right w:val="single" w:color="CCCCCC" w:sz="1"/>
-            </w:tcBorders>
-            <w:tcMar>
-              <w:top w:type="dxa" w:w="45"/>
-              <w:left w:type="dxa" w:w="70"/>
-              <w:bottom w:type="dxa" w:w="45"/>
-              <w:right w:type="dxa" w:w="70"/>
-            </w:tcMar>
-          </w:tcPr>
-          <w:p>
-            <w:r>
-              <w:rPr>
-                <w:rFonts w:ascii="Arial" w:cs="Arial" w:eastAsia="Arial" w:hAnsi="Arial"/>
-                <w:sz w:val="17"/>
-                <w:szCs w:val="17"/>
-              </w:rPr>
-              <w:t xml:space="preserve">/avatar</w:t>
-            </w:r>
-          </w:p>
-        </w:tc>
-        <w:tc>
-          <w:tcPr>
-            <w:tcW w:type="auto" w:w="0"/>
-            <w:tcBorders>
-              <w:top w:val="single" w:color="CCCCCC" w:sz="1"/>
-              <w:left w:val="single" w:color="CCCCCC" w:sz="1"/>
-              <w:bottom w:val="single" w:color="CCCCCC" w:sz="1"/>
-              <w:right w:val="single" w:color="CCCCCC" w:sz="1"/>
-            </w:tcBorders>
-            <w:tcMar>
-              <w:top w:type="dxa" w:w="45"/>
-              <w:left w:type="dxa" w:w="70"/>
-              <w:bottom w:type="dxa" w:w="45"/>
-              <w:right w:type="dxa" w:w="70"/>
-            </w:tcMar>
-          </w:tcPr>
-          <w:p>
-            <w:r>
-              <w:rPr>
-                <w:rFonts w:ascii="Arial" w:cs="Arial" w:eastAsia="Arial" w:hAnsi="Arial"/>
-                <w:sz w:val="17"/>
-                <w:szCs w:val="17"/>
-              </w:rPr>
-              <w:t xml:space="preserve">걷기 아바타 + BMI</w:t>
+              <w:t xml:space="preserve">주간리포트</w:t>
+            </w:r>
+          </w:p>
+        </w:tc>
+        <w:tc>
+          <w:tcPr>
+            <w:tcW w:type="auto" w:w="0"/>
+            <w:tcBorders>
+              <w:top w:val="single" w:color="CCCCCC" w:sz="1"/>
+              <w:left w:val="single" w:color="CCCCCC" w:sz="1"/>
+              <w:bottom w:val="single" w:color="CCCCCC" w:sz="1"/>
+              <w:right w:val="single" w:color="CCCCCC" w:sz="1"/>
+            </w:tcBorders>
+            <w:tcMar>
+              <w:top w:type="dxa" w:w="45"/>
+              <w:left w:type="dxa" w:w="70"/>
+              <w:bottom w:type="dxa" w:w="45"/>
+              <w:right w:type="dxa" w:w="70"/>
+            </w:tcMar>
+          </w:tcPr>
+          <w:p>
+            <w:r>
+              <w:rPr>
+                <w:rFonts w:ascii="Arial" w:cs="Arial" w:eastAsia="Arial" w:hAnsi="Arial"/>
+                <w:sz w:val="17"/>
+                <w:szCs w:val="17"/>
+              </w:rPr>
+              <w:t xml:space="preserve">/report</w:t>
+            </w:r>
+          </w:p>
+        </w:tc>
+        <w:tc>
+          <w:tcPr>
+            <w:tcW w:type="auto" w:w="0"/>
+            <w:tcBorders>
+              <w:top w:val="single" w:color="CCCCCC" w:sz="1"/>
+              <w:left w:val="single" w:color="CCCCCC" w:sz="1"/>
+              <w:bottom w:val="single" w:color="CCCCCC" w:sz="1"/>
+              <w:right w:val="single" w:color="CCCCCC" w:sz="1"/>
+            </w:tcBorders>
+            <w:tcMar>
+              <w:top w:type="dxa" w:w="45"/>
+              <w:left w:type="dxa" w:w="70"/>
+              <w:bottom w:type="dxa" w:w="45"/>
+              <w:right w:type="dxa" w:w="70"/>
+            </w:tcMar>
+          </w:tcPr>
+          <w:p>
+            <w:r>
+              <w:rPr>
+                <w:rFonts w:ascii="Arial" w:cs="Arial" w:eastAsia="Arial" w:hAnsi="Arial"/>
+                <w:sz w:val="17"/>
+                <w:szCs w:val="17"/>
+              </w:rPr>
+              <w:t xml:space="preserve">레이더+바+신뢰구간+아바타 비교</w:t>
             </w:r>
           </w:p>
         </w:tc>
@@ -3104,61 +3117,61 @@
                 <w:sz w:val="17"/>
                 <w:szCs w:val="17"/>
               </w:rPr>
-              <w:t xml:space="preserve">주간리포트</w:t>
-            </w:r>
-          </w:p>
-        </w:tc>
-        <w:tc>
-          <w:tcPr>
-            <w:tcW w:type="auto" w:w="0"/>
-            <w:tcBorders>
-              <w:top w:val="single" w:color="CCCCCC" w:sz="1"/>
-              <w:left w:val="single" w:color="CCCCCC" w:sz="1"/>
-              <w:bottom w:val="single" w:color="CCCCCC" w:sz="1"/>
-              <w:right w:val="single" w:color="CCCCCC" w:sz="1"/>
-            </w:tcBorders>
-            <w:tcMar>
-              <w:top w:type="dxa" w:w="45"/>
-              <w:left w:type="dxa" w:w="70"/>
-              <w:bottom w:type="dxa" w:w="45"/>
-              <w:right w:type="dxa" w:w="70"/>
-            </w:tcMar>
-          </w:tcPr>
-          <w:p>
-            <w:r>
-              <w:rPr>
-                <w:rFonts w:ascii="Arial" w:cs="Arial" w:eastAsia="Arial" w:hAnsi="Arial"/>
-                <w:sz w:val="17"/>
-                <w:szCs w:val="17"/>
-              </w:rPr>
-              <w:t xml:space="preserve">/report</w:t>
-            </w:r>
-          </w:p>
-        </w:tc>
-        <w:tc>
-          <w:tcPr>
-            <w:tcW w:type="auto" w:w="0"/>
-            <w:tcBorders>
-              <w:top w:val="single" w:color="CCCCCC" w:sz="1"/>
-              <w:left w:val="single" w:color="CCCCCC" w:sz="1"/>
-              <w:bottom w:val="single" w:color="CCCCCC" w:sz="1"/>
-              <w:right w:val="single" w:color="CCCCCC" w:sz="1"/>
-            </w:tcBorders>
-            <w:tcMar>
-              <w:top w:type="dxa" w:w="45"/>
-              <w:left w:type="dxa" w:w="70"/>
-              <w:bottom w:type="dxa" w:w="45"/>
-              <w:right w:type="dxa" w:w="70"/>
-            </w:tcMar>
-          </w:tcPr>
-          <w:p>
-            <w:r>
-              <w:rPr>
-                <w:rFonts w:ascii="Arial" w:cs="Arial" w:eastAsia="Arial" w:hAnsi="Arial"/>
-                <w:sz w:val="17"/>
-                <w:szCs w:val="17"/>
-              </w:rPr>
-              <w:t xml:space="preserve">레이더+바+신뢰구간</w:t>
+              <w:t xml:space="preserve">아키텍처</w:t>
+            </w:r>
+          </w:p>
+        </w:tc>
+        <w:tc>
+          <w:tcPr>
+            <w:tcW w:type="auto" w:w="0"/>
+            <w:tcBorders>
+              <w:top w:val="single" w:color="CCCCCC" w:sz="1"/>
+              <w:left w:val="single" w:color="CCCCCC" w:sz="1"/>
+              <w:bottom w:val="single" w:color="CCCCCC" w:sz="1"/>
+              <w:right w:val="single" w:color="CCCCCC" w:sz="1"/>
+            </w:tcBorders>
+            <w:tcMar>
+              <w:top w:type="dxa" w:w="45"/>
+              <w:left w:type="dxa" w:w="70"/>
+              <w:bottom w:type="dxa" w:w="45"/>
+              <w:right w:type="dxa" w:w="70"/>
+            </w:tcMar>
+          </w:tcPr>
+          <w:p>
+            <w:r>
+              <w:rPr>
+                <w:rFonts w:ascii="Arial" w:cs="Arial" w:eastAsia="Arial" w:hAnsi="Arial"/>
+                <w:sz w:val="17"/>
+                <w:szCs w:val="17"/>
+              </w:rPr>
+              <w:t xml:space="preserve">/architecture</w:t>
+            </w:r>
+          </w:p>
+        </w:tc>
+        <w:tc>
+          <w:tcPr>
+            <w:tcW w:type="auto" w:w="0"/>
+            <w:tcBorders>
+              <w:top w:val="single" w:color="CCCCCC" w:sz="1"/>
+              <w:left w:val="single" w:color="CCCCCC" w:sz="1"/>
+              <w:bottom w:val="single" w:color="CCCCCC" w:sz="1"/>
+              <w:right w:val="single" w:color="CCCCCC" w:sz="1"/>
+            </w:tcBorders>
+            <w:tcMar>
+              <w:top w:type="dxa" w:w="45"/>
+              <w:left w:type="dxa" w:w="70"/>
+              <w:bottom w:type="dxa" w:w="45"/>
+              <w:right w:type="dxa" w:w="70"/>
+            </w:tcMar>
+          </w:tcPr>
+          <w:p>
+            <w:r>
+              <w:rPr>
+                <w:rFonts w:ascii="Arial" w:cs="Arial" w:eastAsia="Arial" w:hAnsi="Arial"/>
+                <w:sz w:val="17"/>
+                <w:szCs w:val="17"/>
+              </w:rPr>
+              <w:t xml:space="preserve">34노드 인터랙티브 시스템맵</w:t>
             </w:r>
           </w:p>
         </w:tc>
@@ -3187,61 +3200,61 @@
                 <w:sz w:val="17"/>
                 <w:szCs w:val="17"/>
               </w:rPr>
-              <w:t xml:space="preserve">아키텍처</w:t>
-            </w:r>
-          </w:p>
-        </w:tc>
-        <w:tc>
-          <w:tcPr>
-            <w:tcW w:type="auto" w:w="0"/>
-            <w:tcBorders>
-              <w:top w:val="single" w:color="CCCCCC" w:sz="1"/>
-              <w:left w:val="single" w:color="CCCCCC" w:sz="1"/>
-              <w:bottom w:val="single" w:color="CCCCCC" w:sz="1"/>
-              <w:right w:val="single" w:color="CCCCCC" w:sz="1"/>
-            </w:tcBorders>
-            <w:tcMar>
-              <w:top w:type="dxa" w:w="45"/>
-              <w:left w:type="dxa" w:w="70"/>
-              <w:bottom w:type="dxa" w:w="45"/>
-              <w:right w:type="dxa" w:w="70"/>
-            </w:tcMar>
-          </w:tcPr>
-          <w:p>
-            <w:r>
-              <w:rPr>
-                <w:rFonts w:ascii="Arial" w:cs="Arial" w:eastAsia="Arial" w:hAnsi="Arial"/>
-                <w:sz w:val="17"/>
-                <w:szCs w:val="17"/>
-              </w:rPr>
-              <w:t xml:space="preserve">/architecture</w:t>
-            </w:r>
-          </w:p>
-        </w:tc>
-        <w:tc>
-          <w:tcPr>
-            <w:tcW w:type="auto" w:w="0"/>
-            <w:tcBorders>
-              <w:top w:val="single" w:color="CCCCCC" w:sz="1"/>
-              <w:left w:val="single" w:color="CCCCCC" w:sz="1"/>
-              <w:bottom w:val="single" w:color="CCCCCC" w:sz="1"/>
-              <w:right w:val="single" w:color="CCCCCC" w:sz="1"/>
-            </w:tcBorders>
-            <w:tcMar>
-              <w:top w:type="dxa" w:w="45"/>
-              <w:left w:type="dxa" w:w="70"/>
-              <w:bottom w:type="dxa" w:w="45"/>
-              <w:right w:type="dxa" w:w="70"/>
-            </w:tcMar>
-          </w:tcPr>
-          <w:p>
-            <w:r>
-              <w:rPr>
-                <w:rFonts w:ascii="Arial" w:cs="Arial" w:eastAsia="Arial" w:hAnsi="Arial"/>
-                <w:sz w:val="17"/>
-                <w:szCs w:val="17"/>
-              </w:rPr>
-              <w:t xml:space="preserve">60+ 노드 시스템맵</w:t>
+              <w:t xml:space="preserve">관리자</w:t>
+            </w:r>
+          </w:p>
+        </w:tc>
+        <w:tc>
+          <w:tcPr>
+            <w:tcW w:type="auto" w:w="0"/>
+            <w:tcBorders>
+              <w:top w:val="single" w:color="CCCCCC" w:sz="1"/>
+              <w:left w:val="single" w:color="CCCCCC" w:sz="1"/>
+              <w:bottom w:val="single" w:color="CCCCCC" w:sz="1"/>
+              <w:right w:val="single" w:color="CCCCCC" w:sz="1"/>
+            </w:tcBorders>
+            <w:tcMar>
+              <w:top w:type="dxa" w:w="45"/>
+              <w:left w:type="dxa" w:w="70"/>
+              <w:bottom w:type="dxa" w:w="45"/>
+              <w:right w:type="dxa" w:w="70"/>
+            </w:tcMar>
+          </w:tcPr>
+          <w:p>
+            <w:r>
+              <w:rPr>
+                <w:rFonts w:ascii="Arial" w:cs="Arial" w:eastAsia="Arial" w:hAnsi="Arial"/>
+                <w:sz w:val="17"/>
+                <w:szCs w:val="17"/>
+              </w:rPr>
+              <w:t xml:space="preserve">/admin</w:t>
+            </w:r>
+          </w:p>
+        </w:tc>
+        <w:tc>
+          <w:tcPr>
+            <w:tcW w:type="auto" w:w="0"/>
+            <w:tcBorders>
+              <w:top w:val="single" w:color="CCCCCC" w:sz="1"/>
+              <w:left w:val="single" w:color="CCCCCC" w:sz="1"/>
+              <w:bottom w:val="single" w:color="CCCCCC" w:sz="1"/>
+              <w:right w:val="single" w:color="CCCCCC" w:sz="1"/>
+            </w:tcBorders>
+            <w:tcMar>
+              <w:top w:type="dxa" w:w="45"/>
+              <w:left w:type="dxa" w:w="70"/>
+              <w:bottom w:type="dxa" w:w="45"/>
+              <w:right w:type="dxa" w:w="70"/>
+            </w:tcMar>
+          </w:tcPr>
+          <w:p>
+            <w:r>
+              <w:rPr>
+                <w:rFonts w:ascii="Arial" w:cs="Arial" w:eastAsia="Arial" w:hAnsi="Arial"/>
+                <w:sz w:val="17"/>
+                <w:szCs w:val="17"/>
+              </w:rPr>
+              <w:t xml:space="preserve">서버/플러그인/GPU/API키 상태</w:t>
             </w:r>
           </w:p>
         </w:tc>
@@ -3270,89 +3283,6 @@
                 <w:sz w:val="17"/>
                 <w:szCs w:val="17"/>
               </w:rPr>
-              <w:t xml:space="preserve">관리자</w:t>
-            </w:r>
-          </w:p>
-        </w:tc>
-        <w:tc>
-          <w:tcPr>
-            <w:tcW w:type="auto" w:w="0"/>
-            <w:tcBorders>
-              <w:top w:val="single" w:color="CCCCCC" w:sz="1"/>
-              <w:left w:val="single" w:color="CCCCCC" w:sz="1"/>
-              <w:bottom w:val="single" w:color="CCCCCC" w:sz="1"/>
-              <w:right w:val="single" w:color="CCCCCC" w:sz="1"/>
-            </w:tcBorders>
-            <w:tcMar>
-              <w:top w:type="dxa" w:w="45"/>
-              <w:left w:type="dxa" w:w="70"/>
-              <w:bottom w:type="dxa" w:w="45"/>
-              <w:right w:type="dxa" w:w="70"/>
-            </w:tcMar>
-          </w:tcPr>
-          <w:p>
-            <w:r>
-              <w:rPr>
-                <w:rFonts w:ascii="Arial" w:cs="Arial" w:eastAsia="Arial" w:hAnsi="Arial"/>
-                <w:sz w:val="17"/>
-                <w:szCs w:val="17"/>
-              </w:rPr>
-              <w:t xml:space="preserve">/admin</w:t>
-            </w:r>
-          </w:p>
-        </w:tc>
-        <w:tc>
-          <w:tcPr>
-            <w:tcW w:type="auto" w:w="0"/>
-            <w:tcBorders>
-              <w:top w:val="single" w:color="CCCCCC" w:sz="1"/>
-              <w:left w:val="single" w:color="CCCCCC" w:sz="1"/>
-              <w:bottom w:val="single" w:color="CCCCCC" w:sz="1"/>
-              <w:right w:val="single" w:color="CCCCCC" w:sz="1"/>
-            </w:tcBorders>
-            <w:tcMar>
-              <w:top w:type="dxa" w:w="45"/>
-              <w:left w:type="dxa" w:w="70"/>
-              <w:bottom w:type="dxa" w:w="45"/>
-              <w:right w:type="dxa" w:w="70"/>
-            </w:tcMar>
-          </w:tcPr>
-          <w:p>
-            <w:r>
-              <w:rPr>
-                <w:rFonts w:ascii="Arial" w:cs="Arial" w:eastAsia="Arial" w:hAnsi="Arial"/>
-                <w:sz w:val="17"/>
-                <w:szCs w:val="17"/>
-              </w:rPr>
-              <w:t xml:space="preserve">서버/플러그인/GPU</w:t>
-            </w:r>
-          </w:p>
-        </w:tc>
-      </w:tr>
-      <w:tr>
-        <w:tc>
-          <w:tcPr>
-            <w:tcW w:type="auto" w:w="0"/>
-            <w:tcBorders>
-              <w:top w:val="single" w:color="CCCCCC" w:sz="1"/>
-              <w:left w:val="single" w:color="CCCCCC" w:sz="1"/>
-              <w:bottom w:val="single" w:color="CCCCCC" w:sz="1"/>
-              <w:right w:val="single" w:color="CCCCCC" w:sz="1"/>
-            </w:tcBorders>
-            <w:tcMar>
-              <w:top w:type="dxa" w:w="45"/>
-              <w:left w:type="dxa" w:w="70"/>
-              <w:bottom w:type="dxa" w:w="45"/>
-              <w:right w:type="dxa" w:w="70"/>
-            </w:tcMar>
-          </w:tcPr>
-          <w:p>
-            <w:r>
-              <w:rPr>
-                <w:rFonts w:ascii="Arial" w:cs="Arial" w:eastAsia="Arial" w:hAnsi="Arial"/>
-                <w:sz w:val="17"/>
-                <w:szCs w:val="17"/>
-              </w:rPr>
               <w:t xml:space="preserve">전체 관리</w:t>
             </w:r>
           </w:p>
@@ -3407,7 +3337,7 @@
                 <w:sz w:val="17"/>
                 <w:szCs w:val="17"/>
               </w:rPr>
-              <w:t xml:space="preserve">4탭 팀 관리</w:t>
+              <w:t xml:space="preserve">4탭 (아키텍처/팀활동/백업/보안)</w:t>
             </w:r>
           </w:p>
         </w:tc>
@@ -8126,7 +8056,7 @@
                 <w:sz w:val="17"/>
                 <w:szCs w:val="17"/>
               </w:rPr>
-              <w:t xml:space="preserve">프로덕션: JWT_SECRET 필수</w:t>
+              <w:t xml:space="preserve">프로덕션: JWT_SECRET 필수, sessionStorage 저장</w:t>
             </w:r>
           </w:p>
         </w:tc>
@@ -8155,61 +8085,61 @@
                 <w:sz w:val="17"/>
                 <w:szCs w:val="17"/>
               </w:rPr>
-              <w:t xml:space="preserve">WebSocket</w:t>
-            </w:r>
-          </w:p>
-        </w:tc>
-        <w:tc>
-          <w:tcPr>
-            <w:tcW w:type="auto" w:w="0"/>
-            <w:tcBorders>
-              <w:top w:val="single" w:color="CCCCCC" w:sz="1"/>
-              <w:left w:val="single" w:color="CCCCCC" w:sz="1"/>
-              <w:bottom w:val="single" w:color="CCCCCC" w:sz="1"/>
-              <w:right w:val="single" w:color="CCCCCC" w:sz="1"/>
-            </w:tcBorders>
-            <w:tcMar>
-              <w:top w:type="dxa" w:w="45"/>
-              <w:left w:type="dxa" w:w="70"/>
-              <w:bottom w:type="dxa" w:w="45"/>
-              <w:right w:type="dxa" w:w="70"/>
-            </w:tcMar>
-          </w:tcPr>
-          <w:p>
-            <w:r>
-              <w:rPr>
-                <w:rFonts w:ascii="Arial" w:cs="Arial" w:eastAsia="Arial" w:hAnsi="Arial"/>
-                <w:sz w:val="17"/>
-                <w:szCs w:val="17"/>
-              </w:rPr>
-              <w:t xml:space="preserve">토큰 검증</w:t>
-            </w:r>
-          </w:p>
-        </w:tc>
-        <w:tc>
-          <w:tcPr>
-            <w:tcW w:type="auto" w:w="0"/>
-            <w:tcBorders>
-              <w:top w:val="single" w:color="CCCCCC" w:sz="1"/>
-              <w:left w:val="single" w:color="CCCCCC" w:sz="1"/>
-              <w:bottom w:val="single" w:color="CCCCCC" w:sz="1"/>
-              <w:right w:val="single" w:color="CCCCCC" w:sz="1"/>
-            </w:tcBorders>
-            <w:tcMar>
-              <w:top w:type="dxa" w:w="45"/>
-              <w:left w:type="dxa" w:w="70"/>
-              <w:bottom w:type="dxa" w:w="45"/>
-              <w:right w:type="dxa" w:w="70"/>
-            </w:tcMar>
-          </w:tcPr>
-          <w:p>
-            <w:r>
-              <w:rPr>
-                <w:rFonts w:ascii="Arial" w:cs="Arial" w:eastAsia="Arial" w:hAnsi="Arial"/>
-                <w:sz w:val="17"/>
-                <w:szCs w:val="17"/>
-              </w:rPr>
-              <w:t xml:space="preserve">프로덕션: 미인증 거부</w:t>
+              <w:t xml:space="preserve">요청 인터셉터</w:t>
+            </w:r>
+          </w:p>
+        </w:tc>
+        <w:tc>
+          <w:tcPr>
+            <w:tcW w:type="auto" w:w="0"/>
+            <w:tcBorders>
+              <w:top w:val="single" w:color="CCCCCC" w:sz="1"/>
+              <w:left w:val="single" w:color="CCCCCC" w:sz="1"/>
+              <w:bottom w:val="single" w:color="CCCCCC" w:sz="1"/>
+              <w:right w:val="single" w:color="CCCCCC" w:sz="1"/>
+            </w:tcBorders>
+            <w:tcMar>
+              <w:top w:type="dxa" w:w="45"/>
+              <w:left w:type="dxa" w:w="70"/>
+              <w:bottom w:type="dxa" w:w="45"/>
+              <w:right w:type="dxa" w:w="70"/>
+            </w:tcMar>
+          </w:tcPr>
+          <w:p>
+            <w:r>
+              <w:rPr>
+                <w:rFonts w:ascii="Arial" w:cs="Arial" w:eastAsia="Arial" w:hAnsi="Arial"/>
+                <w:sz w:val="17"/>
+                <w:szCs w:val="17"/>
+              </w:rPr>
+              <w:t xml:space="preserve">axios</w:t>
+            </w:r>
+          </w:p>
+        </w:tc>
+        <w:tc>
+          <w:tcPr>
+            <w:tcW w:type="auto" w:w="0"/>
+            <w:tcBorders>
+              <w:top w:val="single" w:color="CCCCCC" w:sz="1"/>
+              <w:left w:val="single" w:color="CCCCCC" w:sz="1"/>
+              <w:bottom w:val="single" w:color="CCCCCC" w:sz="1"/>
+              <w:right w:val="single" w:color="CCCCCC" w:sz="1"/>
+            </w:tcBorders>
+            <w:tcMar>
+              <w:top w:type="dxa" w:w="45"/>
+              <w:left w:type="dxa" w:w="70"/>
+              <w:bottom w:type="dxa" w:w="45"/>
+              <w:right w:type="dxa" w:w="70"/>
+            </w:tcMar>
+          </w:tcPr>
+          <w:p>
+            <w:r>
+              <w:rPr>
+                <w:rFonts w:ascii="Arial" w:cs="Arial" w:eastAsia="Arial" w:hAnsi="Arial"/>
+                <w:sz w:val="17"/>
+                <w:szCs w:val="17"/>
+              </w:rPr>
+              <w:t xml:space="preserve">모든 API 요청에 Authorization 헤더 자동 추가</w:t>
             </w:r>
           </w:p>
         </w:tc>
@@ -8238,61 +8168,61 @@
                 <w:sz w:val="17"/>
                 <w:szCs w:val="17"/>
               </w:rPr>
-              <w:t xml:space="preserve">Rate Limit</w:t>
-            </w:r>
-          </w:p>
-        </w:tc>
-        <w:tc>
-          <w:tcPr>
-            <w:tcW w:type="auto" w:w="0"/>
-            <w:tcBorders>
-              <w:top w:val="single" w:color="CCCCCC" w:sz="1"/>
-              <w:left w:val="single" w:color="CCCCCC" w:sz="1"/>
-              <w:bottom w:val="single" w:color="CCCCCC" w:sz="1"/>
-              <w:right w:val="single" w:color="CCCCCC" w:sz="1"/>
-            </w:tcBorders>
-            <w:tcMar>
-              <w:top w:type="dxa" w:w="45"/>
-              <w:left w:type="dxa" w:w="70"/>
-              <w:bottom w:type="dxa" w:w="45"/>
-              <w:right w:type="dxa" w:w="70"/>
-            </w:tcMar>
-          </w:tcPr>
-          <w:p>
-            <w:r>
-              <w:rPr>
-                <w:rFonts w:ascii="Arial" w:cs="Arial" w:eastAsia="Arial" w:hAnsi="Arial"/>
-                <w:sz w:val="17"/>
-                <w:szCs w:val="17"/>
-              </w:rPr>
-              <w:t xml:space="preserve">IP 기반</w:t>
-            </w:r>
-          </w:p>
-        </w:tc>
-        <w:tc>
-          <w:tcPr>
-            <w:tcW w:type="auto" w:w="0"/>
-            <w:tcBorders>
-              <w:top w:val="single" w:color="CCCCCC" w:sz="1"/>
-              <w:left w:val="single" w:color="CCCCCC" w:sz="1"/>
-              <w:bottom w:val="single" w:color="CCCCCC" w:sz="1"/>
-              <w:right w:val="single" w:color="CCCCCC" w:sz="1"/>
-            </w:tcBorders>
-            <w:tcMar>
-              <w:top w:type="dxa" w:w="45"/>
-              <w:left w:type="dxa" w:w="70"/>
-              <w:bottom w:type="dxa" w:w="45"/>
-              <w:right w:type="dxa" w:w="70"/>
-            </w:tcMar>
-          </w:tcPr>
-          <w:p>
-            <w:r>
-              <w:rPr>
-                <w:rFonts w:ascii="Arial" w:cs="Arial" w:eastAsia="Arial" w:hAnsi="Arial"/>
-                <w:sz w:val="17"/>
-                <w:szCs w:val="17"/>
-              </w:rPr>
-              <w:t xml:space="preserve">분당 60회</w:t>
+              <w:t xml:space="preserve">게스트 제한</w:t>
+            </w:r>
+          </w:p>
+        </w:tc>
+        <w:tc>
+          <w:tcPr>
+            <w:tcW w:type="auto" w:w="0"/>
+            <w:tcBorders>
+              <w:top w:val="single" w:color="CCCCCC" w:sz="1"/>
+              <w:left w:val="single" w:color="CCCCCC" w:sz="1"/>
+              <w:bottom w:val="single" w:color="CCCCCC" w:sz="1"/>
+              <w:right w:val="single" w:color="CCCCCC" w:sz="1"/>
+            </w:tcBorders>
+            <w:tcMar>
+              <w:top w:type="dxa" w:w="45"/>
+              <w:left w:type="dxa" w:w="70"/>
+              <w:bottom w:type="dxa" w:w="45"/>
+              <w:right w:type="dxa" w:w="70"/>
+            </w:tcMar>
+          </w:tcPr>
+          <w:p>
+            <w:r>
+              <w:rPr>
+                <w:rFonts w:ascii="Arial" w:cs="Arial" w:eastAsia="Arial" w:hAnsi="Arial"/>
+                <w:sz w:val="17"/>
+                <w:szCs w:val="17"/>
+              </w:rPr>
+              <w:t xml:space="preserve">isGuest 플래그</w:t>
+            </w:r>
+          </w:p>
+        </w:tc>
+        <w:tc>
+          <w:tcPr>
+            <w:tcW w:type="auto" w:w="0"/>
+            <w:tcBorders>
+              <w:top w:val="single" w:color="CCCCCC" w:sz="1"/>
+              <w:left w:val="single" w:color="CCCCCC" w:sz="1"/>
+              <w:bottom w:val="single" w:color="CCCCCC" w:sz="1"/>
+              <w:right w:val="single" w:color="CCCCCC" w:sz="1"/>
+            </w:tcBorders>
+            <w:tcMar>
+              <w:top w:type="dxa" w:w="45"/>
+              <w:left w:type="dxa" w:w="70"/>
+              <w:bottom w:type="dxa" w:w="45"/>
+              <w:right w:type="dxa" w:w="70"/>
+            </w:tcMar>
+          </w:tcPr>
+          <w:p>
+            <w:r>
+              <w:rPr>
+                <w:rFonts w:ascii="Arial" w:cs="Arial" w:eastAsia="Arial" w:hAnsi="Arial"/>
+                <w:sz w:val="17"/>
+                <w:szCs w:val="17"/>
+              </w:rPr>
+              <w:t xml:space="preserve">읽기만 허용, 솔루션 적용 버튼 비활성화</w:t>
             </w:r>
           </w:p>
         </w:tc>
@@ -8321,61 +8251,61 @@
                 <w:sz w:val="17"/>
                 <w:szCs w:val="17"/>
               </w:rPr>
-              <w:t xml:space="preserve">보안 헤더</w:t>
-            </w:r>
-          </w:p>
-        </w:tc>
-        <w:tc>
-          <w:tcPr>
-            <w:tcW w:type="auto" w:w="0"/>
-            <w:tcBorders>
-              <w:top w:val="single" w:color="CCCCCC" w:sz="1"/>
-              <w:left w:val="single" w:color="CCCCCC" w:sz="1"/>
-              <w:bottom w:val="single" w:color="CCCCCC" w:sz="1"/>
-              <w:right w:val="single" w:color="CCCCCC" w:sz="1"/>
-            </w:tcBorders>
-            <w:tcMar>
-              <w:top w:type="dxa" w:w="45"/>
-              <w:left w:type="dxa" w:w="70"/>
-              <w:bottom w:type="dxa" w:w="45"/>
-              <w:right w:type="dxa" w:w="70"/>
-            </w:tcMar>
-          </w:tcPr>
-          <w:p>
-            <w:r>
-              <w:rPr>
-                <w:rFonts w:ascii="Arial" w:cs="Arial" w:eastAsia="Arial" w:hAnsi="Arial"/>
-                <w:sz w:val="17"/>
-                <w:szCs w:val="17"/>
-              </w:rPr>
-              <w:t xml:space="preserve">4종 자동</w:t>
-            </w:r>
-          </w:p>
-        </w:tc>
-        <w:tc>
-          <w:tcPr>
-            <w:tcW w:type="auto" w:w="0"/>
-            <w:tcBorders>
-              <w:top w:val="single" w:color="CCCCCC" w:sz="1"/>
-              <w:left w:val="single" w:color="CCCCCC" w:sz="1"/>
-              <w:bottom w:val="single" w:color="CCCCCC" w:sz="1"/>
-              <w:right w:val="single" w:color="CCCCCC" w:sz="1"/>
-            </w:tcBorders>
-            <w:tcMar>
-              <w:top w:type="dxa" w:w="45"/>
-              <w:left w:type="dxa" w:w="70"/>
-              <w:bottom w:type="dxa" w:w="45"/>
-              <w:right w:type="dxa" w:w="70"/>
-            </w:tcMar>
-          </w:tcPr>
-          <w:p>
-            <w:r>
-              <w:rPr>
-                <w:rFonts w:ascii="Arial" w:cs="Arial" w:eastAsia="Arial" w:hAnsi="Arial"/>
-                <w:sz w:val="17"/>
-                <w:szCs w:val="17"/>
-              </w:rPr>
-              <w:t xml:space="preserve">XSS, Clickjacking, HSTS, Referrer</w:t>
+              <w:t xml:space="preserve">토큰 저장</w:t>
+            </w:r>
+          </w:p>
+        </w:tc>
+        <w:tc>
+          <w:tcPr>
+            <w:tcW w:type="auto" w:w="0"/>
+            <w:tcBorders>
+              <w:top w:val="single" w:color="CCCCCC" w:sz="1"/>
+              <w:left w:val="single" w:color="CCCCCC" w:sz="1"/>
+              <w:bottom w:val="single" w:color="CCCCCC" w:sz="1"/>
+              <w:right w:val="single" w:color="CCCCCC" w:sz="1"/>
+            </w:tcBorders>
+            <w:tcMar>
+              <w:top w:type="dxa" w:w="45"/>
+              <w:left w:type="dxa" w:w="70"/>
+              <w:bottom w:type="dxa" w:w="45"/>
+              <w:right w:type="dxa" w:w="70"/>
+            </w:tcMar>
+          </w:tcPr>
+          <w:p>
+            <w:r>
+              <w:rPr>
+                <w:rFonts w:ascii="Arial" w:cs="Arial" w:eastAsia="Arial" w:hAnsi="Arial"/>
+                <w:sz w:val="17"/>
+                <w:szCs w:val="17"/>
+              </w:rPr>
+              <w:t xml:space="preserve">sessionStorage</w:t>
+            </w:r>
+          </w:p>
+        </w:tc>
+        <w:tc>
+          <w:tcPr>
+            <w:tcW w:type="auto" w:w="0"/>
+            <w:tcBorders>
+              <w:top w:val="single" w:color="CCCCCC" w:sz="1"/>
+              <w:left w:val="single" w:color="CCCCCC" w:sz="1"/>
+              <w:bottom w:val="single" w:color="CCCCCC" w:sz="1"/>
+              <w:right w:val="single" w:color="CCCCCC" w:sz="1"/>
+            </w:tcBorders>
+            <w:tcMar>
+              <w:top w:type="dxa" w:w="45"/>
+              <w:left w:type="dxa" w:w="70"/>
+              <w:bottom w:type="dxa" w:w="45"/>
+              <w:right w:type="dxa" w:w="70"/>
+            </w:tcMar>
+          </w:tcPr>
+          <w:p>
+            <w:r>
+              <w:rPr>
+                <w:rFonts w:ascii="Arial" w:cs="Arial" w:eastAsia="Arial" w:hAnsi="Arial"/>
+                <w:sz w:val="17"/>
+                <w:szCs w:val="17"/>
+              </w:rPr>
+              <w:t xml:space="preserve">탭 종료 시 자동 삭제 (XSS 방어)</w:t>
             </w:r>
           </w:p>
         </w:tc>
@@ -8404,61 +8334,61 @@
                 <w:sz w:val="17"/>
                 <w:szCs w:val="17"/>
               </w:rPr>
-              <w:t xml:space="preserve">입력 검증</w:t>
-            </w:r>
-          </w:p>
-        </w:tc>
-        <w:tc>
-          <w:tcPr>
-            <w:tcW w:type="auto" w:w="0"/>
-            <w:tcBorders>
-              <w:top w:val="single" w:color="CCCCCC" w:sz="1"/>
-              <w:left w:val="single" w:color="CCCCCC" w:sz="1"/>
-              <w:bottom w:val="single" w:color="CCCCCC" w:sz="1"/>
-              <w:right w:val="single" w:color="CCCCCC" w:sz="1"/>
-            </w:tcBorders>
-            <w:tcMar>
-              <w:top w:type="dxa" w:w="45"/>
-              <w:left w:type="dxa" w:w="70"/>
-              <w:bottom w:type="dxa" w:w="45"/>
-              <w:right w:type="dxa" w:w="70"/>
-            </w:tcMar>
-          </w:tcPr>
-          <w:p>
-            <w:r>
-              <w:rPr>
-                <w:rFonts w:ascii="Arial" w:cs="Arial" w:eastAsia="Arial" w:hAnsi="Arial"/>
-                <w:sz w:val="17"/>
-                <w:szCs w:val="17"/>
-              </w:rPr>
-              <w:t xml:space="preserve">정규식</w:t>
-            </w:r>
-          </w:p>
-        </w:tc>
-        <w:tc>
-          <w:tcPr>
-            <w:tcW w:type="auto" w:w="0"/>
-            <w:tcBorders>
-              <w:top w:val="single" w:color="CCCCCC" w:sz="1"/>
-              <w:left w:val="single" w:color="CCCCCC" w:sz="1"/>
-              <w:bottom w:val="single" w:color="CCCCCC" w:sz="1"/>
-              <w:right w:val="single" w:color="CCCCCC" w:sz="1"/>
-            </w:tcBorders>
-            <w:tcMar>
-              <w:top w:type="dxa" w:w="45"/>
-              <w:left w:type="dxa" w:w="70"/>
-              <w:bottom w:type="dxa" w:w="45"/>
-              <w:right w:type="dxa" w:w="70"/>
-            </w:tcMar>
-          </w:tcPr>
-          <w:p>
-            <w:r>
-              <w:rPr>
-                <w:rFonts w:ascii="Arial" w:cs="Arial" w:eastAsia="Arial" w:hAnsi="Arial"/>
-                <w:sz w:val="17"/>
-                <w:szCs w:val="17"/>
-              </w:rPr>
-              <w:t xml:space="preserve">user_id, 모델명, 파일 확장자</w:t>
+              <w:t xml:space="preserve">WebSocket</w:t>
+            </w:r>
+          </w:p>
+        </w:tc>
+        <w:tc>
+          <w:tcPr>
+            <w:tcW w:type="auto" w:w="0"/>
+            <w:tcBorders>
+              <w:top w:val="single" w:color="CCCCCC" w:sz="1"/>
+              <w:left w:val="single" w:color="CCCCCC" w:sz="1"/>
+              <w:bottom w:val="single" w:color="CCCCCC" w:sz="1"/>
+              <w:right w:val="single" w:color="CCCCCC" w:sz="1"/>
+            </w:tcBorders>
+            <w:tcMar>
+              <w:top w:type="dxa" w:w="45"/>
+              <w:left w:type="dxa" w:w="70"/>
+              <w:bottom w:type="dxa" w:w="45"/>
+              <w:right w:type="dxa" w:w="70"/>
+            </w:tcMar>
+          </w:tcPr>
+          <w:p>
+            <w:r>
+              <w:rPr>
+                <w:rFonts w:ascii="Arial" w:cs="Arial" w:eastAsia="Arial" w:hAnsi="Arial"/>
+                <w:sz w:val="17"/>
+                <w:szCs w:val="17"/>
+              </w:rPr>
+              <w:t xml:space="preserve">토큰 검증</w:t>
+            </w:r>
+          </w:p>
+        </w:tc>
+        <w:tc>
+          <w:tcPr>
+            <w:tcW w:type="auto" w:w="0"/>
+            <w:tcBorders>
+              <w:top w:val="single" w:color="CCCCCC" w:sz="1"/>
+              <w:left w:val="single" w:color="CCCCCC" w:sz="1"/>
+              <w:bottom w:val="single" w:color="CCCCCC" w:sz="1"/>
+              <w:right w:val="single" w:color="CCCCCC" w:sz="1"/>
+            </w:tcBorders>
+            <w:tcMar>
+              <w:top w:type="dxa" w:w="45"/>
+              <w:left w:type="dxa" w:w="70"/>
+              <w:bottom w:type="dxa" w:w="45"/>
+              <w:right w:type="dxa" w:w="70"/>
+            </w:tcMar>
+          </w:tcPr>
+          <w:p>
+            <w:r>
+              <w:rPr>
+                <w:rFonts w:ascii="Arial" w:cs="Arial" w:eastAsia="Arial" w:hAnsi="Arial"/>
+                <w:sz w:val="17"/>
+                <w:szCs w:val="17"/>
+              </w:rPr>
+              <w:t xml:space="preserve">프로덕션: 미인증 거부</w:t>
             </w:r>
           </w:p>
         </w:tc>
@@ -8487,61 +8417,61 @@
                 <w:sz w:val="17"/>
                 <w:szCs w:val="17"/>
               </w:rPr>
-              <w:t xml:space="preserve">경로 보호</w:t>
-            </w:r>
-          </w:p>
-        </w:tc>
-        <w:tc>
-          <w:tcPr>
-            <w:tcW w:type="auto" w:w="0"/>
-            <w:tcBorders>
-              <w:top w:val="single" w:color="CCCCCC" w:sz="1"/>
-              <w:left w:val="single" w:color="CCCCCC" w:sz="1"/>
-              <w:bottom w:val="single" w:color="CCCCCC" w:sz="1"/>
-              <w:right w:val="single" w:color="CCCCCC" w:sz="1"/>
-            </w:tcBorders>
-            <w:tcMar>
-              <w:top w:type="dxa" w:w="45"/>
-              <w:left w:type="dxa" w:w="70"/>
-              <w:bottom w:type="dxa" w:w="45"/>
-              <w:right w:type="dxa" w:w="70"/>
-            </w:tcMar>
-          </w:tcPr>
-          <w:p>
-            <w:r>
-              <w:rPr>
-                <w:rFonts w:ascii="Arial" w:cs="Arial" w:eastAsia="Arial" w:hAnsi="Arial"/>
-                <w:sz w:val="17"/>
-                <w:szCs w:val="17"/>
-              </w:rPr>
-              <w:t xml:space="preserve">PUBLIC_PATHS</w:t>
-            </w:r>
-          </w:p>
-        </w:tc>
-        <w:tc>
-          <w:tcPr>
-            <w:tcW w:type="auto" w:w="0"/>
-            <w:tcBorders>
-              <w:top w:val="single" w:color="CCCCCC" w:sz="1"/>
-              <w:left w:val="single" w:color="CCCCCC" w:sz="1"/>
-              <w:bottom w:val="single" w:color="CCCCCC" w:sz="1"/>
-              <w:right w:val="single" w:color="CCCCCC" w:sz="1"/>
-            </w:tcBorders>
-            <w:tcMar>
-              <w:top w:type="dxa" w:w="45"/>
-              <w:left w:type="dxa" w:w="70"/>
-              <w:bottom w:type="dxa" w:w="45"/>
-              <w:right w:type="dxa" w:w="70"/>
-            </w:tcMar>
-          </w:tcPr>
-          <w:p>
-            <w:r>
-              <w:rPr>
-                <w:rFonts w:ascii="Arial" w:cs="Arial" w:eastAsia="Arial" w:hAnsi="Arial"/>
-                <w:sz w:val="17"/>
-                <w:szCs w:val="17"/>
-              </w:rPr>
-              <w:t xml:space="preserve">관리 API 인증 필요 (v0.4.0)</w:t>
+              <w:t xml:space="preserve">Rate Limit</w:t>
+            </w:r>
+          </w:p>
+        </w:tc>
+        <w:tc>
+          <w:tcPr>
+            <w:tcW w:type="auto" w:w="0"/>
+            <w:tcBorders>
+              <w:top w:val="single" w:color="CCCCCC" w:sz="1"/>
+              <w:left w:val="single" w:color="CCCCCC" w:sz="1"/>
+              <w:bottom w:val="single" w:color="CCCCCC" w:sz="1"/>
+              <w:right w:val="single" w:color="CCCCCC" w:sz="1"/>
+            </w:tcBorders>
+            <w:tcMar>
+              <w:top w:type="dxa" w:w="45"/>
+              <w:left w:type="dxa" w:w="70"/>
+              <w:bottom w:type="dxa" w:w="45"/>
+              <w:right w:type="dxa" w:w="70"/>
+            </w:tcMar>
+          </w:tcPr>
+          <w:p>
+            <w:r>
+              <w:rPr>
+                <w:rFonts w:ascii="Arial" w:cs="Arial" w:eastAsia="Arial" w:hAnsi="Arial"/>
+                <w:sz w:val="17"/>
+                <w:szCs w:val="17"/>
+              </w:rPr>
+              <w:t xml:space="preserve">IP 기반</w:t>
+            </w:r>
+          </w:p>
+        </w:tc>
+        <w:tc>
+          <w:tcPr>
+            <w:tcW w:type="auto" w:w="0"/>
+            <w:tcBorders>
+              <w:top w:val="single" w:color="CCCCCC" w:sz="1"/>
+              <w:left w:val="single" w:color="CCCCCC" w:sz="1"/>
+              <w:bottom w:val="single" w:color="CCCCCC" w:sz="1"/>
+              <w:right w:val="single" w:color="CCCCCC" w:sz="1"/>
+            </w:tcBorders>
+            <w:tcMar>
+              <w:top w:type="dxa" w:w="45"/>
+              <w:left w:type="dxa" w:w="70"/>
+              <w:bottom w:type="dxa" w:w="45"/>
+              <w:right w:type="dxa" w:w="70"/>
+            </w:tcMar>
+          </w:tcPr>
+          <w:p>
+            <w:r>
+              <w:rPr>
+                <w:rFonts w:ascii="Arial" w:cs="Arial" w:eastAsia="Arial" w:hAnsi="Arial"/>
+                <w:sz w:val="17"/>
+                <w:szCs w:val="17"/>
+              </w:rPr>
+              <w:t xml:space="preserve">분당 60회</w:t>
             </w:r>
           </w:p>
         </w:tc>
@@ -8570,6 +8500,255 @@
                 <w:sz w:val="17"/>
                 <w:szCs w:val="17"/>
               </w:rPr>
+              <w:t xml:space="preserve">보안 헤더</w:t>
+            </w:r>
+          </w:p>
+        </w:tc>
+        <w:tc>
+          <w:tcPr>
+            <w:tcW w:type="auto" w:w="0"/>
+            <w:tcBorders>
+              <w:top w:val="single" w:color="CCCCCC" w:sz="1"/>
+              <w:left w:val="single" w:color="CCCCCC" w:sz="1"/>
+              <w:bottom w:val="single" w:color="CCCCCC" w:sz="1"/>
+              <w:right w:val="single" w:color="CCCCCC" w:sz="1"/>
+            </w:tcBorders>
+            <w:tcMar>
+              <w:top w:type="dxa" w:w="45"/>
+              <w:left w:type="dxa" w:w="70"/>
+              <w:bottom w:type="dxa" w:w="45"/>
+              <w:right w:type="dxa" w:w="70"/>
+            </w:tcMar>
+          </w:tcPr>
+          <w:p>
+            <w:r>
+              <w:rPr>
+                <w:rFonts w:ascii="Arial" w:cs="Arial" w:eastAsia="Arial" w:hAnsi="Arial"/>
+                <w:sz w:val="17"/>
+                <w:szCs w:val="17"/>
+              </w:rPr>
+              <w:t xml:space="preserve">4종 자동</w:t>
+            </w:r>
+          </w:p>
+        </w:tc>
+        <w:tc>
+          <w:tcPr>
+            <w:tcW w:type="auto" w:w="0"/>
+            <w:tcBorders>
+              <w:top w:val="single" w:color="CCCCCC" w:sz="1"/>
+              <w:left w:val="single" w:color="CCCCCC" w:sz="1"/>
+              <w:bottom w:val="single" w:color="CCCCCC" w:sz="1"/>
+              <w:right w:val="single" w:color="CCCCCC" w:sz="1"/>
+            </w:tcBorders>
+            <w:tcMar>
+              <w:top w:type="dxa" w:w="45"/>
+              <w:left w:type="dxa" w:w="70"/>
+              <w:bottom w:type="dxa" w:w="45"/>
+              <w:right w:type="dxa" w:w="70"/>
+            </w:tcMar>
+          </w:tcPr>
+          <w:p>
+            <w:r>
+              <w:rPr>
+                <w:rFonts w:ascii="Arial" w:cs="Arial" w:eastAsia="Arial" w:hAnsi="Arial"/>
+                <w:sz w:val="17"/>
+                <w:szCs w:val="17"/>
+              </w:rPr>
+              <w:t xml:space="preserve">XSS, Clickjacking, HSTS, Referrer</w:t>
+            </w:r>
+          </w:p>
+        </w:tc>
+      </w:tr>
+      <w:tr>
+        <w:tc>
+          <w:tcPr>
+            <w:tcW w:type="auto" w:w="0"/>
+            <w:tcBorders>
+              <w:top w:val="single" w:color="CCCCCC" w:sz="1"/>
+              <w:left w:val="single" w:color="CCCCCC" w:sz="1"/>
+              <w:bottom w:val="single" w:color="CCCCCC" w:sz="1"/>
+              <w:right w:val="single" w:color="CCCCCC" w:sz="1"/>
+            </w:tcBorders>
+            <w:tcMar>
+              <w:top w:type="dxa" w:w="45"/>
+              <w:left w:type="dxa" w:w="70"/>
+              <w:bottom w:type="dxa" w:w="45"/>
+              <w:right w:type="dxa" w:w="70"/>
+            </w:tcMar>
+          </w:tcPr>
+          <w:p>
+            <w:r>
+              <w:rPr>
+                <w:rFonts w:ascii="Arial" w:cs="Arial" w:eastAsia="Arial" w:hAnsi="Arial"/>
+                <w:sz w:val="17"/>
+                <w:szCs w:val="17"/>
+              </w:rPr>
+              <w:t xml:space="preserve">입력 검증</w:t>
+            </w:r>
+          </w:p>
+        </w:tc>
+        <w:tc>
+          <w:tcPr>
+            <w:tcW w:type="auto" w:w="0"/>
+            <w:tcBorders>
+              <w:top w:val="single" w:color="CCCCCC" w:sz="1"/>
+              <w:left w:val="single" w:color="CCCCCC" w:sz="1"/>
+              <w:bottom w:val="single" w:color="CCCCCC" w:sz="1"/>
+              <w:right w:val="single" w:color="CCCCCC" w:sz="1"/>
+            </w:tcBorders>
+            <w:tcMar>
+              <w:top w:type="dxa" w:w="45"/>
+              <w:left w:type="dxa" w:w="70"/>
+              <w:bottom w:type="dxa" w:w="45"/>
+              <w:right w:type="dxa" w:w="70"/>
+            </w:tcMar>
+          </w:tcPr>
+          <w:p>
+            <w:r>
+              <w:rPr>
+                <w:rFonts w:ascii="Arial" w:cs="Arial" w:eastAsia="Arial" w:hAnsi="Arial"/>
+                <w:sz w:val="17"/>
+                <w:szCs w:val="17"/>
+              </w:rPr>
+              <w:t xml:space="preserve">정규식</w:t>
+            </w:r>
+          </w:p>
+        </w:tc>
+        <w:tc>
+          <w:tcPr>
+            <w:tcW w:type="auto" w:w="0"/>
+            <w:tcBorders>
+              <w:top w:val="single" w:color="CCCCCC" w:sz="1"/>
+              <w:left w:val="single" w:color="CCCCCC" w:sz="1"/>
+              <w:bottom w:val="single" w:color="CCCCCC" w:sz="1"/>
+              <w:right w:val="single" w:color="CCCCCC" w:sz="1"/>
+            </w:tcBorders>
+            <w:tcMar>
+              <w:top w:type="dxa" w:w="45"/>
+              <w:left w:type="dxa" w:w="70"/>
+              <w:bottom w:type="dxa" w:w="45"/>
+              <w:right w:type="dxa" w:w="70"/>
+            </w:tcMar>
+          </w:tcPr>
+          <w:p>
+            <w:r>
+              <w:rPr>
+                <w:rFonts w:ascii="Arial" w:cs="Arial" w:eastAsia="Arial" w:hAnsi="Arial"/>
+                <w:sz w:val="17"/>
+                <w:szCs w:val="17"/>
+              </w:rPr>
+              <w:t xml:space="preserve">user_id, 모델명, 파일 확장자</w:t>
+            </w:r>
+          </w:p>
+        </w:tc>
+      </w:tr>
+      <w:tr>
+        <w:tc>
+          <w:tcPr>
+            <w:tcW w:type="auto" w:w="0"/>
+            <w:tcBorders>
+              <w:top w:val="single" w:color="CCCCCC" w:sz="1"/>
+              <w:left w:val="single" w:color="CCCCCC" w:sz="1"/>
+              <w:bottom w:val="single" w:color="CCCCCC" w:sz="1"/>
+              <w:right w:val="single" w:color="CCCCCC" w:sz="1"/>
+            </w:tcBorders>
+            <w:tcMar>
+              <w:top w:type="dxa" w:w="45"/>
+              <w:left w:type="dxa" w:w="70"/>
+              <w:bottom w:type="dxa" w:w="45"/>
+              <w:right w:type="dxa" w:w="70"/>
+            </w:tcMar>
+          </w:tcPr>
+          <w:p>
+            <w:r>
+              <w:rPr>
+                <w:rFonts w:ascii="Arial" w:cs="Arial" w:eastAsia="Arial" w:hAnsi="Arial"/>
+                <w:sz w:val="17"/>
+                <w:szCs w:val="17"/>
+              </w:rPr>
+              <w:t xml:space="preserve">경로 보호</w:t>
+            </w:r>
+          </w:p>
+        </w:tc>
+        <w:tc>
+          <w:tcPr>
+            <w:tcW w:type="auto" w:w="0"/>
+            <w:tcBorders>
+              <w:top w:val="single" w:color="CCCCCC" w:sz="1"/>
+              <w:left w:val="single" w:color="CCCCCC" w:sz="1"/>
+              <w:bottom w:val="single" w:color="CCCCCC" w:sz="1"/>
+              <w:right w:val="single" w:color="CCCCCC" w:sz="1"/>
+            </w:tcBorders>
+            <w:tcMar>
+              <w:top w:type="dxa" w:w="45"/>
+              <w:left w:type="dxa" w:w="70"/>
+              <w:bottom w:type="dxa" w:w="45"/>
+              <w:right w:type="dxa" w:w="70"/>
+            </w:tcMar>
+          </w:tcPr>
+          <w:p>
+            <w:r>
+              <w:rPr>
+                <w:rFonts w:ascii="Arial" w:cs="Arial" w:eastAsia="Arial" w:hAnsi="Arial"/>
+                <w:sz w:val="17"/>
+                <w:szCs w:val="17"/>
+              </w:rPr>
+              <w:t xml:space="preserve">PUBLIC_PATHS</w:t>
+            </w:r>
+          </w:p>
+        </w:tc>
+        <w:tc>
+          <w:tcPr>
+            <w:tcW w:type="auto" w:w="0"/>
+            <w:tcBorders>
+              <w:top w:val="single" w:color="CCCCCC" w:sz="1"/>
+              <w:left w:val="single" w:color="CCCCCC" w:sz="1"/>
+              <w:bottom w:val="single" w:color="CCCCCC" w:sz="1"/>
+              <w:right w:val="single" w:color="CCCCCC" w:sz="1"/>
+            </w:tcBorders>
+            <w:tcMar>
+              <w:top w:type="dxa" w:w="45"/>
+              <w:left w:type="dxa" w:w="70"/>
+              <w:bottom w:type="dxa" w:w="45"/>
+              <w:right w:type="dxa" w:w="70"/>
+            </w:tcMar>
+          </w:tcPr>
+          <w:p>
+            <w:r>
+              <w:rPr>
+                <w:rFonts w:ascii="Arial" w:cs="Arial" w:eastAsia="Arial" w:hAnsi="Arial"/>
+                <w:sz w:val="17"/>
+                <w:szCs w:val="17"/>
+              </w:rPr>
+              <w:t xml:space="preserve">관리 API 인증 필요</w:t>
+            </w:r>
+          </w:p>
+        </w:tc>
+      </w:tr>
+      <w:tr>
+        <w:tc>
+          <w:tcPr>
+            <w:tcW w:type="auto" w:w="0"/>
+            <w:tcBorders>
+              <w:top w:val="single" w:color="CCCCCC" w:sz="1"/>
+              <w:left w:val="single" w:color="CCCCCC" w:sz="1"/>
+              <w:bottom w:val="single" w:color="CCCCCC" w:sz="1"/>
+              <w:right w:val="single" w:color="CCCCCC" w:sz="1"/>
+            </w:tcBorders>
+            <w:tcMar>
+              <w:top w:type="dxa" w:w="45"/>
+              <w:left w:type="dxa" w:w="70"/>
+              <w:bottom w:type="dxa" w:w="45"/>
+              <w:right w:type="dxa" w:w="70"/>
+            </w:tcMar>
+          </w:tcPr>
+          <w:p>
+            <w:r>
+              <w:rPr>
+                <w:rFonts w:ascii="Arial" w:cs="Arial" w:eastAsia="Arial" w:hAnsi="Arial"/>
+                <w:sz w:val="17"/>
+                <w:szCs w:val="17"/>
+              </w:rPr>
               <w:t xml:space="preserve">데이터 검증</w:t>
             </w:r>
           </w:p>
@@ -8625,6 +8804,89 @@
                 <w:szCs w:val="17"/>
               </w:rPr>
               <w:t xml:space="preserve">WebSocket 게이지 화이트리스트</w:t>
+            </w:r>
+          </w:p>
+        </w:tc>
+      </w:tr>
+      <w:tr>
+        <w:tc>
+          <w:tcPr>
+            <w:tcW w:type="auto" w:w="0"/>
+            <w:tcBorders>
+              <w:top w:val="single" w:color="CCCCCC" w:sz="1"/>
+              <w:left w:val="single" w:color="CCCCCC" w:sz="1"/>
+              <w:bottom w:val="single" w:color="CCCCCC" w:sz="1"/>
+              <w:right w:val="single" w:color="CCCCCC" w:sz="1"/>
+            </w:tcBorders>
+            <w:tcMar>
+              <w:top w:type="dxa" w:w="45"/>
+              <w:left w:type="dxa" w:w="70"/>
+              <w:bottom w:type="dxa" w:w="45"/>
+              <w:right w:type="dxa" w:w="70"/>
+            </w:tcMar>
+          </w:tcPr>
+          <w:p>
+            <w:r>
+              <w:rPr>
+                <w:rFonts w:ascii="Arial" w:cs="Arial" w:eastAsia="Arial" w:hAnsi="Arial"/>
+                <w:sz w:val="17"/>
+                <w:szCs w:val="17"/>
+              </w:rPr>
+              <w:t xml:space="preserve">.env 보호</w:t>
+            </w:r>
+          </w:p>
+        </w:tc>
+        <w:tc>
+          <w:tcPr>
+            <w:tcW w:type="auto" w:w="0"/>
+            <w:tcBorders>
+              <w:top w:val="single" w:color="CCCCCC" w:sz="1"/>
+              <w:left w:val="single" w:color="CCCCCC" w:sz="1"/>
+              <w:bottom w:val="single" w:color="CCCCCC" w:sz="1"/>
+              <w:right w:val="single" w:color="CCCCCC" w:sz="1"/>
+            </w:tcBorders>
+            <w:tcMar>
+              <w:top w:type="dxa" w:w="45"/>
+              <w:left w:type="dxa" w:w="70"/>
+              <w:bottom w:type="dxa" w:w="45"/>
+              <w:right w:type="dxa" w:w="70"/>
+            </w:tcMar>
+          </w:tcPr>
+          <w:p>
+            <w:r>
+              <w:rPr>
+                <w:rFonts w:ascii="Arial" w:cs="Arial" w:eastAsia="Arial" w:hAnsi="Arial"/>
+                <w:sz w:val="17"/>
+                <w:szCs w:val="17"/>
+              </w:rPr>
+              <w:t xml:space="preserve">.gitignore</w:t>
+            </w:r>
+          </w:p>
+        </w:tc>
+        <w:tc>
+          <w:tcPr>
+            <w:tcW w:type="auto" w:w="0"/>
+            <w:tcBorders>
+              <w:top w:val="single" w:color="CCCCCC" w:sz="1"/>
+              <w:left w:val="single" w:color="CCCCCC" w:sz="1"/>
+              <w:bottom w:val="single" w:color="CCCCCC" w:sz="1"/>
+              <w:right w:val="single" w:color="CCCCCC" w:sz="1"/>
+            </w:tcBorders>
+            <w:tcMar>
+              <w:top w:type="dxa" w:w="45"/>
+              <w:left w:type="dxa" w:w="70"/>
+              <w:bottom w:type="dxa" w:w="45"/>
+              <w:right w:type="dxa" w:w="70"/>
+            </w:tcMar>
+          </w:tcPr>
+          <w:p>
+            <w:r>
+              <w:rPr>
+                <w:rFonts w:ascii="Arial" w:cs="Arial" w:eastAsia="Arial" w:hAnsi="Arial"/>
+                <w:sz w:val="17"/>
+                <w:szCs w:val="17"/>
+              </w:rPr>
+              <w:t xml:space="preserve">git 히스토리에 없음 확인, .env.example 제공</w:t>
             </w:r>
           </w:p>
         </w:tc>
@@ -12717,7 +12979,7 @@
           <w:sz w:val="22"/>
           <w:szCs w:val="22"/>
         </w:rPr>
-        <w:t xml:space="preserve">18.1 신규 기능 5건</w:t>
+        <w:t xml:space="preserve">18.1 신규 기능</w:t>
       </w:r>
     </w:p>
     <w:p>
@@ -12759,7 +13021,7 @@
           <w:sz w:val="17"/>
           <w:szCs w:val="17"/>
         </w:rPr>
-        <w:t xml:space="preserve">- 라이트 모드 전역 전환 (Samsung Blue #1a73e8)</w:t>
+        <w:t xml:space="preserve">- 상단 네비게이션(TopNav) 전환 - 사이드바 제거</w:t>
       </w:r>
     </w:p>
     <w:p>
@@ -12773,7 +13035,91 @@
           <w:sz w:val="17"/>
           <w:szCs w:val="17"/>
         </w:rPr>
+        <w:t xml:space="preserve">- 라이트 모드 전역 전환 (Samsung Blue + Tailwind 테마)</w:t>
+      </w:r>
+    </w:p>
+    <w:p>
+      <w:pPr>
+        <w:spacing w:after="50"/>
+        <w:ind w:left="360"/>
+      </w:pPr>
+      <w:r>
+        <w:rPr>
+          <w:rFonts w:ascii="Arial" w:cs="Arial" w:eastAsia="Arial" w:hAnsi="Arial"/>
+          <w:sz w:val="17"/>
+          <w:szCs w:val="17"/>
+        </w:rPr>
         <w:t xml:space="preserve">- 걸어다니는 아바타 캐릭터 애니메이션</w:t>
+      </w:r>
+    </w:p>
+    <w:p>
+      <w:pPr>
+        <w:spacing w:after="50"/>
+        <w:ind w:left="360"/>
+      </w:pPr>
+      <w:r>
+        <w:rPr>
+          <w:rFonts w:ascii="Arial" w:cs="Arial" w:eastAsia="Arial" w:hAnsi="Arial"/>
+          <w:sz w:val="17"/>
+          <w:szCs w:val="17"/>
+        </w:rPr>
+        <w:t xml:space="preserve">- 로드맵 -&gt; 시뮬레이터 내 탭으로 통합 (13페이지)</w:t>
+      </w:r>
+    </w:p>
+    <w:p>
+      <w:pPr>
+        <w:spacing w:after="50"/>
+        <w:ind w:left="360"/>
+      </w:pPr>
+      <w:r>
+        <w:rPr>
+          <w:rFonts w:ascii="Arial" w:cs="Arial" w:eastAsia="Arial" w:hAnsi="Arial"/>
+          <w:sz w:val="17"/>
+          <w:szCs w:val="17"/>
+        </w:rPr>
+        <w:t xml:space="preserve">- 모니터링 에이전트 시스템 (코어+4서포트+CLAUDE.md 연계)</w:t>
+      </w:r>
+    </w:p>
+    <w:p>
+      <w:pPr>
+        <w:spacing w:after="50"/>
+        <w:ind w:left="360"/>
+      </w:pPr>
+      <w:r>
+        <w:rPr>
+          <w:rFonts w:ascii="Arial" w:cs="Arial" w:eastAsia="Arial" w:hAnsi="Arial"/>
+          <w:sz w:val="17"/>
+          <w:szCs w:val="17"/>
+        </w:rPr>
+        <w:t xml:space="preserve">- SVG 게이지 (Recharts 제거) + WCAG AA 텍스트 대비</w:t>
+      </w:r>
+    </w:p>
+    <w:p>
+      <w:pPr>
+        <w:spacing w:after="50"/>
+        <w:ind w:left="360"/>
+      </w:pPr>
+      <w:r>
+        <w:rPr>
+          <w:rFonts w:ascii="Arial" w:cs="Arial" w:eastAsia="Arial" w:hAnsi="Arial"/>
+          <w:sz w:val="17"/>
+          <w:szCs w:val="17"/>
+        </w:rPr>
+        <w:t xml:space="preserve">- 로그인 보안 강화 (Authorization 헤더, sessionStorage, 게스트 제한)</w:t>
+      </w:r>
+    </w:p>
+    <w:p>
+      <w:pPr>
+        <w:spacing w:after="50"/>
+        <w:ind w:left="360"/>
+      </w:pPr>
+      <w:r>
+        <w:rPr>
+          <w:rFonts w:ascii="Arial" w:cs="Arial" w:eastAsia="Arial" w:hAnsi="Arial"/>
+          <w:sz w:val="17"/>
+          <w:szCs w:val="17"/>
+        </w:rPr>
+        <w:t xml:space="preserve">- Unsplash 공용 이미지 랜딩 페이지</w:t>
       </w:r>
     </w:p>
     <w:p>
